--- a/docs/architecture/TechJam Track#2.docx
+++ b/docs/architecture/TechJam Track#2.docx
@@ -6,7 +6,7 @@
       <w:pPr>
         <w:numPr>
           <w:ilvl w:val="0"/>
-          <w:numId w:val="14"/>
+          <w:numId w:val="25"/>
         </w:numPr>
         <w:shd w:fill="f0f4ff" w:val="clear"/>
         <w:spacing w:after="240" w:before="240" w:lineRule="auto"/>
@@ -26,8 +26,6 @@
     <w:p>
       <w:pPr>
         <w:shd w:fill="fde2e2" w:val="clear"/>
-        <w:spacing w:after="240" w:before="240" w:lineRule="auto"/>
-        <w:ind w:left="720" w:hanging="360"/>
         <w:rPr/>
       </w:pPr>
       <w:r>
@@ -40,8 +38,6 @@
     <w:p>
       <w:pPr>
         <w:shd w:fill="fde2e2" w:val="clear"/>
-        <w:spacing w:after="240" w:before="240" w:lineRule="auto"/>
-        <w:ind w:left="720" w:hanging="360"/>
         <w:rPr>
           <w:b w:val="1"/>
           <w:bCs w:val="1"/>
@@ -61,8 +57,6 @@
     <w:p>
       <w:pPr>
         <w:shd w:fill="fde2e2" w:val="clear"/>
-        <w:spacing w:after="240" w:before="240" w:lineRule="auto"/>
-        <w:ind w:left="720" w:hanging="360"/>
         <w:rPr>
           <w:b w:val="1"/>
           <w:bCs w:val="1"/>
@@ -100,8 +94,6 @@
     <w:p>
       <w:pPr>
         <w:shd w:fill="fde2e2" w:val="clear"/>
-        <w:spacing w:after="240" w:before="240" w:lineRule="auto"/>
-        <w:ind w:left="720" w:hanging="360"/>
         <w:rPr/>
       </w:pPr>
       <w:r>
@@ -132,8 +124,6 @@
     <w:p>
       <w:pPr>
         <w:shd w:fill="fefff0" w:val="clear"/>
-        <w:spacing w:after="240" w:before="240" w:lineRule="auto"/>
-        <w:ind w:left="720" w:hanging="360"/>
         <w:rPr>
           <w:b w:val="1"/>
           <w:bCs w:val="1"/>
@@ -165,8 +155,6 @@
     <w:p>
       <w:pPr>
         <w:shd w:fill="fefff0" w:val="clear"/>
-        <w:spacing w:after="240" w:before="240" w:lineRule="auto"/>
-        <w:ind w:left="720" w:hanging="360"/>
         <w:rPr/>
       </w:pPr>
       <w:r>
@@ -180,7 +168,7 @@
       <w:pPr>
         <w:numPr>
           <w:ilvl w:val="0"/>
-          <w:numId w:val="22"/>
+          <w:numId w:val="11"/>
         </w:numPr>
         <w:spacing w:after="240" w:before="240" w:lineRule="auto"/>
         <w:ind w:left="720" w:hanging="360"/>
@@ -202,7 +190,6 @@
         <w:keepNext w:val="0"/>
         <w:keepLines w:val="0"/>
         <w:spacing w:before="280" w:lineRule="auto"/>
-        <w:ind w:left="720" w:hanging="360"/>
         <w:rPr>
           <w:b w:val="1"/>
           <w:bCs w:val="1"/>
@@ -211,7 +198,7 @@
           <w:szCs w:val="26"/>
         </w:rPr>
       </w:pPr>
-      <w:bookmarkStart w:colFirst="0" w:colLast="0" w:name="_39h5h6netgc" w:id="0"/>
+      <w:bookmarkStart w:colFirst="0" w:colLast="0" w:name="_mmg2t8q0ue7e" w:id="0"/>
       <w:bookmarkEnd w:id="0"/>
       <w:r>
         <w:rPr>
@@ -227,8 +214,6 @@
     </w:p>
     <w:p>
       <w:pPr>
-        <w:spacing w:after="240" w:before="240" w:lineRule="auto"/>
-        <w:ind w:left="720" w:hanging="360"/>
         <w:rPr/>
       </w:pPr>
       <w:r>
@@ -254,8 +239,6 @@
     </w:p>
     <w:p>
       <w:pPr>
-        <w:spacing w:after="240" w:before="240" w:lineRule="auto"/>
-        <w:ind w:left="720" w:hanging="360"/>
         <w:jc w:val="center"/>
         <w:rPr/>
       </w:pPr>
@@ -302,7 +285,6 @@
     </w:p>
     <w:p>
       <w:pPr>
-        <w:spacing w:after="240" w:before="240" w:lineRule="auto"/>
         <w:ind w:left="600" w:right="600" w:firstLine="0"/>
         <w:rPr/>
       </w:pPr>
@@ -325,7 +307,7 @@
       <w:pPr>
         <w:numPr>
           <w:ilvl w:val="0"/>
-          <w:numId w:val="24"/>
+          <w:numId w:val="33"/>
         </w:numPr>
         <w:spacing w:after="0" w:afterAutospacing="0" w:before="240" w:lineRule="auto"/>
         <w:ind w:left="1320" w:right="600" w:hanging="360"/>
@@ -349,7 +331,7 @@
       <w:pPr>
         <w:numPr>
           <w:ilvl w:val="0"/>
-          <w:numId w:val="24"/>
+          <w:numId w:val="33"/>
         </w:numPr>
         <w:spacing w:after="0" w:afterAutospacing="0" w:before="0" w:beforeAutospacing="0" w:lineRule="auto"/>
         <w:ind w:left="1320" w:right="600" w:hanging="360"/>
@@ -373,7 +355,7 @@
       <w:pPr>
         <w:numPr>
           <w:ilvl w:val="0"/>
-          <w:numId w:val="24"/>
+          <w:numId w:val="33"/>
         </w:numPr>
         <w:spacing w:after="0" w:afterAutospacing="0" w:before="0" w:beforeAutospacing="0" w:lineRule="auto"/>
         <w:ind w:left="1320" w:right="600" w:hanging="360"/>
@@ -397,7 +379,7 @@
       <w:pPr>
         <w:numPr>
           <w:ilvl w:val="0"/>
-          <w:numId w:val="24"/>
+          <w:numId w:val="33"/>
         </w:numPr>
         <w:spacing w:after="0" w:afterAutospacing="0" w:before="0" w:beforeAutospacing="0" w:lineRule="auto"/>
         <w:ind w:left="1320" w:right="600" w:hanging="360"/>
@@ -421,7 +403,7 @@
       <w:pPr>
         <w:numPr>
           <w:ilvl w:val="0"/>
-          <w:numId w:val="24"/>
+          <w:numId w:val="33"/>
         </w:numPr>
         <w:spacing w:after="240" w:before="0" w:beforeAutospacing="0" w:lineRule="auto"/>
         <w:ind w:left="1320" w:right="600" w:hanging="360"/>
@@ -443,7 +425,6 @@
     </w:p>
     <w:p>
       <w:pPr>
-        <w:spacing w:after="240" w:before="240" w:lineRule="auto"/>
         <w:ind w:left="600" w:right="600" w:firstLine="0"/>
         <w:rPr/>
       </w:pPr>
@@ -484,8 +465,6 @@
     </w:p>
     <w:p>
       <w:pPr>
-        <w:spacing w:after="240" w:before="240" w:lineRule="auto"/>
-        <w:ind w:left="720" w:hanging="360"/>
         <w:rPr/>
       </w:pPr>
       <w:r>
@@ -525,8 +504,6 @@
     </w:p>
     <w:p>
       <w:pPr>
-        <w:spacing w:after="240" w:before="240" w:lineRule="auto"/>
-        <w:ind w:left="720" w:hanging="360"/>
         <w:rPr/>
       </w:pPr>
       <w:r>
@@ -542,7 +519,6 @@
         <w:keepNext w:val="0"/>
         <w:keepLines w:val="0"/>
         <w:spacing w:before="280" w:lineRule="auto"/>
-        <w:ind w:left="720" w:hanging="360"/>
         <w:rPr>
           <w:b w:val="1"/>
           <w:bCs w:val="1"/>
@@ -551,7 +527,7 @@
           <w:szCs w:val="26"/>
         </w:rPr>
       </w:pPr>
-      <w:bookmarkStart w:colFirst="0" w:colLast="0" w:name="_xc152uilmzgs" w:id="1"/>
+      <w:bookmarkStart w:colFirst="0" w:colLast="0" w:name="_4j6m4wl7ucla" w:id="1"/>
       <w:bookmarkEnd w:id="1"/>
       <w:r>
         <w:rPr>
@@ -567,8 +543,6 @@
     </w:p>
     <w:p>
       <w:pPr>
-        <w:spacing w:after="240" w:before="240" w:lineRule="auto"/>
-        <w:ind w:left="720" w:hanging="360"/>
         <w:rPr/>
       </w:pPr>
       <w:r>
@@ -610,7 +584,7 @@
       <w:pPr>
         <w:numPr>
           <w:ilvl w:val="0"/>
-          <w:numId w:val="6"/>
+          <w:numId w:val="16"/>
         </w:numPr>
         <w:spacing w:after="0" w:afterAutospacing="0" w:before="240" w:lineRule="auto"/>
         <w:ind w:left="720" w:hanging="360"/>
@@ -634,7 +608,7 @@
       <w:pPr>
         <w:numPr>
           <w:ilvl w:val="0"/>
-          <w:numId w:val="6"/>
+          <w:numId w:val="16"/>
         </w:numPr>
         <w:spacing w:after="0" w:afterAutospacing="0" w:before="0" w:beforeAutospacing="0" w:lineRule="auto"/>
         <w:ind w:left="720" w:hanging="360"/>
@@ -658,7 +632,7 @@
       <w:pPr>
         <w:numPr>
           <w:ilvl w:val="0"/>
-          <w:numId w:val="6"/>
+          <w:numId w:val="16"/>
         </w:numPr>
         <w:spacing w:after="240" w:before="0" w:beforeAutospacing="0" w:lineRule="auto"/>
         <w:ind w:left="720" w:hanging="360"/>
@@ -684,7 +658,6 @@
         <w:keepNext w:val="0"/>
         <w:keepLines w:val="0"/>
         <w:spacing w:before="280" w:lineRule="auto"/>
-        <w:ind w:left="720" w:hanging="360"/>
         <w:rPr>
           <w:b w:val="1"/>
           <w:bCs w:val="1"/>
@@ -693,7 +666,7 @@
           <w:szCs w:val="26"/>
         </w:rPr>
       </w:pPr>
-      <w:bookmarkStart w:colFirst="0" w:colLast="0" w:name="_gdghti2mn6kz" w:id="2"/>
+      <w:bookmarkStart w:colFirst="0" w:colLast="0" w:name="_vrqii72x0n0c" w:id="2"/>
       <w:bookmarkEnd w:id="2"/>
       <w:r>
         <w:rPr>
@@ -709,8 +682,6 @@
     </w:p>
     <w:p>
       <w:pPr>
-        <w:spacing w:after="240" w:before="240" w:lineRule="auto"/>
-        <w:ind w:left="720" w:hanging="360"/>
         <w:rPr/>
       </w:pPr>
       <w:r>
@@ -750,7 +721,6 @@
     </w:p>
     <w:p>
       <w:pPr>
-        <w:spacing w:after="240" w:before="240" w:lineRule="auto"/>
         <w:ind w:left="600" w:right="600" w:firstLine="0"/>
         <w:rPr/>
       </w:pPr>
@@ -787,7 +757,7 @@
       <w:pPr>
         <w:numPr>
           <w:ilvl w:val="0"/>
-          <w:numId w:val="19"/>
+          <w:numId w:val="26"/>
         </w:numPr>
         <w:spacing w:after="240" w:before="240" w:lineRule="auto"/>
         <w:ind w:left="720" w:hanging="360"/>
@@ -809,7 +779,6 @@
         <w:keepNext w:val="0"/>
         <w:keepLines w:val="0"/>
         <w:spacing w:before="280" w:lineRule="auto"/>
-        <w:ind w:left="720" w:hanging="360"/>
         <w:rPr>
           <w:b w:val="1"/>
           <w:bCs w:val="1"/>
@@ -818,7 +787,7 @@
           <w:szCs w:val="26"/>
         </w:rPr>
       </w:pPr>
-      <w:bookmarkStart w:colFirst="0" w:colLast="0" w:name="_18i9m1l1c8fc" w:id="3"/>
+      <w:bookmarkStart w:colFirst="0" w:colLast="0" w:name="_hiuym6cd5247" w:id="3"/>
       <w:bookmarkEnd w:id="3"/>
       <w:r>
         <w:rPr>
@@ -834,8 +803,6 @@
     </w:p>
     <w:p>
       <w:pPr>
-        <w:spacing w:after="240" w:before="240" w:lineRule="auto"/>
-        <w:ind w:left="720" w:hanging="360"/>
         <w:rPr/>
       </w:pPr>
       <w:r>
@@ -849,7 +816,7 @@
       <w:pPr>
         <w:numPr>
           <w:ilvl w:val="0"/>
-          <w:numId w:val="34"/>
+          <w:numId w:val="21"/>
         </w:numPr>
         <w:spacing w:after="0" w:afterAutospacing="0" w:before="240" w:lineRule="auto"/>
         <w:ind w:left="720" w:hanging="360"/>
@@ -887,7 +854,7 @@
       <w:pPr>
         <w:numPr>
           <w:ilvl w:val="0"/>
-          <w:numId w:val="34"/>
+          <w:numId w:val="21"/>
         </w:numPr>
         <w:spacing w:after="0" w:afterAutospacing="0" w:before="0" w:beforeAutospacing="0" w:lineRule="auto"/>
         <w:ind w:left="720" w:hanging="360"/>
@@ -925,7 +892,7 @@
       <w:pPr>
         <w:numPr>
           <w:ilvl w:val="0"/>
-          <w:numId w:val="34"/>
+          <w:numId w:val="21"/>
         </w:numPr>
         <w:spacing w:after="240" w:before="0" w:beforeAutospacing="0" w:lineRule="auto"/>
         <w:ind w:left="720" w:hanging="360"/>
@@ -979,7 +946,6 @@
         <w:keepNext w:val="0"/>
         <w:keepLines w:val="0"/>
         <w:spacing w:before="280" w:lineRule="auto"/>
-        <w:ind w:left="720" w:hanging="360"/>
         <w:rPr>
           <w:b w:val="1"/>
           <w:bCs w:val="1"/>
@@ -988,7 +954,7 @@
           <w:szCs w:val="26"/>
         </w:rPr>
       </w:pPr>
-      <w:bookmarkStart w:colFirst="0" w:colLast="0" w:name="_r9spdnojwqel" w:id="4"/>
+      <w:bookmarkStart w:colFirst="0" w:colLast="0" w:name="_534chau9wtx4" w:id="4"/>
       <w:bookmarkEnd w:id="4"/>
       <w:r>
         <w:rPr>
@@ -1006,7 +972,7 @@
       <w:pPr>
         <w:numPr>
           <w:ilvl w:val="0"/>
-          <w:numId w:val="12"/>
+          <w:numId w:val="31"/>
         </w:numPr>
         <w:spacing w:after="0" w:afterAutospacing="0" w:before="240" w:lineRule="auto"/>
         <w:ind w:left="720" w:hanging="360"/>
@@ -1030,7 +996,7 @@
       <w:pPr>
         <w:numPr>
           <w:ilvl w:val="0"/>
-          <w:numId w:val="12"/>
+          <w:numId w:val="31"/>
         </w:numPr>
         <w:spacing w:after="0" w:afterAutospacing="0" w:before="0" w:beforeAutospacing="0" w:lineRule="auto"/>
         <w:ind w:left="720" w:hanging="360"/>
@@ -1082,7 +1048,7 @@
       <w:pPr>
         <w:numPr>
           <w:ilvl w:val="0"/>
-          <w:numId w:val="12"/>
+          <w:numId w:val="31"/>
         </w:numPr>
         <w:spacing w:after="0" w:afterAutospacing="0" w:before="0" w:beforeAutospacing="0" w:lineRule="auto"/>
         <w:ind w:left="720" w:hanging="360"/>
@@ -1134,7 +1100,7 @@
       <w:pPr>
         <w:numPr>
           <w:ilvl w:val="0"/>
-          <w:numId w:val="3"/>
+          <w:numId w:val="15"/>
         </w:numPr>
         <w:spacing w:after="240" w:before="0" w:beforeAutospacing="0" w:lineRule="auto"/>
         <w:ind w:left="720" w:hanging="360"/>
@@ -1185,10 +1151,10 @@
         <w:tc>
           <w:tcPr>
             <w:tcBorders>
-              <w:top w:color="dee0e3" w:space="0" w:sz="5" w:val="single"/>
-              <w:left w:color="dee0e3" w:space="0" w:sz="5" w:val="single"/>
-              <w:bottom w:color="dee0e3" w:space="0" w:sz="5" w:val="single"/>
-              <w:right w:color="dee0e3" w:space="0" w:sz="5" w:val="single"/>
+              <w:top w:color="dee0e3" w:space="0" w:sz="6" w:val="single"/>
+              <w:left w:color="dee0e3" w:space="0" w:sz="6" w:val="single"/>
+              <w:bottom w:color="dee0e3" w:space="0" w:sz="6" w:val="single"/>
+              <w:right w:color="dee0e3" w:space="0" w:sz="6" w:val="single"/>
             </w:tcBorders>
             <w:shd w:fill="f2f3f5" w:val="clear"/>
             <w:tcMar>
@@ -1201,8 +1167,6 @@
           </w:tcPr>
           <w:p>
             <w:pPr>
-              <w:spacing w:after="240" w:before="240" w:lineRule="auto"/>
-              <w:ind w:left="720" w:hanging="360"/>
               <w:rPr>
                 <w:sz w:val="20"/>
                 <w:szCs w:val="20"/>
@@ -1221,10 +1185,10 @@
         <w:tc>
           <w:tcPr>
             <w:tcBorders>
-              <w:top w:color="dee0e3" w:space="0" w:sz="5" w:val="single"/>
-              <w:left w:color="dee0e3" w:space="0" w:sz="5" w:val="single"/>
-              <w:bottom w:color="dee0e3" w:space="0" w:sz="5" w:val="single"/>
-              <w:right w:color="dee0e3" w:space="0" w:sz="5" w:val="single"/>
+              <w:top w:color="dee0e3" w:space="0" w:sz="6" w:val="single"/>
+              <w:left w:color="dee0e3" w:space="0" w:sz="6" w:val="single"/>
+              <w:bottom w:color="dee0e3" w:space="0" w:sz="6" w:val="single"/>
+              <w:right w:color="dee0e3" w:space="0" w:sz="6" w:val="single"/>
             </w:tcBorders>
             <w:shd w:fill="f2f3f5" w:val="clear"/>
             <w:tcMar>
@@ -1237,8 +1201,6 @@
           </w:tcPr>
           <w:p>
             <w:pPr>
-              <w:spacing w:after="240" w:before="240" w:lineRule="auto"/>
-              <w:ind w:left="720" w:hanging="360"/>
               <w:rPr>
                 <w:sz w:val="20"/>
                 <w:szCs w:val="20"/>
@@ -1258,16 +1220,16 @@
       <w:tr>
         <w:trPr>
           <w:cantSplit w:val="0"/>
-          <w:trHeight w:val="1140" w:hRule="atLeast"/>
+          <w:trHeight w:val="1155" w:hRule="atLeast"/>
           <w:tblHeader w:val="0"/>
         </w:trPr>
         <w:tc>
           <w:tcPr>
             <w:tcBorders>
-              <w:top w:color="dee0e3" w:space="0" w:sz="5" w:val="single"/>
-              <w:left w:color="dee0e3" w:space="0" w:sz="5" w:val="single"/>
-              <w:bottom w:color="dee0e3" w:space="0" w:sz="5" w:val="single"/>
-              <w:right w:color="dee0e3" w:space="0" w:sz="5" w:val="single"/>
+              <w:top w:color="dee0e3" w:space="0" w:sz="6" w:val="single"/>
+              <w:left w:color="dee0e3" w:space="0" w:sz="6" w:val="single"/>
+              <w:bottom w:color="dee0e3" w:space="0" w:sz="6" w:val="single"/>
+              <w:right w:color="dee0e3" w:space="0" w:sz="6" w:val="single"/>
             </w:tcBorders>
             <w:tcMar>
               <w:top w:w="120.0" w:type="dxa"/>
@@ -1279,8 +1241,6 @@
           </w:tcPr>
           <w:p>
             <w:pPr>
-              <w:spacing w:after="240" w:before="240" w:lineRule="auto"/>
-              <w:ind w:left="720" w:hanging="360"/>
               <w:rPr>
                 <w:sz w:val="20"/>
                 <w:szCs w:val="20"/>
@@ -1299,10 +1259,10 @@
         <w:tc>
           <w:tcPr>
             <w:tcBorders>
-              <w:top w:color="dee0e3" w:space="0" w:sz="5" w:val="single"/>
-              <w:left w:color="dee0e3" w:space="0" w:sz="5" w:val="single"/>
-              <w:bottom w:color="dee0e3" w:space="0" w:sz="5" w:val="single"/>
-              <w:right w:color="dee0e3" w:space="0" w:sz="5" w:val="single"/>
+              <w:top w:color="dee0e3" w:space="0" w:sz="6" w:val="single"/>
+              <w:left w:color="dee0e3" w:space="0" w:sz="6" w:val="single"/>
+              <w:bottom w:color="dee0e3" w:space="0" w:sz="6" w:val="single"/>
+              <w:right w:color="dee0e3" w:space="0" w:sz="6" w:val="single"/>
             </w:tcBorders>
             <w:tcMar>
               <w:top w:w="120.0" w:type="dxa"/>
@@ -1383,10 +1343,10 @@
         <w:tc>
           <w:tcPr>
             <w:tcBorders>
-              <w:top w:color="dee0e3" w:space="0" w:sz="5" w:val="single"/>
-              <w:left w:color="dee0e3" w:space="0" w:sz="5" w:val="single"/>
-              <w:bottom w:color="dee0e3" w:space="0" w:sz="5" w:val="single"/>
-              <w:right w:color="dee0e3" w:space="0" w:sz="5" w:val="single"/>
+              <w:top w:color="dee0e3" w:space="0" w:sz="6" w:val="single"/>
+              <w:left w:color="dee0e3" w:space="0" w:sz="6" w:val="single"/>
+              <w:bottom w:color="dee0e3" w:space="0" w:sz="6" w:val="single"/>
+              <w:right w:color="dee0e3" w:space="0" w:sz="6" w:val="single"/>
             </w:tcBorders>
             <w:tcMar>
               <w:top w:w="120.0" w:type="dxa"/>
@@ -1398,8 +1358,6 @@
           </w:tcPr>
           <w:p>
             <w:pPr>
-              <w:spacing w:after="240" w:before="240" w:lineRule="auto"/>
-              <w:ind w:left="720" w:hanging="360"/>
               <w:rPr>
                 <w:sz w:val="20"/>
                 <w:szCs w:val="20"/>
@@ -1418,111 +1376,10 @@
         <w:tc>
           <w:tcPr>
             <w:tcBorders>
-              <w:top w:color="dee0e3" w:space="0" w:sz="5" w:val="single"/>
-              <w:left w:color="dee0e3" w:space="0" w:sz="5" w:val="single"/>
-              <w:bottom w:color="dee0e3" w:space="0" w:sz="5" w:val="single"/>
-              <w:right w:color="dee0e3" w:space="0" w:sz="5" w:val="single"/>
-            </w:tcBorders>
-            <w:tcMar>
-              <w:top w:w="120.0" w:type="dxa"/>
-              <w:left w:w="120.0" w:type="dxa"/>
-              <w:bottom w:w="120.0" w:type="dxa"/>
-              <w:right w:w="120.0" w:type="dxa"/>
-            </w:tcMar>
-            <w:vAlign w:val="top"/>
-          </w:tcPr>
-          <w:p>
-            <w:pPr>
-              <w:numPr>
-                <w:ilvl w:val="0"/>
-                <w:numId w:val="1"/>
-              </w:numPr>
-              <w:spacing w:after="0" w:afterAutospacing="0" w:before="200" w:lineRule="auto"/>
-              <w:ind w:left="720" w:hanging="360"/>
-            </w:pPr>
-            <w:r>
-              <w:rPr>
-                <w:rtl w:val="0"/>
-              </w:rPr>
-              <w:br w:type="textWrapping"/>
-            </w:r>
-            <w:r>
-              <w:rPr>
-                <w:sz w:val="20"/>
-                <w:szCs w:val="20"/>
-                <w:rtl w:val="0"/>
-              </w:rPr>
-              <w:t xml:space="preserve">No external training data or pretrained weights trained on these benchmarks' test labels</w:t>
-            </w:r>
-          </w:p>
-          <w:p>
-            <w:pPr>
-              <w:numPr>
-                <w:ilvl w:val="0"/>
-                <w:numId w:val="1"/>
-              </w:numPr>
-              <w:spacing w:after="200" w:before="0" w:beforeAutospacing="0" w:lineRule="auto"/>
-              <w:ind w:left="720" w:hanging="360"/>
-            </w:pPr>
-            <w:r>
-              <w:rPr>
-                <w:sz w:val="20"/>
-                <w:szCs w:val="20"/>
-                <w:rtl w:val="0"/>
-              </w:rPr>
-              <w:t xml:space="preserve">No hidden-test access during development (train + validation only)</w:t>
-            </w:r>
-          </w:p>
-        </w:tc>
-      </w:tr>
-      <w:tr>
-        <w:trPr>
-          <w:cantSplit w:val="0"/>
-          <w:trHeight w:val="1365" w:hRule="atLeast"/>
-          <w:tblHeader w:val="0"/>
-        </w:trPr>
-        <w:tc>
-          <w:tcPr>
-            <w:tcBorders>
-              <w:top w:color="dee0e3" w:space="0" w:sz="5" w:val="single"/>
-              <w:left w:color="dee0e3" w:space="0" w:sz="5" w:val="single"/>
-              <w:bottom w:color="dee0e3" w:space="0" w:sz="5" w:val="single"/>
-              <w:right w:color="dee0e3" w:space="0" w:sz="5" w:val="single"/>
-            </w:tcBorders>
-            <w:tcMar>
-              <w:top w:w="120.0" w:type="dxa"/>
-              <w:left w:w="120.0" w:type="dxa"/>
-              <w:bottom w:w="120.0" w:type="dxa"/>
-              <w:right w:w="120.0" w:type="dxa"/>
-            </w:tcMar>
-            <w:vAlign w:val="top"/>
-          </w:tcPr>
-          <w:p>
-            <w:pPr>
-              <w:spacing w:after="240" w:before="240" w:lineRule="auto"/>
-              <w:ind w:left="720" w:hanging="360"/>
-              <w:rPr>
-                <w:sz w:val="20"/>
-                <w:szCs w:val="20"/>
-              </w:rPr>
-            </w:pPr>
-            <w:r>
-              <w:rPr>
-                <w:sz w:val="20"/>
-                <w:szCs w:val="20"/>
-                <w:rtl w:val="0"/>
-              </w:rPr>
-              <w:t xml:space="preserve">Limits</w:t>
-            </w:r>
-          </w:p>
-        </w:tc>
-        <w:tc>
-          <w:tcPr>
-            <w:tcBorders>
-              <w:top w:color="dee0e3" w:space="0" w:sz="5" w:val="single"/>
-              <w:left w:color="dee0e3" w:space="0" w:sz="5" w:val="single"/>
-              <w:bottom w:color="dee0e3" w:space="0" w:sz="5" w:val="single"/>
-              <w:right w:color="dee0e3" w:space="0" w:sz="5" w:val="single"/>
+              <w:top w:color="dee0e3" w:space="0" w:sz="6" w:val="single"/>
+              <w:left w:color="dee0e3" w:space="0" w:sz="6" w:val="single"/>
+              <w:bottom w:color="dee0e3" w:space="0" w:sz="6" w:val="single"/>
+              <w:right w:color="dee0e3" w:space="0" w:sz="6" w:val="single"/>
             </w:tcBorders>
             <w:tcMar>
               <w:top w:w="120.0" w:type="dxa"/>
@@ -1549,111 +1406,11 @@
             </w:r>
             <w:r>
               <w:rPr>
-                <w:b w:val="1"/>
-                <w:bCs w:val="1"/>
                 <w:sz w:val="20"/>
                 <w:szCs w:val="20"/>
                 <w:rtl w:val="0"/>
               </w:rPr>
-              <w:t xml:space="preserve">KuaiRand-Pure</w:t>
-            </w:r>
-            <w:r>
-              <w:rPr>
-                <w:sz w:val="20"/>
-                <w:szCs w:val="20"/>
-                <w:rtl w:val="0"/>
-              </w:rPr>
-              <w:t xml:space="preserve">: NDCG@10 / Recall@50, click = positive (fixed) (</w:t>
-            </w:r>
-            <w:r>
-              <w:rPr>
-                <w:i w:val="1"/>
-                <w:iCs w:val="1"/>
-                <w:sz w:val="20"/>
-                <w:szCs w:val="20"/>
-                <w:rtl w:val="0"/>
-              </w:rPr>
-              <w:t xml:space="preserve">Required</w:t>
-            </w:r>
-            <w:r>
-              <w:rPr>
-                <w:sz w:val="20"/>
-                <w:szCs w:val="20"/>
-                <w:rtl w:val="0"/>
-              </w:rPr>
-              <w:t xml:space="preserve">); </w:t>
-            </w:r>
-            <w:r>
-              <w:rPr>
-                <w:b w:val="1"/>
-                <w:bCs w:val="1"/>
-                <w:sz w:val="20"/>
-                <w:szCs w:val="20"/>
-                <w:rtl w:val="0"/>
-              </w:rPr>
-              <w:t xml:space="preserve">KuaiRand-1k</w:t>
-            </w:r>
-            <w:r>
-              <w:rPr>
-                <w:sz w:val="20"/>
-                <w:szCs w:val="20"/>
-                <w:rtl w:val="0"/>
-              </w:rPr>
-              <w:t xml:space="preserve"> &amp; </w:t>
-            </w:r>
-            <w:r>
-              <w:rPr>
-                <w:b w:val="1"/>
-                <w:bCs w:val="1"/>
-                <w:sz w:val="20"/>
-                <w:szCs w:val="20"/>
-                <w:rtl w:val="0"/>
-              </w:rPr>
-              <w:t xml:space="preserve">KuaiRand-27k</w:t>
-            </w:r>
-            <w:r>
-              <w:rPr>
-                <w:sz w:val="20"/>
-                <w:szCs w:val="20"/>
-                <w:rtl w:val="0"/>
-              </w:rPr>
-              <w:t xml:space="preserve">: same task and metrics (</w:t>
-            </w:r>
-            <w:r>
-              <w:rPr>
-                <w:i w:val="1"/>
-                <w:iCs w:val="1"/>
-                <w:sz w:val="20"/>
-                <w:szCs w:val="20"/>
-                <w:rtl w:val="0"/>
-              </w:rPr>
-              <w:t xml:space="preserve">Bonus</w:t>
-            </w:r>
-            <w:r>
-              <w:rPr>
-                <w:sz w:val="20"/>
-                <w:szCs w:val="20"/>
-                <w:rtl w:val="0"/>
-              </w:rPr>
-              <w:t xml:space="preserve">)</w:t>
-            </w:r>
-          </w:p>
-          <w:p>
-            <w:pPr>
-              <w:numPr>
-                <w:ilvl w:val="0"/>
-                <w:numId w:val="7"/>
-              </w:numPr>
-              <w:spacing w:after="0" w:afterAutospacing="0" w:before="0" w:beforeAutospacing="0" w:lineRule="auto"/>
-              <w:ind w:left="720" w:hanging="360"/>
-            </w:pPr>
-            <w:r>
-              <w:rPr>
-                <w:sz w:val="20"/>
-                <w:szCs w:val="20"/>
-                <w:rtl w:val="0"/>
-              </w:rPr>
-              <w:t xml:space="preserve">Hidden test scored once, on the final submission</w:t>
+              <w:t xml:space="preserve">No external training data or pretrained weights trained on these benchmarks' test labels</w:t>
             </w:r>
           </w:p>
           <w:p>
@@ -1671,17 +1428,7 @@
                 <w:szCs w:val="20"/>
                 <w:rtl w:val="0"/>
               </w:rPr>
-              <w:t xml:space="preserve">Compute budget: </w:t>
-            </w:r>
-            <w:r>
-              <w:rPr>
-                <w:i w:val="1"/>
-                <w:iCs w:val="1"/>
-                <w:sz w:val="20"/>
-                <w:szCs w:val="20"/>
-                <w:rtl w:val="0"/>
-              </w:rPr>
-              <w:t xml:space="preserve">TBD</w:t>
+              <w:t xml:space="preserve">No hidden-test access during development (train + validation only)</w:t>
             </w:r>
           </w:p>
         </w:tc>
@@ -1689,16 +1436,16 @@
       <w:tr>
         <w:trPr>
           <w:cantSplit w:val="0"/>
-          <w:trHeight w:val="1140" w:hRule="atLeast"/>
+          <w:trHeight w:val="1380" w:hRule="atLeast"/>
           <w:tblHeader w:val="0"/>
         </w:trPr>
         <w:tc>
           <w:tcPr>
             <w:tcBorders>
-              <w:top w:color="dee0e3" w:space="0" w:sz="5" w:val="single"/>
-              <w:left w:color="dee0e3" w:space="0" w:sz="5" w:val="single"/>
-              <w:bottom w:color="dee0e3" w:space="0" w:sz="5" w:val="single"/>
-              <w:right w:color="dee0e3" w:space="0" w:sz="5" w:val="single"/>
+              <w:top w:color="dee0e3" w:space="0" w:sz="6" w:val="single"/>
+              <w:left w:color="dee0e3" w:space="0" w:sz="6" w:val="single"/>
+              <w:bottom w:color="dee0e3" w:space="0" w:sz="6" w:val="single"/>
+              <w:right w:color="dee0e3" w:space="0" w:sz="6" w:val="single"/>
             </w:tcBorders>
             <w:tcMar>
               <w:top w:w="120.0" w:type="dxa"/>
@@ -1710,8 +1457,6 @@
           </w:tcPr>
           <w:p>
             <w:pPr>
-              <w:spacing w:after="240" w:before="240" w:lineRule="auto"/>
-              <w:ind w:left="720" w:hanging="360"/>
               <w:rPr>
                 <w:sz w:val="20"/>
                 <w:szCs w:val="20"/>
@@ -1723,17 +1468,17 @@
                 <w:szCs w:val="20"/>
                 <w:rtl w:val="0"/>
               </w:rPr>
-              <w:t xml:space="preserve">Allowed assumptions</w:t>
+              <w:t xml:space="preserve">Limits</w:t>
             </w:r>
           </w:p>
         </w:tc>
         <w:tc>
           <w:tcPr>
             <w:tcBorders>
-              <w:top w:color="dee0e3" w:space="0" w:sz="5" w:val="single"/>
-              <w:left w:color="dee0e3" w:space="0" w:sz="5" w:val="single"/>
-              <w:bottom w:color="dee0e3" w:space="0" w:sz="5" w:val="single"/>
-              <w:right w:color="dee0e3" w:space="0" w:sz="5" w:val="single"/>
+              <w:top w:color="dee0e3" w:space="0" w:sz="6" w:val="single"/>
+              <w:left w:color="dee0e3" w:space="0" w:sz="6" w:val="single"/>
+              <w:bottom w:color="dee0e3" w:space="0" w:sz="6" w:val="single"/>
+              <w:right w:color="dee0e3" w:space="0" w:sz="6" w:val="single"/>
             </w:tcBorders>
             <w:tcMar>
               <w:top w:w="120.0" w:type="dxa"/>
@@ -1747,7 +1492,216 @@
             <w:pPr>
               <w:numPr>
                 <w:ilvl w:val="0"/>
-                <w:numId w:val="4"/>
+                <w:numId w:val="19"/>
+              </w:numPr>
+              <w:spacing w:after="0" w:afterAutospacing="0" w:before="200" w:lineRule="auto"/>
+              <w:ind w:left="720" w:hanging="360"/>
+            </w:pPr>
+            <w:r>
+              <w:rPr>
+                <w:rtl w:val="0"/>
+              </w:rPr>
+              <w:br w:type="textWrapping"/>
+            </w:r>
+            <w:r>
+              <w:rPr>
+                <w:b w:val="1"/>
+                <w:bCs w:val="1"/>
+                <w:sz w:val="20"/>
+                <w:szCs w:val="20"/>
+                <w:rtl w:val="0"/>
+              </w:rPr>
+              <w:t xml:space="preserve">KuaiRand-Pure</w:t>
+            </w:r>
+            <w:r>
+              <w:rPr>
+                <w:sz w:val="20"/>
+                <w:szCs w:val="20"/>
+                <w:rtl w:val="0"/>
+              </w:rPr>
+              <w:t xml:space="preserve">: NDCG@10 / Recall@50, click = positive (fixed) (</w:t>
+            </w:r>
+            <w:r>
+              <w:rPr>
+                <w:i w:val="1"/>
+                <w:iCs w:val="1"/>
+                <w:sz w:val="20"/>
+                <w:szCs w:val="20"/>
+                <w:rtl w:val="0"/>
+              </w:rPr>
+              <w:t xml:space="preserve">Required</w:t>
+            </w:r>
+            <w:r>
+              <w:rPr>
+                <w:sz w:val="20"/>
+                <w:szCs w:val="20"/>
+                <w:rtl w:val="0"/>
+              </w:rPr>
+              <w:t xml:space="preserve">); </w:t>
+            </w:r>
+            <w:r>
+              <w:rPr>
+                <w:b w:val="1"/>
+                <w:bCs w:val="1"/>
+                <w:sz w:val="20"/>
+                <w:szCs w:val="20"/>
+                <w:rtl w:val="0"/>
+              </w:rPr>
+              <w:t xml:space="preserve">KuaiRand-1k</w:t>
+            </w:r>
+            <w:r>
+              <w:rPr>
+                <w:sz w:val="20"/>
+                <w:szCs w:val="20"/>
+                <w:rtl w:val="0"/>
+              </w:rPr>
+              <w:t xml:space="preserve"> &amp; </w:t>
+            </w:r>
+            <w:r>
+              <w:rPr>
+                <w:b w:val="1"/>
+                <w:bCs w:val="1"/>
+                <w:sz w:val="20"/>
+                <w:szCs w:val="20"/>
+                <w:rtl w:val="0"/>
+              </w:rPr>
+              <w:t xml:space="preserve">KuaiRand-27k</w:t>
+            </w:r>
+            <w:r>
+              <w:rPr>
+                <w:sz w:val="20"/>
+                <w:szCs w:val="20"/>
+                <w:rtl w:val="0"/>
+              </w:rPr>
+              <w:t xml:space="preserve">: same task and metrics (</w:t>
+            </w:r>
+            <w:r>
+              <w:rPr>
+                <w:i w:val="1"/>
+                <w:iCs w:val="1"/>
+                <w:sz w:val="20"/>
+                <w:szCs w:val="20"/>
+                <w:rtl w:val="0"/>
+              </w:rPr>
+              <w:t xml:space="preserve">Bonus</w:t>
+            </w:r>
+            <w:r>
+              <w:rPr>
+                <w:sz w:val="20"/>
+                <w:szCs w:val="20"/>
+                <w:rtl w:val="0"/>
+              </w:rPr>
+              <w:t xml:space="preserve">)</w:t>
+            </w:r>
+          </w:p>
+          <w:p>
+            <w:pPr>
+              <w:numPr>
+                <w:ilvl w:val="0"/>
+                <w:numId w:val="19"/>
+              </w:numPr>
+              <w:spacing w:after="0" w:afterAutospacing="0" w:before="0" w:beforeAutospacing="0" w:lineRule="auto"/>
+              <w:ind w:left="720" w:hanging="360"/>
+            </w:pPr>
+            <w:r>
+              <w:rPr>
+                <w:sz w:val="20"/>
+                <w:szCs w:val="20"/>
+                <w:rtl w:val="0"/>
+              </w:rPr>
+              <w:t xml:space="preserve">Hidden test scored once, on the final submission</w:t>
+            </w:r>
+          </w:p>
+          <w:p>
+            <w:pPr>
+              <w:numPr>
+                <w:ilvl w:val="0"/>
+                <w:numId w:val="19"/>
+              </w:numPr>
+              <w:spacing w:after="200" w:before="0" w:beforeAutospacing="0" w:lineRule="auto"/>
+              <w:ind w:left="720" w:hanging="360"/>
+            </w:pPr>
+            <w:r>
+              <w:rPr>
+                <w:sz w:val="20"/>
+                <w:szCs w:val="20"/>
+                <w:rtl w:val="0"/>
+              </w:rPr>
+              <w:t xml:space="preserve">Compute budget: </w:t>
+            </w:r>
+            <w:r>
+              <w:rPr>
+                <w:i w:val="1"/>
+                <w:iCs w:val="1"/>
+                <w:sz w:val="20"/>
+                <w:szCs w:val="20"/>
+                <w:rtl w:val="0"/>
+              </w:rPr>
+              <w:t xml:space="preserve">TBD</w:t>
+            </w:r>
+          </w:p>
+        </w:tc>
+      </w:tr>
+      <w:tr>
+        <w:trPr>
+          <w:cantSplit w:val="0"/>
+          <w:trHeight w:val="1155" w:hRule="atLeast"/>
+          <w:tblHeader w:val="0"/>
+        </w:trPr>
+        <w:tc>
+          <w:tcPr>
+            <w:tcBorders>
+              <w:top w:color="dee0e3" w:space="0" w:sz="6" w:val="single"/>
+              <w:left w:color="dee0e3" w:space="0" w:sz="6" w:val="single"/>
+              <w:bottom w:color="dee0e3" w:space="0" w:sz="6" w:val="single"/>
+              <w:right w:color="dee0e3" w:space="0" w:sz="6" w:val="single"/>
+            </w:tcBorders>
+            <w:tcMar>
+              <w:top w:w="120.0" w:type="dxa"/>
+              <w:left w:w="120.0" w:type="dxa"/>
+              <w:bottom w:w="120.0" w:type="dxa"/>
+              <w:right w:w="120.0" w:type="dxa"/>
+            </w:tcMar>
+            <w:vAlign w:val="top"/>
+          </w:tcPr>
+          <w:p>
+            <w:pPr>
+              <w:rPr>
+                <w:sz w:val="20"/>
+                <w:szCs w:val="20"/>
+              </w:rPr>
+            </w:pPr>
+            <w:r>
+              <w:rPr>
+                <w:sz w:val="20"/>
+                <w:szCs w:val="20"/>
+                <w:rtl w:val="0"/>
+              </w:rPr>
+              <w:t xml:space="preserve">Allowed assumptions</w:t>
+            </w:r>
+          </w:p>
+        </w:tc>
+        <w:tc>
+          <w:tcPr>
+            <w:tcBorders>
+              <w:top w:color="dee0e3" w:space="0" w:sz="6" w:val="single"/>
+              <w:left w:color="dee0e3" w:space="0" w:sz="6" w:val="single"/>
+              <w:bottom w:color="dee0e3" w:space="0" w:sz="6" w:val="single"/>
+              <w:right w:color="dee0e3" w:space="0" w:sz="6" w:val="single"/>
+            </w:tcBorders>
+            <w:tcMar>
+              <w:top w:w="120.0" w:type="dxa"/>
+              <w:left w:w="120.0" w:type="dxa"/>
+              <w:bottom w:w="120.0" w:type="dxa"/>
+              <w:right w:w="120.0" w:type="dxa"/>
+            </w:tcMar>
+            <w:vAlign w:val="top"/>
+          </w:tcPr>
+          <w:p>
+            <w:pPr>
+              <w:numPr>
+                <w:ilvl w:val="0"/>
+                <w:numId w:val="18"/>
               </w:numPr>
               <w:spacing w:after="0" w:afterAutospacing="0" w:before="200" w:lineRule="auto"/>
               <w:ind w:left="720" w:hanging="360"/>
@@ -1789,7 +1743,7 @@
             <w:pPr>
               <w:numPr>
                 <w:ilvl w:val="0"/>
-                <w:numId w:val="4"/>
+                <w:numId w:val="18"/>
               </w:numPr>
               <w:spacing w:after="0" w:afterAutospacing="0" w:before="0" w:beforeAutospacing="0" w:lineRule="auto"/>
               <w:ind w:left="720" w:hanging="360"/>
@@ -1807,7 +1761,7 @@
             <w:pPr>
               <w:numPr>
                 <w:ilvl w:val="0"/>
-                <w:numId w:val="4"/>
+                <w:numId w:val="18"/>
               </w:numPr>
               <w:spacing w:after="200" w:before="0" w:beforeAutospacing="0" w:lineRule="auto"/>
               <w:ind w:left="720" w:hanging="360"/>
@@ -1828,7 +1782,7 @@
       <w:pPr>
         <w:numPr>
           <w:ilvl w:val="0"/>
-          <w:numId w:val="15"/>
+          <w:numId w:val="23"/>
         </w:numPr>
         <w:spacing w:after="240" w:before="240" w:lineRule="auto"/>
         <w:ind w:left="720" w:hanging="360"/>
@@ -1856,7 +1810,6 @@
         <w:keepNext w:val="0"/>
         <w:keepLines w:val="0"/>
         <w:spacing w:before="280" w:lineRule="auto"/>
-        <w:ind w:left="720" w:hanging="360"/>
         <w:rPr>
           <w:b w:val="1"/>
           <w:bCs w:val="1"/>
@@ -1865,7 +1818,7 @@
           <w:szCs w:val="26"/>
         </w:rPr>
       </w:pPr>
-      <w:bookmarkStart w:colFirst="0" w:colLast="0" w:name="_39e3kbrg7zt5" w:id="5"/>
+      <w:bookmarkStart w:colFirst="0" w:colLast="0" w:name="_tfbgwojccye1" w:id="5"/>
       <w:bookmarkEnd w:id="5"/>
       <w:r>
         <w:rPr>
@@ -1881,8 +1834,6 @@
     </w:p>
     <w:p>
       <w:pPr>
-        <w:spacing w:after="240" w:before="240" w:lineRule="auto"/>
-        <w:ind w:left="720" w:hanging="360"/>
         <w:rPr/>
       </w:pPr>
       <w:r>
@@ -1894,8 +1845,6 @@
     </w:p>
     <w:p>
       <w:pPr>
-        <w:spacing w:after="240" w:before="240" w:lineRule="auto"/>
-        <w:ind w:left="720" w:hanging="360"/>
         <w:rPr/>
       </w:pPr>
       <w:r>
@@ -1951,7 +1900,7 @@
       <w:pPr>
         <w:numPr>
           <w:ilvl w:val="0"/>
-          <w:numId w:val="20"/>
+          <w:numId w:val="13"/>
         </w:numPr>
         <w:spacing w:after="0" w:afterAutospacing="0" w:before="240" w:lineRule="auto"/>
         <w:ind w:left="720" w:hanging="360"/>
@@ -2045,7 +1994,7 @@
       <w:pPr>
         <w:numPr>
           <w:ilvl w:val="0"/>
-          <w:numId w:val="20"/>
+          <w:numId w:val="13"/>
         </w:numPr>
         <w:spacing w:after="0" w:afterAutospacing="0" w:before="0" w:beforeAutospacing="0" w:lineRule="auto"/>
         <w:ind w:left="720" w:hanging="360"/>
@@ -2139,7 +2088,7 @@
       <w:pPr>
         <w:numPr>
           <w:ilvl w:val="0"/>
-          <w:numId w:val="20"/>
+          <w:numId w:val="13"/>
         </w:numPr>
         <w:spacing w:after="0" w:afterAutospacing="0" w:before="0" w:beforeAutospacing="0" w:lineRule="auto"/>
         <w:ind w:left="720" w:hanging="360"/>
@@ -2221,7 +2170,7 @@
       <w:pPr>
         <w:numPr>
           <w:ilvl w:val="0"/>
-          <w:numId w:val="20"/>
+          <w:numId w:val="13"/>
         </w:numPr>
         <w:spacing w:after="0" w:afterAutospacing="0" w:before="0" w:beforeAutospacing="0" w:lineRule="auto"/>
         <w:ind w:left="720" w:hanging="360"/>
@@ -2413,7 +2362,7 @@
       <w:pPr>
         <w:numPr>
           <w:ilvl w:val="0"/>
-          <w:numId w:val="20"/>
+          <w:numId w:val="13"/>
         </w:numPr>
         <w:spacing w:after="0" w:afterAutospacing="0" w:before="0" w:beforeAutospacing="0" w:lineRule="auto"/>
         <w:ind w:left="720" w:hanging="360"/>
@@ -2521,7 +2470,7 @@
       <w:pPr>
         <w:numPr>
           <w:ilvl w:val="0"/>
-          <w:numId w:val="20"/>
+          <w:numId w:val="13"/>
         </w:numPr>
         <w:spacing w:after="240" w:before="0" w:beforeAutospacing="0" w:lineRule="auto"/>
         <w:ind w:left="720" w:hanging="360"/>
@@ -2571,7 +2520,6 @@
         <w:keepNext w:val="0"/>
         <w:keepLines w:val="0"/>
         <w:spacing w:before="280" w:lineRule="auto"/>
-        <w:ind w:left="720" w:hanging="360"/>
         <w:rPr>
           <w:b w:val="1"/>
           <w:bCs w:val="1"/>
@@ -2580,7 +2528,7 @@
           <w:szCs w:val="26"/>
         </w:rPr>
       </w:pPr>
-      <w:bookmarkStart w:colFirst="0" w:colLast="0" w:name="_9lhtetlwuuxn" w:id="6"/>
+      <w:bookmarkStart w:colFirst="0" w:colLast="0" w:name="_xvh29d5r1bj2" w:id="6"/>
       <w:bookmarkEnd w:id="6"/>
       <w:r>
         <w:rPr>
@@ -2596,8 +2544,6 @@
     </w:p>
     <w:p>
       <w:pPr>
-        <w:spacing w:after="240" w:before="240" w:lineRule="auto"/>
-        <w:ind w:left="720" w:hanging="360"/>
         <w:rPr/>
       </w:pPr>
       <w:r>
@@ -2631,8 +2577,6 @@
     </w:p>
     <w:p>
       <w:pPr>
-        <w:spacing w:after="240" w:before="240" w:lineRule="auto"/>
-        <w:ind w:left="720" w:hanging="360"/>
         <w:rPr/>
       </w:pPr>
       <w:r>
@@ -2666,8 +2610,6 @@
     </w:p>
     <w:p>
       <w:pPr>
-        <w:spacing w:after="240" w:before="240" w:lineRule="auto"/>
-        <w:ind w:left="720" w:hanging="360"/>
         <w:rPr/>
       </w:pPr>
       <w:r>
@@ -2730,10 +2672,10 @@
         <w:tc>
           <w:tcPr>
             <w:tcBorders>
-              <w:top w:color="dee0e3" w:space="0" w:sz="5" w:val="single"/>
-              <w:left w:color="dee0e3" w:space="0" w:sz="5" w:val="single"/>
-              <w:bottom w:color="dee0e3" w:space="0" w:sz="5" w:val="single"/>
-              <w:right w:color="dee0e3" w:space="0" w:sz="5" w:val="single"/>
+              <w:top w:color="dee0e3" w:space="0" w:sz="6" w:val="single"/>
+              <w:left w:color="dee0e3" w:space="0" w:sz="6" w:val="single"/>
+              <w:bottom w:color="dee0e3" w:space="0" w:sz="6" w:val="single"/>
+              <w:right w:color="dee0e3" w:space="0" w:sz="6" w:val="single"/>
             </w:tcBorders>
             <w:shd w:fill="f2f3f5" w:val="clear"/>
             <w:tcMar>
@@ -2746,8 +2688,6 @@
           </w:tcPr>
           <w:p>
             <w:pPr>
-              <w:spacing w:after="240" w:before="240" w:lineRule="auto"/>
-              <w:ind w:left="720" w:hanging="360"/>
               <w:rPr>
                 <w:sz w:val="20"/>
                 <w:szCs w:val="20"/>
@@ -2766,10 +2706,10 @@
         <w:tc>
           <w:tcPr>
             <w:tcBorders>
-              <w:top w:color="dee0e3" w:space="0" w:sz="5" w:val="single"/>
-              <w:left w:color="dee0e3" w:space="0" w:sz="5" w:val="single"/>
-              <w:bottom w:color="dee0e3" w:space="0" w:sz="5" w:val="single"/>
-              <w:right w:color="dee0e3" w:space="0" w:sz="5" w:val="single"/>
+              <w:top w:color="dee0e3" w:space="0" w:sz="6" w:val="single"/>
+              <w:left w:color="dee0e3" w:space="0" w:sz="6" w:val="single"/>
+              <w:bottom w:color="dee0e3" w:space="0" w:sz="6" w:val="single"/>
+              <w:right w:color="dee0e3" w:space="0" w:sz="6" w:val="single"/>
             </w:tcBorders>
             <w:shd w:fill="f2f3f5" w:val="clear"/>
             <w:tcMar>
@@ -2782,8 +2722,6 @@
           </w:tcPr>
           <w:p>
             <w:pPr>
-              <w:spacing w:after="240" w:before="240" w:lineRule="auto"/>
-              <w:ind w:left="720" w:hanging="360"/>
               <w:rPr>
                 <w:sz w:val="20"/>
                 <w:szCs w:val="20"/>
@@ -2802,10 +2740,10 @@
         <w:tc>
           <w:tcPr>
             <w:tcBorders>
-              <w:top w:color="dee0e3" w:space="0" w:sz="5" w:val="single"/>
-              <w:left w:color="dee0e3" w:space="0" w:sz="5" w:val="single"/>
-              <w:bottom w:color="dee0e3" w:space="0" w:sz="5" w:val="single"/>
-              <w:right w:color="dee0e3" w:space="0" w:sz="5" w:val="single"/>
+              <w:top w:color="dee0e3" w:space="0" w:sz="6" w:val="single"/>
+              <w:left w:color="dee0e3" w:space="0" w:sz="6" w:val="single"/>
+              <w:bottom w:color="dee0e3" w:space="0" w:sz="6" w:val="single"/>
+              <w:right w:color="dee0e3" w:space="0" w:sz="6" w:val="single"/>
             </w:tcBorders>
             <w:shd w:fill="f2f3f5" w:val="clear"/>
             <w:tcMar>
@@ -2818,8 +2756,6 @@
           </w:tcPr>
           <w:p>
             <w:pPr>
-              <w:spacing w:after="240" w:before="240" w:lineRule="auto"/>
-              <w:ind w:left="720" w:hanging="360"/>
               <w:rPr>
                 <w:sz w:val="20"/>
                 <w:szCs w:val="20"/>
@@ -2838,10 +2774,10 @@
         <w:tc>
           <w:tcPr>
             <w:tcBorders>
-              <w:top w:color="dee0e3" w:space="0" w:sz="5" w:val="single"/>
-              <w:left w:color="dee0e3" w:space="0" w:sz="5" w:val="single"/>
-              <w:bottom w:color="dee0e3" w:space="0" w:sz="5" w:val="single"/>
-              <w:right w:color="dee0e3" w:space="0" w:sz="5" w:val="single"/>
+              <w:top w:color="dee0e3" w:space="0" w:sz="6" w:val="single"/>
+              <w:left w:color="dee0e3" w:space="0" w:sz="6" w:val="single"/>
+              <w:bottom w:color="dee0e3" w:space="0" w:sz="6" w:val="single"/>
+              <w:right w:color="dee0e3" w:space="0" w:sz="6" w:val="single"/>
             </w:tcBorders>
             <w:shd w:fill="f2f3f5" w:val="clear"/>
             <w:tcMar>
@@ -2854,8 +2790,6 @@
           </w:tcPr>
           <w:p>
             <w:pPr>
-              <w:spacing w:after="240" w:before="240" w:lineRule="auto"/>
-              <w:ind w:left="720" w:hanging="360"/>
               <w:rPr>
                 <w:sz w:val="20"/>
                 <w:szCs w:val="20"/>
@@ -2875,16 +2809,16 @@
       <w:tr>
         <w:trPr>
           <w:cantSplit w:val="0"/>
-          <w:trHeight w:val="2760" w:hRule="atLeast"/>
+          <w:trHeight w:val="2820" w:hRule="atLeast"/>
           <w:tblHeader w:val="0"/>
         </w:trPr>
         <w:tc>
           <w:tcPr>
             <w:tcBorders>
-              <w:top w:color="dee0e3" w:space="0" w:sz="5" w:val="single"/>
-              <w:left w:color="dee0e3" w:space="0" w:sz="5" w:val="single"/>
-              <w:bottom w:color="dee0e3" w:space="0" w:sz="5" w:val="single"/>
-              <w:right w:color="dee0e3" w:space="0" w:sz="5" w:val="single"/>
+              <w:top w:color="dee0e3" w:space="0" w:sz="6" w:val="single"/>
+              <w:left w:color="dee0e3" w:space="0" w:sz="6" w:val="single"/>
+              <w:bottom w:color="dee0e3" w:space="0" w:sz="6" w:val="single"/>
+              <w:right w:color="dee0e3" w:space="0" w:sz="6" w:val="single"/>
             </w:tcBorders>
             <w:tcMar>
               <w:top w:w="120.0" w:type="dxa"/>
@@ -2896,8 +2830,6 @@
           </w:tcPr>
           <w:p>
             <w:pPr>
-              <w:spacing w:after="240" w:before="240" w:lineRule="auto"/>
-              <w:ind w:left="720" w:hanging="360"/>
               <w:rPr>
                 <w:sz w:val="20"/>
                 <w:szCs w:val="20"/>
@@ -2924,8 +2856,6 @@
           </w:p>
           <w:p>
             <w:pPr>
-              <w:spacing w:after="240" w:before="240" w:lineRule="auto"/>
-              <w:ind w:left="720" w:hanging="360"/>
               <w:rPr>
                 <w:sz w:val="20"/>
                 <w:szCs w:val="20"/>
@@ -2998,10 +2928,10 @@
         <w:tc>
           <w:tcPr>
             <w:tcBorders>
-              <w:top w:color="dee0e3" w:space="0" w:sz="5" w:val="single"/>
-              <w:left w:color="dee0e3" w:space="0" w:sz="5" w:val="single"/>
-              <w:bottom w:color="dee0e3" w:space="0" w:sz="5" w:val="single"/>
-              <w:right w:color="dee0e3" w:space="0" w:sz="5" w:val="single"/>
+              <w:top w:color="dee0e3" w:space="0" w:sz="6" w:val="single"/>
+              <w:left w:color="dee0e3" w:space="0" w:sz="6" w:val="single"/>
+              <w:bottom w:color="dee0e3" w:space="0" w:sz="6" w:val="single"/>
+              <w:right w:color="dee0e3" w:space="0" w:sz="6" w:val="single"/>
             </w:tcBorders>
             <w:tcMar>
               <w:top w:w="120.0" w:type="dxa"/>
@@ -3013,8 +2943,6 @@
           </w:tcPr>
           <w:p>
             <w:pPr>
-              <w:spacing w:after="240" w:before="240" w:lineRule="auto"/>
-              <w:ind w:left="720" w:hanging="360"/>
               <w:rPr>
                 <w:sz w:val="20"/>
                 <w:szCs w:val="20"/>
@@ -3087,10 +3015,10 @@
         <w:tc>
           <w:tcPr>
             <w:tcBorders>
-              <w:top w:color="dee0e3" w:space="0" w:sz="5" w:val="single"/>
-              <w:left w:color="dee0e3" w:space="0" w:sz="5" w:val="single"/>
-              <w:bottom w:color="dee0e3" w:space="0" w:sz="5" w:val="single"/>
-              <w:right w:color="dee0e3" w:space="0" w:sz="5" w:val="single"/>
+              <w:top w:color="dee0e3" w:space="0" w:sz="6" w:val="single"/>
+              <w:left w:color="dee0e3" w:space="0" w:sz="6" w:val="single"/>
+              <w:bottom w:color="dee0e3" w:space="0" w:sz="6" w:val="single"/>
+              <w:right w:color="dee0e3" w:space="0" w:sz="6" w:val="single"/>
             </w:tcBorders>
             <w:tcMar>
               <w:top w:w="120.0" w:type="dxa"/>
@@ -3102,8 +3030,6 @@
           </w:tcPr>
           <w:p>
             <w:pPr>
-              <w:spacing w:after="240" w:before="240" w:lineRule="auto"/>
-              <w:ind w:left="720" w:hanging="360"/>
               <w:rPr>
                 <w:sz w:val="20"/>
                 <w:szCs w:val="20"/>
@@ -3120,8 +3046,6 @@
           </w:p>
           <w:p>
             <w:pPr>
-              <w:spacing w:after="240" w:before="240" w:lineRule="auto"/>
-              <w:ind w:left="720" w:hanging="360"/>
               <w:rPr>
                 <w:sz w:val="20"/>
                 <w:szCs w:val="20"/>
@@ -3137,10 +3061,10 @@
         <w:tc>
           <w:tcPr>
             <w:tcBorders>
-              <w:top w:color="dee0e3" w:space="0" w:sz="5" w:val="single"/>
-              <w:left w:color="dee0e3" w:space="0" w:sz="5" w:val="single"/>
-              <w:bottom w:color="dee0e3" w:space="0" w:sz="5" w:val="single"/>
-              <w:right w:color="dee0e3" w:space="0" w:sz="5" w:val="single"/>
+              <w:top w:color="dee0e3" w:space="0" w:sz="6" w:val="single"/>
+              <w:left w:color="dee0e3" w:space="0" w:sz="6" w:val="single"/>
+              <w:bottom w:color="dee0e3" w:space="0" w:sz="6" w:val="single"/>
+              <w:right w:color="dee0e3" w:space="0" w:sz="6" w:val="single"/>
             </w:tcBorders>
             <w:tcMar>
               <w:top w:w="120.0" w:type="dxa"/>
@@ -3152,8 +3076,6 @@
           </w:tcPr>
           <w:p>
             <w:pPr>
-              <w:spacing w:after="240" w:before="240" w:lineRule="auto"/>
-              <w:ind w:left="720" w:hanging="360"/>
               <w:rPr>
                 <w:sz w:val="20"/>
                 <w:szCs w:val="20"/>
@@ -3173,8 +3095,6 @@
     </w:tbl>
     <w:p>
       <w:pPr>
-        <w:spacing w:after="240" w:before="240" w:lineRule="auto"/>
-        <w:ind w:left="720" w:hanging="360"/>
         <w:rPr>
           <w:color w:val="1155cc"/>
           <w:u w:val="single"/>
@@ -3212,7 +3132,6 @@
     </w:p>
     <w:p>
       <w:pPr>
-        <w:spacing w:after="240" w:before="240" w:lineRule="auto"/>
         <w:ind w:left="600" w:right="600" w:firstLine="0"/>
         <w:rPr/>
       </w:pPr>
@@ -3227,7 +3146,7 @@
       <w:pPr>
         <w:numPr>
           <w:ilvl w:val="0"/>
-          <w:numId w:val="2"/>
+          <w:numId w:val="14"/>
         </w:numPr>
         <w:spacing w:after="0" w:afterAutospacing="0" w:before="240" w:lineRule="auto"/>
         <w:ind w:left="720" w:hanging="360"/>
@@ -3247,7 +3166,7 @@
       <w:pPr>
         <w:numPr>
           <w:ilvl w:val="0"/>
-          <w:numId w:val="13"/>
+          <w:numId w:val="28"/>
         </w:numPr>
         <w:spacing w:after="0" w:afterAutospacing="0" w:before="0" w:beforeAutospacing="0" w:lineRule="auto"/>
         <w:ind w:left="720" w:hanging="360"/>
@@ -3259,6 +3178,248 @@
           <w:rtl w:val="0"/>
         </w:rPr>
         <w:t xml:space="preserve">Written Project Description (via Devpost)</w:t>
+      </w:r>
+    </w:p>
+    <w:p>
+      <w:pPr>
+        <w:numPr>
+          <w:ilvl w:val="0"/>
+          <w:numId w:val="4"/>
+        </w:numPr>
+        <w:spacing w:after="0" w:afterAutospacing="0" w:before="0" w:beforeAutospacing="0" w:lineRule="auto"/>
+        <w:ind w:left="720" w:hanging="360"/>
+      </w:pPr>
+      <w:r>
+        <w:rPr>
+          <w:rtl w:val="0"/>
+        </w:rPr>
+        <w:t xml:space="preserve">Provide a clear written description of your project that includes:</w:t>
+      </w:r>
+    </w:p>
+    <w:p>
+      <w:pPr>
+        <w:numPr>
+          <w:ilvl w:val="1"/>
+          <w:numId w:val="4"/>
+        </w:numPr>
+        <w:spacing w:after="0" w:afterAutospacing="0" w:before="0" w:beforeAutospacing="0" w:lineRule="auto"/>
+        <w:ind w:left="1440" w:hanging="360"/>
+      </w:pPr>
+      <w:r>
+        <w:rPr>
+          <w:rtl w:val="0"/>
+        </w:rPr>
+        <w:t xml:space="preserve">How your solution addresses the problem statement</w:t>
+      </w:r>
+    </w:p>
+    <w:p>
+      <w:pPr>
+        <w:numPr>
+          <w:ilvl w:val="1"/>
+          <w:numId w:val="4"/>
+        </w:numPr>
+        <w:spacing w:after="0" w:afterAutospacing="0" w:before="0" w:beforeAutospacing="0" w:lineRule="auto"/>
+        <w:ind w:left="1440" w:hanging="360"/>
+      </w:pPr>
+      <w:r>
+        <w:rPr>
+          <w:rtl w:val="0"/>
+        </w:rPr>
+        <w:t xml:space="preserve">Development tools used (e.g. VSCode, Colab, Jupyter)</w:t>
+      </w:r>
+    </w:p>
+    <w:p>
+      <w:pPr>
+        <w:numPr>
+          <w:ilvl w:val="1"/>
+          <w:numId w:val="4"/>
+        </w:numPr>
+        <w:spacing w:after="0" w:afterAutospacing="0" w:before="0" w:beforeAutospacing="0" w:lineRule="auto"/>
+        <w:ind w:left="1440" w:hanging="360"/>
+      </w:pPr>
+      <w:r>
+        <w:rPr>
+          <w:rtl w:val="0"/>
+        </w:rPr>
+        <w:t xml:space="preserve">APIs used (e.g. OpenAI GPT-4o, Google Maps API)</w:t>
+      </w:r>
+    </w:p>
+    <w:p>
+      <w:pPr>
+        <w:numPr>
+          <w:ilvl w:val="1"/>
+          <w:numId w:val="4"/>
+        </w:numPr>
+        <w:spacing w:after="0" w:afterAutospacing="0" w:before="0" w:beforeAutospacing="0" w:lineRule="auto"/>
+        <w:ind w:left="1440" w:hanging="360"/>
+      </w:pPr>
+      <w:r>
+        <w:rPr>
+          <w:rtl w:val="0"/>
+        </w:rPr>
+        <w:t xml:space="preserve">Libraries and frameworks used (e.g. Hugging Face Transformers, PyTorch, scikit-learn, pandas)</w:t>
+      </w:r>
+    </w:p>
+    <w:p>
+      <w:pPr>
+        <w:numPr>
+          <w:ilvl w:val="1"/>
+          <w:numId w:val="4"/>
+        </w:numPr>
+        <w:spacing w:after="0" w:afterAutospacing="0" w:before="0" w:beforeAutospacing="0" w:lineRule="auto"/>
+        <w:ind w:left="1440" w:hanging="360"/>
+      </w:pPr>
+      <w:r>
+        <w:rPr>
+          <w:rtl w:val="0"/>
+        </w:rPr>
+        <w:t xml:space="preserve">Datasets and assets used (e.g. Google Local Reviews dataset, manually labelled data)</w:t>
+      </w:r>
+    </w:p>
+    <w:p>
+      <w:pPr>
+        <w:numPr>
+          <w:ilvl w:val="0"/>
+          <w:numId w:val="12"/>
+        </w:numPr>
+        <w:spacing w:after="0" w:afterAutospacing="0" w:before="0" w:beforeAutospacing="0" w:lineRule="auto"/>
+        <w:ind w:left="720" w:hanging="360"/>
+      </w:pPr>
+      <w:r>
+        <w:rPr>
+          <w:b w:val="1"/>
+          <w:bCs w:val="1"/>
+          <w:rtl w:val="0"/>
+        </w:rPr>
+        <w:t xml:space="preserve">Public Code/GitHub Repository</w:t>
+      </w:r>
+    </w:p>
+    <w:p>
+      <w:pPr>
+        <w:numPr>
+          <w:ilvl w:val="0"/>
+          <w:numId w:val="3"/>
+        </w:numPr>
+        <w:spacing w:after="0" w:afterAutospacing="0" w:before="0" w:beforeAutospacing="0" w:lineRule="auto"/>
+        <w:ind w:left="720" w:hanging="360"/>
+      </w:pPr>
+      <w:r>
+        <w:rPr>
+          <w:rtl w:val="0"/>
+        </w:rPr>
+        <w:t xml:space="preserve">Submit a link to a public Code/GitHub repository containing:</w:t>
+      </w:r>
+    </w:p>
+    <w:p>
+      <w:pPr>
+        <w:numPr>
+          <w:ilvl w:val="1"/>
+          <w:numId w:val="3"/>
+        </w:numPr>
+        <w:spacing w:after="0" w:afterAutospacing="0" w:before="0" w:beforeAutospacing="0" w:lineRule="auto"/>
+        <w:ind w:left="1440" w:hanging="360"/>
+      </w:pPr>
+      <w:r>
+        <w:rPr>
+          <w:rtl w:val="0"/>
+        </w:rPr>
+        <w:t xml:space="preserve">Well-structured, commented code covering all components of your solution</w:t>
+      </w:r>
+    </w:p>
+    <w:p>
+      <w:pPr>
+        <w:numPr>
+          <w:ilvl w:val="1"/>
+          <w:numId w:val="3"/>
+        </w:numPr>
+        <w:spacing w:after="0" w:afterAutospacing="0" w:before="0" w:beforeAutospacing="0" w:lineRule="auto"/>
+        <w:ind w:left="1440" w:hanging="360"/>
+      </w:pPr>
+      <w:r>
+        <w:rPr>
+          <w:rtl w:val="0"/>
+        </w:rPr>
+        <w:t xml:space="preserve">A README file that includes:</w:t>
+      </w:r>
+    </w:p>
+    <w:p>
+      <w:pPr>
+        <w:numPr>
+          <w:ilvl w:val="2"/>
+          <w:numId w:val="3"/>
+        </w:numPr>
+        <w:spacing w:after="0" w:afterAutospacing="0" w:before="0" w:beforeAutospacing="0" w:lineRule="auto"/>
+        <w:ind w:left="2160" w:hanging="360"/>
+      </w:pPr>
+      <w:r>
+        <w:rPr>
+          <w:rtl w:val="0"/>
+        </w:rPr>
+        <w:t xml:space="preserve">Project overview</w:t>
+      </w:r>
+    </w:p>
+    <w:p>
+      <w:pPr>
+        <w:numPr>
+          <w:ilvl w:val="2"/>
+          <w:numId w:val="3"/>
+        </w:numPr>
+        <w:spacing w:after="0" w:afterAutospacing="0" w:before="0" w:beforeAutospacing="0" w:lineRule="auto"/>
+        <w:ind w:left="2160" w:hanging="360"/>
+      </w:pPr>
+      <w:r>
+        <w:rPr>
+          <w:rtl w:val="0"/>
+        </w:rPr>
+        <w:t xml:space="preserve">Setup and installation instructions</w:t>
+      </w:r>
+    </w:p>
+    <w:p>
+      <w:pPr>
+        <w:numPr>
+          <w:ilvl w:val="2"/>
+          <w:numId w:val="3"/>
+        </w:numPr>
+        <w:spacing w:after="0" w:afterAutospacing="0" w:before="0" w:beforeAutospacing="0" w:lineRule="auto"/>
+        <w:ind w:left="2160" w:hanging="360"/>
+      </w:pPr>
+      <w:r>
+        <w:rPr>
+          <w:rtl w:val="0"/>
+        </w:rPr>
+        <w:t xml:space="preserve">Steps to reproduce your results</w:t>
+      </w:r>
+    </w:p>
+    <w:p>
+      <w:pPr>
+        <w:numPr>
+          <w:ilvl w:val="2"/>
+          <w:numId w:val="3"/>
+        </w:numPr>
+        <w:spacing w:after="0" w:afterAutospacing="0" w:before="0" w:beforeAutospacing="0" w:lineRule="auto"/>
+        <w:ind w:left="2160" w:hanging="360"/>
+      </w:pPr>
+      <w:r>
+        <w:rPr>
+          <w:rtl w:val="0"/>
+        </w:rPr>
+        <w:t xml:space="preserve">A brief reflection on your solution's limitations and what you would improve given more time</w:t>
+      </w:r>
+    </w:p>
+    <w:p>
+      <w:pPr>
+        <w:numPr>
+          <w:ilvl w:val="2"/>
+          <w:numId w:val="3"/>
+        </w:numPr>
+        <w:spacing w:after="0" w:afterAutospacing="0" w:before="0" w:beforeAutospacing="0" w:lineRule="auto"/>
+        <w:ind w:left="2160" w:hanging="360"/>
+      </w:pPr>
+      <w:r>
+        <w:rPr>
+          <w:rtl w:val="0"/>
+        </w:rPr>
+        <w:t xml:space="preserve">Team member contributions (if applicable, i.e. team participants, non-solo participants)</w:t>
       </w:r>
     </w:p>
     <w:p>
@@ -3272,16 +3433,34 @@
       </w:pPr>
       <w:r>
         <w:rPr>
-          <w:rtl w:val="0"/>
-        </w:rPr>
-        <w:t xml:space="preserve">Provide a clear written description of your project that includes:</w:t>
+          <w:b w:val="1"/>
+          <w:bCs w:val="1"/>
+          <w:rtl w:val="0"/>
+        </w:rPr>
+        <w:t xml:space="preserve">Run &amp; Iteration Logs</w:t>
+      </w:r>
+    </w:p>
+    <w:p>
+      <w:pPr>
+        <w:numPr>
+          <w:ilvl w:val="0"/>
+          <w:numId w:val="27"/>
+        </w:numPr>
+        <w:spacing w:after="0" w:afterAutospacing="0" w:before="0" w:beforeAutospacing="0" w:lineRule="auto"/>
+        <w:ind w:left="720" w:hanging="360"/>
+      </w:pPr>
+      <w:r>
+        <w:rPr>
+          <w:rtl w:val="0"/>
+        </w:rPr>
+        <w:t xml:space="preserve">Submit the per-iteration log required in the Starter Kit (Run-log requirements), covering:</w:t>
       </w:r>
     </w:p>
     <w:p>
       <w:pPr>
         <w:numPr>
           <w:ilvl w:val="1"/>
-          <w:numId w:val="30"/>
+          <w:numId w:val="27"/>
         </w:numPr>
         <w:spacing w:after="0" w:afterAutospacing="0" w:before="0" w:beforeAutospacing="0" w:lineRule="auto"/>
         <w:ind w:left="1440" w:hanging="360"/>
@@ -3290,14 +3469,14 @@
         <w:rPr>
           <w:rtl w:val="0"/>
         </w:rPr>
-        <w:t xml:space="preserve">How your solution addresses the problem statement</w:t>
+        <w:t xml:space="preserve">Hypothesis for that iteration — what the agent intended to try and why</w:t>
       </w:r>
     </w:p>
     <w:p>
       <w:pPr>
         <w:numPr>
           <w:ilvl w:val="1"/>
-          <w:numId w:val="30"/>
+          <w:numId w:val="27"/>
         </w:numPr>
         <w:spacing w:after="0" w:afterAutospacing="0" w:before="0" w:beforeAutospacing="0" w:lineRule="auto"/>
         <w:ind w:left="1440" w:hanging="360"/>
@@ -3306,14 +3485,14 @@
         <w:rPr>
           <w:rtl w:val="0"/>
         </w:rPr>
-        <w:t xml:space="preserve">Development tools used (e.g. VSCode, Colab, Jupyter)</w:t>
+        <w:t xml:space="preserve">The code diff applied</w:t>
       </w:r>
     </w:p>
     <w:p>
       <w:pPr>
         <w:numPr>
           <w:ilvl w:val="1"/>
-          <w:numId w:val="30"/>
+          <w:numId w:val="27"/>
         </w:numPr>
         <w:spacing w:after="0" w:afterAutospacing="0" w:before="0" w:beforeAutospacing="0" w:lineRule="auto"/>
         <w:ind w:left="1440" w:hanging="360"/>
@@ -3322,14 +3501,14 @@
         <w:rPr>
           <w:rtl w:val="0"/>
         </w:rPr>
-        <w:t xml:space="preserve">APIs used (e.g. OpenAI GPT-4o, Google Maps API)</w:t>
+        <w:t xml:space="preserve">The resulting metrics (NDCG@10 / Recall@50 for the KuaiRand benchmarks)</w:t>
       </w:r>
     </w:p>
     <w:p>
       <w:pPr>
         <w:numPr>
           <w:ilvl w:val="1"/>
-          <w:numId w:val="30"/>
+          <w:numId w:val="27"/>
         </w:numPr>
         <w:spacing w:after="0" w:afterAutospacing="0" w:before="0" w:beforeAutospacing="0" w:lineRule="auto"/>
         <w:ind w:left="1440" w:hanging="360"/>
@@ -3338,23 +3517,23 @@
         <w:rPr>
           <w:rtl w:val="0"/>
         </w:rPr>
-        <w:t xml:space="preserve">Libraries and frameworks used (e.g. Hugging Face Transformers, PyTorch, scikit-learn, pandas)</w:t>
+        <w:t xml:space="preserve">Any error or recovery events encountered, and how the agent handled them</w:t>
       </w:r>
     </w:p>
     <w:p>
       <w:pPr>
         <w:numPr>
-          <w:ilvl w:val="1"/>
-          <w:numId w:val="30"/>
+          <w:ilvl w:val="0"/>
+          <w:numId w:val="27"/>
         </w:numPr>
         <w:spacing w:after="0" w:afterAutospacing="0" w:before="0" w:beforeAutospacing="0" w:lineRule="auto"/>
-        <w:ind w:left="1440" w:hanging="360"/>
-      </w:pPr>
-      <w:r>
-        <w:rPr>
-          <w:rtl w:val="0"/>
-        </w:rPr>
-        <w:t xml:space="preserve">Datasets and assets used (e.g. Google Local Reviews dataset, manually labelled data)</w:t>
+        <w:ind w:left="720" w:hanging="360"/>
+      </w:pPr>
+      <w:r>
+        <w:rPr>
+          <w:rtl w:val="0"/>
+        </w:rPr>
+        <w:t xml:space="preserve">A short summary reporting the number of manual interventions during the run (used to assess autonomy per Task Requirement 2)</w:t>
       </w:r>
     </w:p>
     <w:p>
@@ -3372,249 +3551,7 @@
           <w:bCs w:val="1"/>
           <w:rtl w:val="0"/>
         </w:rPr>
-        <w:t xml:space="preserve">Public Code/GitHub Repository</w:t>
-      </w:r>
-    </w:p>
-    <w:p>
-      <w:pPr>
-        <w:numPr>
-          <w:ilvl w:val="0"/>
-          <w:numId w:val="31"/>
-        </w:numPr>
-        <w:spacing w:after="0" w:afterAutospacing="0" w:before="0" w:beforeAutospacing="0" w:lineRule="auto"/>
-        <w:ind w:left="720" w:hanging="360"/>
-      </w:pPr>
-      <w:r>
-        <w:rPr>
-          <w:rtl w:val="0"/>
-        </w:rPr>
-        <w:t xml:space="preserve">Submit a link to a public Code/GitHub repository containing:</w:t>
-      </w:r>
-    </w:p>
-    <w:p>
-      <w:pPr>
-        <w:numPr>
-          <w:ilvl w:val="1"/>
-          <w:numId w:val="31"/>
-        </w:numPr>
-        <w:spacing w:after="0" w:afterAutospacing="0" w:before="0" w:beforeAutospacing="0" w:lineRule="auto"/>
-        <w:ind w:left="1440" w:hanging="360"/>
-      </w:pPr>
-      <w:r>
-        <w:rPr>
-          <w:rtl w:val="0"/>
-        </w:rPr>
-        <w:t xml:space="preserve">Well-structured, commented code covering all components of your solution</w:t>
-      </w:r>
-    </w:p>
-    <w:p>
-      <w:pPr>
-        <w:numPr>
-          <w:ilvl w:val="1"/>
-          <w:numId w:val="31"/>
-        </w:numPr>
-        <w:spacing w:after="0" w:afterAutospacing="0" w:before="0" w:beforeAutospacing="0" w:lineRule="auto"/>
-        <w:ind w:left="1440" w:hanging="360"/>
-      </w:pPr>
-      <w:r>
-        <w:rPr>
-          <w:rtl w:val="0"/>
-        </w:rPr>
-        <w:t xml:space="preserve">A README file that includes:</w:t>
-      </w:r>
-    </w:p>
-    <w:p>
-      <w:pPr>
-        <w:numPr>
-          <w:ilvl w:val="2"/>
-          <w:numId w:val="31"/>
-        </w:numPr>
-        <w:spacing w:after="0" w:afterAutospacing="0" w:before="0" w:beforeAutospacing="0" w:lineRule="auto"/>
-        <w:ind w:left="2160" w:hanging="360"/>
-      </w:pPr>
-      <w:r>
-        <w:rPr>
-          <w:rtl w:val="0"/>
-        </w:rPr>
-        <w:t xml:space="preserve">Project overview</w:t>
-      </w:r>
-    </w:p>
-    <w:p>
-      <w:pPr>
-        <w:numPr>
-          <w:ilvl w:val="2"/>
-          <w:numId w:val="31"/>
-        </w:numPr>
-        <w:spacing w:after="0" w:afterAutospacing="0" w:before="0" w:beforeAutospacing="0" w:lineRule="auto"/>
-        <w:ind w:left="2160" w:hanging="360"/>
-      </w:pPr>
-      <w:r>
-        <w:rPr>
-          <w:rtl w:val="0"/>
-        </w:rPr>
-        <w:t xml:space="preserve">Setup and installation instructions</w:t>
-      </w:r>
-    </w:p>
-    <w:p>
-      <w:pPr>
-        <w:numPr>
-          <w:ilvl w:val="2"/>
-          <w:numId w:val="31"/>
-        </w:numPr>
-        <w:spacing w:after="0" w:afterAutospacing="0" w:before="0" w:beforeAutospacing="0" w:lineRule="auto"/>
-        <w:ind w:left="2160" w:hanging="360"/>
-      </w:pPr>
-      <w:r>
-        <w:rPr>
-          <w:rtl w:val="0"/>
-        </w:rPr>
-        <w:t xml:space="preserve">Steps to reproduce your results</w:t>
-      </w:r>
-    </w:p>
-    <w:p>
-      <w:pPr>
-        <w:numPr>
-          <w:ilvl w:val="2"/>
-          <w:numId w:val="31"/>
-        </w:numPr>
-        <w:spacing w:after="0" w:afterAutospacing="0" w:before="0" w:beforeAutospacing="0" w:lineRule="auto"/>
-        <w:ind w:left="2160" w:hanging="360"/>
-      </w:pPr>
-      <w:r>
-        <w:rPr>
-          <w:rtl w:val="0"/>
-        </w:rPr>
-        <w:t xml:space="preserve">A brief reflection on your solution's limitations and what you would improve given more time</w:t>
-      </w:r>
-    </w:p>
-    <w:p>
-      <w:pPr>
-        <w:numPr>
-          <w:ilvl w:val="2"/>
-          <w:numId w:val="31"/>
-        </w:numPr>
-        <w:spacing w:after="0" w:afterAutospacing="0" w:before="0" w:beforeAutospacing="0" w:lineRule="auto"/>
-        <w:ind w:left="2160" w:hanging="360"/>
-      </w:pPr>
-      <w:r>
-        <w:rPr>
-          <w:rtl w:val="0"/>
-        </w:rPr>
-        <w:t xml:space="preserve">Team member contributions (if applicable, i.e. team participants, non-solo participants)</w:t>
-      </w:r>
-    </w:p>
-    <w:p>
-      <w:pPr>
-        <w:numPr>
-          <w:ilvl w:val="0"/>
-          <w:numId w:val="29"/>
-        </w:numPr>
-        <w:spacing w:after="0" w:afterAutospacing="0" w:before="0" w:beforeAutospacing="0" w:lineRule="auto"/>
-        <w:ind w:left="720" w:hanging="360"/>
-      </w:pPr>
-      <w:r>
-        <w:rPr>
-          <w:b w:val="1"/>
-          <w:bCs w:val="1"/>
-          <w:rtl w:val="0"/>
-        </w:rPr>
-        <w:t xml:space="preserve">Run &amp; Iteration Logs</w:t>
-      </w:r>
-    </w:p>
-    <w:p>
-      <w:pPr>
-        <w:numPr>
-          <w:ilvl w:val="0"/>
-          <w:numId w:val="32"/>
-        </w:numPr>
-        <w:spacing w:after="0" w:afterAutospacing="0" w:before="0" w:beforeAutospacing="0" w:lineRule="auto"/>
-        <w:ind w:left="720" w:hanging="360"/>
-      </w:pPr>
-      <w:r>
-        <w:rPr>
-          <w:rtl w:val="0"/>
-        </w:rPr>
-        <w:t xml:space="preserve">Submit the per-iteration log required in the Starter Kit (Run-log requirements), covering:</w:t>
-      </w:r>
-    </w:p>
-    <w:p>
-      <w:pPr>
-        <w:numPr>
-          <w:ilvl w:val="1"/>
-          <w:numId w:val="32"/>
-        </w:numPr>
-        <w:spacing w:after="0" w:afterAutospacing="0" w:before="0" w:beforeAutospacing="0" w:lineRule="auto"/>
-        <w:ind w:left="1440" w:hanging="360"/>
-      </w:pPr>
-      <w:r>
-        <w:rPr>
-          <w:rtl w:val="0"/>
-        </w:rPr>
-        <w:t xml:space="preserve">Hypothesis for that iteration — what the agent intended to try and why</w:t>
-      </w:r>
-    </w:p>
-    <w:p>
-      <w:pPr>
-        <w:numPr>
-          <w:ilvl w:val="1"/>
-          <w:numId w:val="32"/>
-        </w:numPr>
-        <w:spacing w:after="0" w:afterAutospacing="0" w:before="0" w:beforeAutospacing="0" w:lineRule="auto"/>
-        <w:ind w:left="1440" w:hanging="360"/>
-      </w:pPr>
-      <w:r>
-        <w:rPr>
-          <w:rtl w:val="0"/>
-        </w:rPr>
-        <w:t xml:space="preserve">The code diff applied</w:t>
-      </w:r>
-    </w:p>
-    <w:p>
-      <w:pPr>
-        <w:numPr>
-          <w:ilvl w:val="1"/>
-          <w:numId w:val="32"/>
-        </w:numPr>
-        <w:spacing w:after="0" w:afterAutospacing="0" w:before="0" w:beforeAutospacing="0" w:lineRule="auto"/>
-        <w:ind w:left="1440" w:hanging="360"/>
-      </w:pPr>
-      <w:r>
-        <w:rPr>
-          <w:rtl w:val="0"/>
-        </w:rPr>
-        <w:t xml:space="preserve">The resulting metrics (NDCG@10 / Recall@50 for the KuaiRand benchmarks)</w:t>
-      </w:r>
-    </w:p>
-    <w:p>
-      <w:pPr>
-        <w:numPr>
-          <w:ilvl w:val="1"/>
-          <w:numId w:val="32"/>
-        </w:numPr>
-        <w:spacing w:after="0" w:afterAutospacing="0" w:before="0" w:beforeAutospacing="0" w:lineRule="auto"/>
-        <w:ind w:left="1440" w:hanging="360"/>
-      </w:pPr>
-      <w:r>
-        <w:rPr>
-          <w:rtl w:val="0"/>
-        </w:rPr>
-        <w:t xml:space="preserve">Any error or recovery events encountered, and how the agent handled them</w:t>
-      </w:r>
-    </w:p>
-    <w:p>
-      <w:pPr>
-        <w:numPr>
-          <w:ilvl w:val="0"/>
-          <w:numId w:val="32"/>
-        </w:numPr>
-        <w:spacing w:after="0" w:afterAutospacing="0" w:before="0" w:beforeAutospacing="0" w:lineRule="auto"/>
-        <w:ind w:left="720" w:hanging="360"/>
-      </w:pPr>
-      <w:r>
-        <w:rPr>
-          <w:rtl w:val="0"/>
-        </w:rPr>
-        <w:t xml:space="preserve">A short summary reporting the number of manual interventions during the run (used to assess autonomy per Task Requirement 2)</w:t>
+        <w:t xml:space="preserve">Final Submission &amp; Results Summary</w:t>
       </w:r>
     </w:p>
     <w:p>
@@ -3628,18 +3565,16 @@
       </w:pPr>
       <w:r>
         <w:rPr>
-          <w:b w:val="1"/>
-          <w:bCs w:val="1"/>
-          <w:rtl w:val="0"/>
-        </w:rPr>
-        <w:t xml:space="preserve">Final Submission &amp; Results Summary</w:t>
+          <w:rtl w:val="0"/>
+        </w:rPr>
+        <w:t xml:space="preserve">Submit your final model output/checkpoint for the required benchmark (KuaiRand-Pure), in the schema defined by the Starter Kit. If you also attempt the bonus benchmarks (KuaiRand-1k &amp; KuaiRand-27k), submit their outputs as well for bonus scoring.</w:t>
       </w:r>
     </w:p>
     <w:p>
       <w:pPr>
         <w:numPr>
           <w:ilvl w:val="0"/>
-          <w:numId w:val="17"/>
+          <w:numId w:val="5"/>
         </w:numPr>
         <w:spacing w:after="0" w:afterAutospacing="0" w:before="0" w:beforeAutospacing="0" w:lineRule="auto"/>
         <w:ind w:left="720" w:hanging="360"/>
@@ -3648,14 +3583,14 @@
         <w:rPr>
           <w:rtl w:val="0"/>
         </w:rPr>
-        <w:t xml:space="preserve">Submit your final model output/checkpoint for the required benchmark (KuaiRand-Pure), in the schema defined by the Starter Kit. If you also attempt the bonus benchmarks (KuaiRand-1k &amp; KuaiRand-27k), submit their outputs as well for bonus scoring.</w:t>
+        <w:t xml:space="preserve">A results table reporting your validation-best score for the required benchmark's metrics (KuaiRand-Pure NDCG@10 / Recall@50), and its absolute delta over the official baseline (per the Evaluation section scoring formula); if you attempted the bonus benchmarks (KuaiRand-1k &amp; KuaiRand-27k), include their NDCG@10 / Recall@50 results as well</w:t>
       </w:r>
     </w:p>
     <w:p>
       <w:pPr>
         <w:numPr>
           <w:ilvl w:val="0"/>
-          <w:numId w:val="17"/>
+          <w:numId w:val="5"/>
         </w:numPr>
         <w:spacing w:after="0" w:afterAutospacing="0" w:before="0" w:beforeAutospacing="0" w:lineRule="auto"/>
         <w:ind w:left="720" w:hanging="360"/>
@@ -3664,30 +3599,14 @@
         <w:rPr>
           <w:rtl w:val="0"/>
         </w:rPr>
-        <w:t xml:space="preserve">A results table reporting your validation-best score for the required benchmark's metrics (KuaiRand-Pure NDCG@10 / Recall@50), and its absolute delta over the official baseline (per the Evaluation section scoring formula); if you attempted the bonus benchmarks (KuaiRand-1k &amp; KuaiRand-27k), include their NDCG@10 / Recall@50 results as well</w:t>
+        <w:t xml:space="preserve">Reported resource usage required to reach the converged result: total token consumption (input + output) from the agent's LLM calls, and total GPU time (GPU-hours) consumed during training and evaluation (used to score Feasibility &amp; Practicality)</w:t>
       </w:r>
     </w:p>
     <w:p>
       <w:pPr>
         <w:numPr>
           <w:ilvl w:val="0"/>
-          <w:numId w:val="17"/>
-        </w:numPr>
-        <w:spacing w:after="0" w:afterAutospacing="0" w:before="0" w:beforeAutospacing="0" w:lineRule="auto"/>
-        <w:ind w:left="720" w:hanging="360"/>
-      </w:pPr>
-      <w:r>
-        <w:rPr>
-          <w:rtl w:val="0"/>
-        </w:rPr>
-        <w:t xml:space="preserve">Reported resource usage required to reach the converged result: total token consumption (input + output) from the agent's LLM calls, and total GPU time (GPU-hours) consumed during training and evaluation (used to score Feasibility &amp; Practicality)</w:t>
-      </w:r>
-    </w:p>
-    <w:p>
-      <w:pPr>
-        <w:numPr>
-          <w:ilvl w:val="0"/>
-          <w:numId w:val="23"/>
+          <w:numId w:val="20"/>
         </w:numPr>
         <w:spacing w:after="240" w:before="0" w:beforeAutospacing="0" w:lineRule="auto"/>
         <w:ind w:left="720" w:hanging="360"/>
@@ -3706,7 +3625,7 @@
     <w:tbl>
       <w:tblPr>
         <w:tblStyle w:val="Table3"/>
-        <w:tblW w:w="7500.0" w:type="dxa"/>
+        <w:tblW w:w="7485.0" w:type="dxa"/>
         <w:jc w:val="left"/>
         <w:tblBorders>
           <w:top w:color="000000" w:space="0" w:sz="0" w:val="nil"/>
@@ -3720,11 +3639,11 @@
         <w:tblLook w:val="0600"/>
       </w:tblPr>
       <w:tblGrid>
-        <w:gridCol w:w="5025"/>
+        <w:gridCol w:w="5010"/>
         <w:gridCol w:w="2475"/>
         <w:tblGridChange w:id="0">
           <w:tblGrid>
-            <w:gridCol w:w="5025"/>
+            <w:gridCol w:w="5010"/>
             <w:gridCol w:w="2475"/>
           </w:tblGrid>
         </w:tblGridChange>
@@ -3738,10 +3657,10 @@
         <w:tc>
           <w:tcPr>
             <w:tcBorders>
-              <w:top w:color="dee0e3" w:space="0" w:sz="5" w:val="single"/>
-              <w:left w:color="dee0e3" w:space="0" w:sz="5" w:val="single"/>
-              <w:bottom w:color="dee0e3" w:space="0" w:sz="5" w:val="single"/>
-              <w:right w:color="dee0e3" w:space="0" w:sz="5" w:val="single"/>
+              <w:top w:color="dee0e3" w:space="0" w:sz="6" w:val="single"/>
+              <w:left w:color="dee0e3" w:space="0" w:sz="6" w:val="single"/>
+              <w:bottom w:color="dee0e3" w:space="0" w:sz="6" w:val="single"/>
+              <w:right w:color="dee0e3" w:space="0" w:sz="6" w:val="single"/>
             </w:tcBorders>
             <w:shd w:fill="f2f3f5" w:val="clear"/>
             <w:tcMar>
@@ -3754,8 +3673,6 @@
           </w:tcPr>
           <w:p>
             <w:pPr>
-              <w:spacing w:after="240" w:before="240" w:lineRule="auto"/>
-              <w:ind w:left="720" w:hanging="360"/>
               <w:rPr>
                 <w:sz w:val="20"/>
                 <w:szCs w:val="20"/>
@@ -3774,10 +3691,10 @@
         <w:tc>
           <w:tcPr>
             <w:tcBorders>
-              <w:top w:color="dee0e3" w:space="0" w:sz="5" w:val="single"/>
-              <w:left w:color="dee0e3" w:space="0" w:sz="5" w:val="single"/>
-              <w:bottom w:color="dee0e3" w:space="0" w:sz="5" w:val="single"/>
-              <w:right w:color="dee0e3" w:space="0" w:sz="5" w:val="single"/>
+              <w:top w:color="dee0e3" w:space="0" w:sz="6" w:val="single"/>
+              <w:left w:color="dee0e3" w:space="0" w:sz="6" w:val="single"/>
+              <w:bottom w:color="dee0e3" w:space="0" w:sz="6" w:val="single"/>
+              <w:right w:color="dee0e3" w:space="0" w:sz="6" w:val="single"/>
             </w:tcBorders>
             <w:shd w:fill="f2f3f5" w:val="clear"/>
             <w:tcMar>
@@ -3790,8 +3707,6 @@
           </w:tcPr>
           <w:p>
             <w:pPr>
-              <w:spacing w:after="240" w:before="240" w:lineRule="auto"/>
-              <w:ind w:left="720" w:hanging="360"/>
               <w:jc w:val="center"/>
               <w:rPr>
                 <w:sz w:val="20"/>
@@ -3818,10 +3733,10 @@
         <w:tc>
           <w:tcPr>
             <w:tcBorders>
-              <w:top w:color="dee0e3" w:space="0" w:sz="5" w:val="single"/>
-              <w:left w:color="dee0e3" w:space="0" w:sz="5" w:val="single"/>
-              <w:bottom w:color="dee0e3" w:space="0" w:sz="5" w:val="single"/>
-              <w:right w:color="dee0e3" w:space="0" w:sz="5" w:val="single"/>
+              <w:top w:color="dee0e3" w:space="0" w:sz="6" w:val="single"/>
+              <w:left w:color="dee0e3" w:space="0" w:sz="6" w:val="single"/>
+              <w:bottom w:color="dee0e3" w:space="0" w:sz="6" w:val="single"/>
+              <w:right w:color="dee0e3" w:space="0" w:sz="6" w:val="single"/>
             </w:tcBorders>
             <w:tcMar>
               <w:top w:w="120.0" w:type="dxa"/>
@@ -3833,8 +3748,6 @@
           </w:tcPr>
           <w:p>
             <w:pPr>
-              <w:spacing w:after="240" w:before="240" w:lineRule="auto"/>
-              <w:ind w:left="720" w:hanging="360"/>
               <w:rPr>
                 <w:b w:val="1"/>
                 <w:bCs w:val="1"/>
@@ -3857,10 +3770,10 @@
         <w:tc>
           <w:tcPr>
             <w:tcBorders>
-              <w:top w:color="dee0e3" w:space="0" w:sz="5" w:val="single"/>
-              <w:left w:color="dee0e3" w:space="0" w:sz="5" w:val="single"/>
-              <w:bottom w:color="dee0e3" w:space="0" w:sz="5" w:val="single"/>
-              <w:right w:color="dee0e3" w:space="0" w:sz="5" w:val="single"/>
+              <w:top w:color="dee0e3" w:space="0" w:sz="6" w:val="single"/>
+              <w:left w:color="dee0e3" w:space="0" w:sz="6" w:val="single"/>
+              <w:bottom w:color="dee0e3" w:space="0" w:sz="6" w:val="single"/>
+              <w:right w:color="dee0e3" w:space="0" w:sz="6" w:val="single"/>
             </w:tcBorders>
             <w:tcMar>
               <w:top w:w="120.0" w:type="dxa"/>
@@ -3872,8 +3785,6 @@
           </w:tcPr>
           <w:p>
             <w:pPr>
-              <w:spacing w:after="240" w:before="240" w:lineRule="auto"/>
-              <w:ind w:left="720" w:hanging="360"/>
               <w:jc w:val="center"/>
               <w:rPr>
                 <w:b w:val="1"/>
@@ -3904,10 +3815,10 @@
         <w:tc>
           <w:tcPr>
             <w:tcBorders>
-              <w:top w:color="dee0e3" w:space="0" w:sz="5" w:val="single"/>
-              <w:left w:color="dee0e3" w:space="0" w:sz="5" w:val="single"/>
-              <w:bottom w:color="dee0e3" w:space="0" w:sz="5" w:val="single"/>
-              <w:right w:color="dee0e3" w:space="0" w:sz="5" w:val="single"/>
+              <w:top w:color="dee0e3" w:space="0" w:sz="6" w:val="single"/>
+              <w:left w:color="dee0e3" w:space="0" w:sz="6" w:val="single"/>
+              <w:bottom w:color="dee0e3" w:space="0" w:sz="6" w:val="single"/>
+              <w:right w:color="dee0e3" w:space="0" w:sz="6" w:val="single"/>
             </w:tcBorders>
             <w:tcMar>
               <w:top w:w="120.0" w:type="dxa"/>
@@ -3919,8 +3830,6 @@
           </w:tcPr>
           <w:p>
             <w:pPr>
-              <w:spacing w:after="240" w:before="240" w:lineRule="auto"/>
-              <w:ind w:left="720" w:hanging="360"/>
               <w:rPr>
                 <w:b w:val="1"/>
                 <w:bCs w:val="1"/>
@@ -3943,10 +3852,10 @@
         <w:tc>
           <w:tcPr>
             <w:tcBorders>
-              <w:top w:color="dee0e3" w:space="0" w:sz="5" w:val="single"/>
-              <w:left w:color="dee0e3" w:space="0" w:sz="5" w:val="single"/>
-              <w:bottom w:color="dee0e3" w:space="0" w:sz="5" w:val="single"/>
-              <w:right w:color="dee0e3" w:space="0" w:sz="5" w:val="single"/>
+              <w:top w:color="dee0e3" w:space="0" w:sz="6" w:val="single"/>
+              <w:left w:color="dee0e3" w:space="0" w:sz="6" w:val="single"/>
+              <w:bottom w:color="dee0e3" w:space="0" w:sz="6" w:val="single"/>
+              <w:right w:color="dee0e3" w:space="0" w:sz="6" w:val="single"/>
             </w:tcBorders>
             <w:tcMar>
               <w:top w:w="120.0" w:type="dxa"/>
@@ -3958,8 +3867,6 @@
           </w:tcPr>
           <w:p>
             <w:pPr>
-              <w:spacing w:after="240" w:before="240" w:lineRule="auto"/>
-              <w:ind w:left="720" w:hanging="360"/>
               <w:jc w:val="center"/>
               <w:rPr>
                 <w:b w:val="1"/>
@@ -3990,10 +3897,10 @@
         <w:tc>
           <w:tcPr>
             <w:tcBorders>
-              <w:top w:color="dee0e3" w:space="0" w:sz="5" w:val="single"/>
-              <w:left w:color="dee0e3" w:space="0" w:sz="5" w:val="single"/>
-              <w:bottom w:color="dee0e3" w:space="0" w:sz="5" w:val="single"/>
-              <w:right w:color="dee0e3" w:space="0" w:sz="5" w:val="single"/>
+              <w:top w:color="dee0e3" w:space="0" w:sz="6" w:val="single"/>
+              <w:left w:color="dee0e3" w:space="0" w:sz="6" w:val="single"/>
+              <w:bottom w:color="dee0e3" w:space="0" w:sz="6" w:val="single"/>
+              <w:right w:color="dee0e3" w:space="0" w:sz="6" w:val="single"/>
             </w:tcBorders>
             <w:tcMar>
               <w:top w:w="120.0" w:type="dxa"/>
@@ -4005,8 +3912,6 @@
           </w:tcPr>
           <w:p>
             <w:pPr>
-              <w:spacing w:after="240" w:before="240" w:lineRule="auto"/>
-              <w:ind w:left="720" w:hanging="360"/>
               <w:rPr>
                 <w:b w:val="1"/>
                 <w:bCs w:val="1"/>
@@ -4029,10 +3934,10 @@
         <w:tc>
           <w:tcPr>
             <w:tcBorders>
-              <w:top w:color="dee0e3" w:space="0" w:sz="5" w:val="single"/>
-              <w:left w:color="dee0e3" w:space="0" w:sz="5" w:val="single"/>
-              <w:bottom w:color="dee0e3" w:space="0" w:sz="5" w:val="single"/>
-              <w:right w:color="dee0e3" w:space="0" w:sz="5" w:val="single"/>
+              <w:top w:color="dee0e3" w:space="0" w:sz="6" w:val="single"/>
+              <w:left w:color="dee0e3" w:space="0" w:sz="6" w:val="single"/>
+              <w:bottom w:color="dee0e3" w:space="0" w:sz="6" w:val="single"/>
+              <w:right w:color="dee0e3" w:space="0" w:sz="6" w:val="single"/>
             </w:tcBorders>
             <w:tcMar>
               <w:top w:w="120.0" w:type="dxa"/>
@@ -4044,8 +3949,6 @@
           </w:tcPr>
           <w:p>
             <w:pPr>
-              <w:spacing w:after="240" w:before="240" w:lineRule="auto"/>
-              <w:ind w:left="720" w:hanging="360"/>
               <w:jc w:val="center"/>
               <w:rPr>
                 <w:b w:val="1"/>
@@ -4076,10 +3979,10 @@
         <w:tc>
           <w:tcPr>
             <w:tcBorders>
-              <w:top w:color="dee0e3" w:space="0" w:sz="5" w:val="single"/>
-              <w:left w:color="dee0e3" w:space="0" w:sz="5" w:val="single"/>
-              <w:bottom w:color="dee0e3" w:space="0" w:sz="5" w:val="single"/>
-              <w:right w:color="dee0e3" w:space="0" w:sz="5" w:val="single"/>
+              <w:top w:color="dee0e3" w:space="0" w:sz="6" w:val="single"/>
+              <w:left w:color="dee0e3" w:space="0" w:sz="6" w:val="single"/>
+              <w:bottom w:color="dee0e3" w:space="0" w:sz="6" w:val="single"/>
+              <w:right w:color="dee0e3" w:space="0" w:sz="6" w:val="single"/>
             </w:tcBorders>
             <w:tcMar>
               <w:top w:w="120.0" w:type="dxa"/>
@@ -4091,8 +3994,6 @@
           </w:tcPr>
           <w:p>
             <w:pPr>
-              <w:spacing w:after="240" w:before="240" w:lineRule="auto"/>
-              <w:ind w:left="720" w:hanging="360"/>
               <w:rPr>
                 <w:b w:val="1"/>
                 <w:bCs w:val="1"/>
@@ -4115,10 +4016,10 @@
         <w:tc>
           <w:tcPr>
             <w:tcBorders>
-              <w:top w:color="dee0e3" w:space="0" w:sz="5" w:val="single"/>
-              <w:left w:color="dee0e3" w:space="0" w:sz="5" w:val="single"/>
-              <w:bottom w:color="dee0e3" w:space="0" w:sz="5" w:val="single"/>
-              <w:right w:color="dee0e3" w:space="0" w:sz="5" w:val="single"/>
+              <w:top w:color="dee0e3" w:space="0" w:sz="6" w:val="single"/>
+              <w:left w:color="dee0e3" w:space="0" w:sz="6" w:val="single"/>
+              <w:bottom w:color="dee0e3" w:space="0" w:sz="6" w:val="single"/>
+              <w:right w:color="dee0e3" w:space="0" w:sz="6" w:val="single"/>
             </w:tcBorders>
             <w:tcMar>
               <w:top w:w="120.0" w:type="dxa"/>
@@ -4130,8 +4031,6 @@
           </w:tcPr>
           <w:p>
             <w:pPr>
-              <w:spacing w:after="240" w:before="240" w:lineRule="auto"/>
-              <w:ind w:left="720" w:hanging="360"/>
               <w:jc w:val="center"/>
               <w:rPr>
                 <w:b w:val="1"/>
@@ -4156,16 +4055,16 @@
       <w:tr>
         <w:trPr>
           <w:cantSplit w:val="0"/>
-          <w:trHeight w:val="1110" w:hRule="atLeast"/>
+          <w:trHeight w:val="1125" w:hRule="atLeast"/>
           <w:tblHeader w:val="0"/>
         </w:trPr>
         <w:tc>
           <w:tcPr>
             <w:tcBorders>
-              <w:top w:color="dee0e3" w:space="0" w:sz="5" w:val="single"/>
-              <w:left w:color="dee0e3" w:space="0" w:sz="5" w:val="single"/>
-              <w:bottom w:color="dee0e3" w:space="0" w:sz="5" w:val="single"/>
-              <w:right w:color="dee0e3" w:space="0" w:sz="5" w:val="single"/>
+              <w:top w:color="dee0e3" w:space="0" w:sz="6" w:val="single"/>
+              <w:left w:color="dee0e3" w:space="0" w:sz="6" w:val="single"/>
+              <w:bottom w:color="dee0e3" w:space="0" w:sz="6" w:val="single"/>
+              <w:right w:color="dee0e3" w:space="0" w:sz="6" w:val="single"/>
             </w:tcBorders>
             <w:tcMar>
               <w:top w:w="120.0" w:type="dxa"/>
@@ -4177,8 +4076,6 @@
           </w:tcPr>
           <w:p>
             <w:pPr>
-              <w:spacing w:after="240" w:before="240" w:lineRule="auto"/>
-              <w:ind w:left="720" w:hanging="360"/>
               <w:rPr>
                 <w:b w:val="1"/>
                 <w:bCs w:val="1"/>
@@ -4199,7 +4096,6 @@
           </w:p>
           <w:p>
             <w:pPr>
-              <w:spacing w:after="240" w:before="240" w:lineRule="auto"/>
               <w:ind w:left="600" w:right="600" w:firstLine="0"/>
               <w:rPr>
                 <w:sz w:val="20"/>
@@ -4219,10 +4115,10 @@
         <w:tc>
           <w:tcPr>
             <w:tcBorders>
-              <w:top w:color="dee0e3" w:space="0" w:sz="5" w:val="single"/>
-              <w:left w:color="dee0e3" w:space="0" w:sz="5" w:val="single"/>
-              <w:bottom w:color="dee0e3" w:space="0" w:sz="5" w:val="single"/>
-              <w:right w:color="dee0e3" w:space="0" w:sz="5" w:val="single"/>
+              <w:top w:color="dee0e3" w:space="0" w:sz="6" w:val="single"/>
+              <w:left w:color="dee0e3" w:space="0" w:sz="6" w:val="single"/>
+              <w:bottom w:color="dee0e3" w:space="0" w:sz="6" w:val="single"/>
+              <w:right w:color="dee0e3" w:space="0" w:sz="6" w:val="single"/>
             </w:tcBorders>
             <w:tcMar>
               <w:top w:w="120.0" w:type="dxa"/>
@@ -4234,8 +4130,6 @@
           </w:tcPr>
           <w:p>
             <w:pPr>
-              <w:spacing w:after="240" w:before="240" w:lineRule="auto"/>
-              <w:ind w:left="720" w:hanging="360"/>
               <w:jc w:val="center"/>
               <w:rPr>
                 <w:b w:val="1"/>
@@ -4264,7 +4158,6 @@
         <w:keepNext w:val="0"/>
         <w:keepLines w:val="0"/>
         <w:spacing w:before="280" w:lineRule="auto"/>
-        <w:ind w:left="720" w:hanging="360"/>
         <w:rPr>
           <w:b w:val="1"/>
           <w:bCs w:val="1"/>
@@ -4273,7 +4166,7 @@
           <w:szCs w:val="26"/>
         </w:rPr>
       </w:pPr>
-      <w:bookmarkStart w:colFirst="0" w:colLast="0" w:name="_ksfqagvp0bc9" w:id="7"/>
+      <w:bookmarkStart w:colFirst="0" w:colLast="0" w:name="_eqdfyyzgj12r" w:id="7"/>
       <w:bookmarkEnd w:id="7"/>
       <w:r>
         <w:rPr>
@@ -4289,8 +4182,6 @@
     </w:p>
     <w:p>
       <w:pPr>
-        <w:spacing w:after="240" w:before="240" w:lineRule="auto"/>
-        <w:ind w:left="720" w:hanging="360"/>
         <w:rPr/>
       </w:pPr>
       <w:r>
@@ -4414,7 +4305,7 @@
       <w:pPr>
         <w:numPr>
           <w:ilvl w:val="0"/>
-          <w:numId w:val="11"/>
+          <w:numId w:val="10"/>
         </w:numPr>
         <w:spacing w:after="0" w:afterAutospacing="0" w:before="240" w:lineRule="auto"/>
         <w:ind w:left="720" w:hanging="360"/>
@@ -4452,101 +4343,7 @@
       <w:pPr>
         <w:numPr>
           <w:ilvl w:val="0"/>
-          <w:numId w:val="11"/>
-        </w:numPr>
-        <w:spacing w:after="0" w:afterAutospacing="0" w:before="0" w:beforeAutospacing="0" w:lineRule="auto"/>
-        <w:ind w:left="720" w:hanging="360"/>
-      </w:pPr>
-      <w:r>
-        <w:rPr>
-          <w:rtl w:val="0"/>
-        </w:rPr>
-        <w:t xml:space="preserve">Per-dataset metrics: </w:t>
-      </w:r>
-      <w:r>
-        <w:rPr>
-          <w:b w:val="1"/>
-          <w:bCs w:val="1"/>
-          <w:rtl w:val="0"/>
-        </w:rPr>
-        <w:t xml:space="preserve">KuaiRand-Pure / KuaiRand-1k / KuaiRand-27k</w:t>
-      </w:r>
-      <w:r>
-        <w:rPr>
-          <w:rFonts w:ascii="Arial Unicode MS" w:cs="Arial Unicode MS" w:eastAsia="Arial Unicode MS" w:hAnsi="Arial Unicode MS"/>
-          <w:rtl w:val="0"/>
-        </w:rPr>
-        <w:t xml:space="preserve"> → NDCG@10 / Recall@50. Within each dataset, the score is the </w:t>
-      </w:r>
-      <w:r>
-        <w:rPr>
-          <w:b w:val="1"/>
-          <w:bCs w:val="1"/>
-          <w:rtl w:val="0"/>
-        </w:rPr>
-        <w:t xml:space="preserve">equal-weighted average of each metric's </w:t>
-      </w:r>
-      <w:r>
-        <w:rPr>
-          <w:b w:val="1"/>
-          <w:bCs w:val="1"/>
-          <w:i w:val="1"/>
-          <w:iCs w:val="1"/>
-          <w:rtl w:val="0"/>
-        </w:rPr>
-        <w:t xml:space="preserve">absolute</w:t>
-      </w:r>
-      <w:r>
-        <w:rPr>
-          <w:b w:val="1"/>
-          <w:bCs w:val="1"/>
-          <w:rtl w:val="0"/>
-        </w:rPr>
-        <w:t xml:space="preserve"> improvement over the official baseline</w:t>
-      </w:r>
-      <w:r>
-        <w:rPr>
-          <w:rtl w:val="0"/>
-        </w:rPr>
-        <w:t xml:space="preserve"> on the hidden test set. For every metric </w:t>
-      </w:r>
-      <w:r>
-        <w:rPr>
-          <w:i w:val="1"/>
-          <w:iCs w:val="1"/>
-          <w:rtl w:val="0"/>
-        </w:rPr>
-        <w:t xml:space="preserve">m</w:t>
-      </w:r>
-      <w:r>
-        <w:rPr>
-          <w:rtl w:val="0"/>
-        </w:rPr>
-        <w:t xml:space="preserve">:</w:t>
-      </w:r>
-    </w:p>
-    <w:p>
-      <w:pPr>
-        <w:numPr>
-          <w:ilvl w:val="0"/>
-          <w:numId w:val="14"/>
-        </w:numPr>
-        <w:spacing w:after="0" w:afterAutospacing="0" w:before="0" w:beforeAutospacing="0" w:lineRule="auto"/>
-        <w:ind w:left="720" w:hanging="360"/>
-      </w:pPr>
-      <w:r>
-        <w:rPr>
-          <w:rFonts w:ascii="Arial Unicode MS" w:cs="Arial Unicode MS" w:eastAsia="Arial Unicode MS" w:hAnsi="Arial Unicode MS"/>
-          <w:rtl w:val="0"/>
-        </w:rPr>
-        <w:t xml:space="preserve">delta(m) = score_agent(m) − score_baseline(m)</w:t>
-      </w:r>
-    </w:p>
-    <w:p>
-      <w:pPr>
-        <w:numPr>
-          <w:ilvl w:val="0"/>
-          <w:numId w:val="11"/>
+          <w:numId w:val="10"/>
         </w:numPr>
         <w:spacing w:after="240" w:before="0" w:beforeAutospacing="0" w:lineRule="auto"/>
         <w:ind w:left="720" w:hanging="360"/>
@@ -4555,13 +4352,100 @@
         <w:rPr>
           <w:rtl w:val="0"/>
         </w:rPr>
-        <w:t xml:space="preserve">score_dataset = mean over m of  delta(m)</w:t>
-      </w:r>
-    </w:p>
-    <w:p>
-      <w:pPr>
+        <w:t xml:space="preserve">Per-dataset metrics: </w:t>
+      </w:r>
+      <w:r>
+        <w:rPr>
+          <w:b w:val="1"/>
+          <w:bCs w:val="1"/>
+          <w:rtl w:val="0"/>
+        </w:rPr>
+        <w:t xml:space="preserve">KuaiRand-Pure / KuaiRand-1k / KuaiRand-27k</w:t>
+      </w:r>
+      <w:r>
+        <w:rPr>
+          <w:rFonts w:ascii="Arial Unicode MS" w:cs="Arial Unicode MS" w:eastAsia="Arial Unicode MS" w:hAnsi="Arial Unicode MS"/>
+          <w:rtl w:val="0"/>
+        </w:rPr>
+        <w:t xml:space="preserve"> → NDCG@10 / Recall@50. Within each dataset, the score is the </w:t>
+      </w:r>
+      <w:r>
+        <w:rPr>
+          <w:b w:val="1"/>
+          <w:bCs w:val="1"/>
+          <w:rtl w:val="0"/>
+        </w:rPr>
+        <w:t xml:space="preserve">equal-weighted average of each metric's </w:t>
+      </w:r>
+      <w:r>
+        <w:rPr>
+          <w:b w:val="1"/>
+          <w:bCs w:val="1"/>
+          <w:i w:val="1"/>
+          <w:iCs w:val="1"/>
+          <w:rtl w:val="0"/>
+        </w:rPr>
+        <w:t xml:space="preserve">absolute</w:t>
+      </w:r>
+      <w:r>
+        <w:rPr>
+          <w:b w:val="1"/>
+          <w:bCs w:val="1"/>
+          <w:rtl w:val="0"/>
+        </w:rPr>
+        <w:t xml:space="preserve"> improvement over the official baseline</w:t>
+      </w:r>
+      <w:r>
+        <w:rPr>
+          <w:rtl w:val="0"/>
+        </w:rPr>
+        <w:t xml:space="preserve"> on the hidden test set. For every metric </w:t>
+      </w:r>
+      <w:r>
+        <w:rPr>
+          <w:i w:val="1"/>
+          <w:iCs w:val="1"/>
+          <w:rtl w:val="0"/>
+        </w:rPr>
+        <w:t xml:space="preserve">m</w:t>
+      </w:r>
+      <w:r>
+        <w:rPr>
+          <w:rtl w:val="0"/>
+        </w:rPr>
+        <w:t xml:space="preserve">:</w:t>
+      </w:r>
+    </w:p>
+    <w:p>
+      <w:pPr>
+        <w:rPr/>
+      </w:pPr>
+      <w:r>
+        <w:rPr>
+          <w:rFonts w:ascii="Arial Unicode MS" w:cs="Arial Unicode MS" w:eastAsia="Arial Unicode MS" w:hAnsi="Arial Unicode MS"/>
+          <w:rtl w:val="0"/>
+        </w:rPr>
+        <w:t xml:space="preserve">delta(m) = score_agent(m) − score_baseline(m)</w:t>
+      </w:r>
+    </w:p>
+    <w:p>
+      <w:pPr>
+        <w:numPr>
+          <w:ilvl w:val="0"/>
+          <w:numId w:val="10"/>
+        </w:numPr>
         <w:spacing w:after="240" w:before="240" w:lineRule="auto"/>
         <w:ind w:left="720" w:hanging="360"/>
+      </w:pPr>
+      <w:r>
+        <w:rPr>
+          <w:rtl w:val="0"/>
+        </w:rPr>
+        <w:t xml:space="preserve">score_dataset = mean over m of  delta(m)</w:t>
+      </w:r>
+    </w:p>
+    <w:p>
+      <w:pPr>
         <w:rPr/>
       </w:pPr>
       <w:r>
@@ -4599,7 +4483,6 @@
         <w:keepNext w:val="0"/>
         <w:keepLines w:val="0"/>
         <w:spacing w:before="280" w:lineRule="auto"/>
-        <w:ind w:left="720" w:hanging="360"/>
         <w:rPr>
           <w:b w:val="1"/>
           <w:bCs w:val="1"/>
@@ -4608,7 +4491,7 @@
           <w:szCs w:val="26"/>
         </w:rPr>
       </w:pPr>
-      <w:bookmarkStart w:colFirst="0" w:colLast="0" w:name="_8arb4zehfc2h" w:id="8"/>
+      <w:bookmarkStart w:colFirst="0" w:colLast="0" w:name="_3z8c4ixfslmq" w:id="8"/>
       <w:bookmarkEnd w:id="8"/>
       <w:r>
         <w:rPr>
@@ -4624,8 +4507,6 @@
     </w:p>
     <w:p>
       <w:pPr>
-        <w:spacing w:after="240" w:before="240" w:lineRule="auto"/>
-        <w:ind w:left="720" w:hanging="360"/>
         <w:rPr/>
       </w:pPr>
       <w:r>
@@ -4639,7 +4520,7 @@
       <w:pPr>
         <w:numPr>
           <w:ilvl w:val="0"/>
-          <w:numId w:val="27"/>
+          <w:numId w:val="22"/>
         </w:numPr>
         <w:spacing w:after="0" w:afterAutospacing="0" w:before="240" w:lineRule="auto"/>
         <w:ind w:left="720" w:hanging="360"/>
@@ -4655,7 +4536,7 @@
       <w:pPr>
         <w:numPr>
           <w:ilvl w:val="0"/>
-          <w:numId w:val="27"/>
+          <w:numId w:val="22"/>
         </w:numPr>
         <w:spacing w:after="240" w:before="0" w:beforeAutospacing="0" w:lineRule="auto"/>
         <w:ind w:left="720" w:hanging="360"/>
@@ -4673,7 +4554,6 @@
         <w:keepNext w:val="0"/>
         <w:keepLines w:val="0"/>
         <w:spacing w:before="280" w:lineRule="auto"/>
-        <w:ind w:left="720" w:hanging="360"/>
         <w:rPr>
           <w:b w:val="1"/>
           <w:bCs w:val="1"/>
@@ -4682,7 +4562,7 @@
           <w:szCs w:val="26"/>
         </w:rPr>
       </w:pPr>
-      <w:bookmarkStart w:colFirst="0" w:colLast="0" w:name="_hekl6mbefqq2" w:id="9"/>
+      <w:bookmarkStart w:colFirst="0" w:colLast="0" w:name="_kqy5zzxf9a81" w:id="9"/>
       <w:bookmarkEnd w:id="9"/>
       <w:r>
         <w:rPr>
@@ -4698,8 +4578,6 @@
     </w:p>
     <w:p>
       <w:pPr>
-        <w:spacing w:after="240" w:before="240" w:lineRule="auto"/>
-        <w:ind w:left="720" w:hanging="360"/>
         <w:rPr/>
       </w:pPr>
       <w:r>
@@ -4737,7 +4615,6 @@
         <w:keepNext w:val="0"/>
         <w:keepLines w:val="0"/>
         <w:spacing w:before="280" w:lineRule="auto"/>
-        <w:ind w:left="720" w:hanging="360"/>
         <w:rPr>
           <w:b w:val="1"/>
           <w:bCs w:val="1"/>
@@ -4746,7 +4623,7 @@
           <w:szCs w:val="26"/>
         </w:rPr>
       </w:pPr>
-      <w:bookmarkStart w:colFirst="0" w:colLast="0" w:name="_kd1okpbj3dsg" w:id="10"/>
+      <w:bookmarkStart w:colFirst="0" w:colLast="0" w:name="_mbjznjarbmqd" w:id="10"/>
       <w:bookmarkEnd w:id="10"/>
       <w:r>
         <w:rPr>
@@ -4762,8 +4639,6 @@
     </w:p>
     <w:p>
       <w:pPr>
-        <w:spacing w:after="240" w:before="240" w:lineRule="auto"/>
-        <w:ind w:left="720" w:hanging="360"/>
         <w:rPr/>
       </w:pPr>
       <w:r>
@@ -4777,7 +4652,7 @@
       <w:pPr>
         <w:numPr>
           <w:ilvl w:val="0"/>
-          <w:numId w:val="26"/>
+          <w:numId w:val="2"/>
         </w:numPr>
         <w:spacing w:after="0" w:afterAutospacing="0" w:before="240" w:lineRule="auto"/>
         <w:ind w:left="720" w:hanging="360"/>
@@ -4801,7 +4676,7 @@
       <w:pPr>
         <w:numPr>
           <w:ilvl w:val="0"/>
-          <w:numId w:val="26"/>
+          <w:numId w:val="2"/>
         </w:numPr>
         <w:spacing w:after="0" w:afterAutospacing="0" w:before="0" w:beforeAutospacing="0" w:lineRule="auto"/>
         <w:ind w:left="720" w:hanging="360"/>
@@ -4825,7 +4700,7 @@
       <w:pPr>
         <w:numPr>
           <w:ilvl w:val="0"/>
-          <w:numId w:val="25"/>
+          <w:numId w:val="17"/>
         </w:numPr>
         <w:spacing w:after="240" w:before="0" w:beforeAutospacing="0" w:lineRule="auto"/>
         <w:ind w:left="720" w:hanging="360"/>
@@ -4843,8 +4718,6 @@
     </w:p>
     <w:p>
       <w:pPr>
-        <w:spacing w:after="240" w:before="240" w:lineRule="auto"/>
-        <w:ind w:left="720" w:hanging="360"/>
         <w:rPr>
           <w:color w:val="1155cc"/>
           <w:u w:val="single"/>
@@ -4882,8 +4755,6 @@
     </w:p>
     <w:p>
       <w:pPr>
-        <w:spacing w:after="240" w:before="240" w:lineRule="auto"/>
-        <w:ind w:left="720" w:hanging="360"/>
         <w:rPr>
           <w:color w:val="1155cc"/>
           <w:u w:val="single"/>
@@ -4921,8 +4792,6 @@
     </w:p>
     <w:p>
       <w:pPr>
-        <w:spacing w:after="240" w:before="240" w:lineRule="auto"/>
-        <w:ind w:left="720" w:hanging="360"/>
         <w:rPr>
           <w:color w:val="1155cc"/>
           <w:u w:val="single"/>
@@ -4962,7 +4831,7 @@
       <w:pPr>
         <w:numPr>
           <w:ilvl w:val="0"/>
-          <w:numId w:val="28"/>
+          <w:numId w:val="34"/>
         </w:numPr>
         <w:spacing w:after="240" w:before="240" w:lineRule="auto"/>
         <w:ind w:left="720" w:hanging="360"/>
@@ -4980,7 +4849,6 @@
     </w:p>
     <w:p>
       <w:pPr>
-        <w:spacing w:after="240" w:before="240" w:lineRule="auto"/>
         <w:ind w:left="600" w:right="600" w:firstLine="0"/>
         <w:rPr/>
       </w:pPr>
@@ -4997,7 +4865,6 @@
         <w:keepNext w:val="0"/>
         <w:keepLines w:val="0"/>
         <w:spacing w:before="280" w:lineRule="auto"/>
-        <w:ind w:left="720" w:hanging="360"/>
         <w:rPr>
           <w:b w:val="1"/>
           <w:bCs w:val="1"/>
@@ -5006,7 +4873,7 @@
           <w:szCs w:val="26"/>
         </w:rPr>
       </w:pPr>
-      <w:bookmarkStart w:colFirst="0" w:colLast="0" w:name="_b6hdfypbo5jf" w:id="11"/>
+      <w:bookmarkStart w:colFirst="0" w:colLast="0" w:name="_xtoyrdm3ofnv" w:id="11"/>
       <w:bookmarkEnd w:id="11"/>
       <w:r>
         <w:rPr>
@@ -5022,8 +4889,6 @@
     </w:p>
     <w:p>
       <w:pPr>
-        <w:spacing w:after="240" w:before="240" w:lineRule="auto"/>
-        <w:ind w:left="720" w:hanging="360"/>
         <w:rPr/>
       </w:pPr>
       <w:r>
@@ -5031,43 +4896,36 @@
           <w:rtl w:val="0"/>
         </w:rPr>
         <w:t xml:space="preserve">A modern industrial recommender does not score every item directly. It runs a funnel of stages, each narrowing the candidate set:</w:t>
+      </w:r>
+    </w:p>
+    <w:p>
+      <w:pPr>
+        <w:rPr/>
+      </w:pPr>
+      <w:r>
+        <w:rPr>
+          <w:rFonts w:ascii="Arial Unicode MS" w:cs="Arial Unicode MS" w:eastAsia="Arial Unicode MS" w:hAnsi="Arial Unicode MS"/>
+          <w:rtl w:val="0"/>
+        </w:rPr>
+        <w:t xml:space="preserve">Recall  →  Pre-ranking  →  Ranking  →  Re-ranking</w:t>
+      </w:r>
+    </w:p>
+    <w:p>
+      <w:pPr>
+        <w:rPr/>
+      </w:pPr>
+      <w:r>
+        <w:rPr>
+          <w:rtl w:val="0"/>
+        </w:rPr>
+        <w:t xml:space="preserve">millions    thousands       hundreds     final list</w:t>
       </w:r>
     </w:p>
     <w:p>
       <w:pPr>
         <w:numPr>
           <w:ilvl w:val="0"/>
-          <w:numId w:val="14"/>
-        </w:numPr>
-        <w:spacing w:after="240" w:before="240" w:lineRule="auto"/>
-        <w:ind w:left="720" w:hanging="360"/>
-      </w:pPr>
-      <w:r>
-        <w:rPr>
-          <w:rFonts w:ascii="Arial Unicode MS" w:cs="Arial Unicode MS" w:eastAsia="Arial Unicode MS" w:hAnsi="Arial Unicode MS"/>
-          <w:rtl w:val="0"/>
-        </w:rPr>
-        <w:t xml:space="preserve">Recall  →  Pre-ranking  →  Ranking  →  Re-ranking</w:t>
-      </w:r>
-    </w:p>
-    <w:p>
-      <w:pPr>
-        <w:spacing w:after="240" w:before="240" w:lineRule="auto"/>
-        <w:ind w:left="720" w:hanging="360"/>
-        <w:rPr/>
-      </w:pPr>
-      <w:r>
-        <w:rPr>
-          <w:rtl w:val="0"/>
-        </w:rPr>
-        <w:t xml:space="preserve">millions    thousands       hundreds     final list</w:t>
-      </w:r>
-    </w:p>
-    <w:p>
-      <w:pPr>
-        <w:numPr>
-          <w:ilvl w:val="0"/>
-          <w:numId w:val="16"/>
+          <w:numId w:val="24"/>
         </w:numPr>
         <w:spacing w:after="0" w:afterAutospacing="0" w:before="240" w:lineRule="auto"/>
         <w:ind w:left="720" w:hanging="360"/>
@@ -5091,7 +4949,7 @@
       <w:pPr>
         <w:numPr>
           <w:ilvl w:val="0"/>
-          <w:numId w:val="16"/>
+          <w:numId w:val="24"/>
         </w:numPr>
         <w:spacing w:after="0" w:afterAutospacing="0" w:before="0" w:beforeAutospacing="0" w:lineRule="auto"/>
         <w:ind w:left="720" w:hanging="360"/>
@@ -5115,7 +4973,7 @@
       <w:pPr>
         <w:numPr>
           <w:ilvl w:val="0"/>
-          <w:numId w:val="16"/>
+          <w:numId w:val="24"/>
         </w:numPr>
         <w:spacing w:after="0" w:afterAutospacing="0" w:before="0" w:beforeAutospacing="0" w:lineRule="auto"/>
         <w:ind w:left="720" w:hanging="360"/>
@@ -5147,7 +5005,7 @@
       <w:pPr>
         <w:numPr>
           <w:ilvl w:val="0"/>
-          <w:numId w:val="16"/>
+          <w:numId w:val="24"/>
         </w:numPr>
         <w:spacing w:after="240" w:before="0" w:beforeAutospacing="0" w:lineRule="auto"/>
         <w:ind w:left="720" w:hanging="360"/>
@@ -5169,7 +5027,6 @@
     </w:p>
     <w:p>
       <w:pPr>
-        <w:spacing w:after="240" w:before="240" w:lineRule="auto"/>
         <w:ind w:left="600" w:right="600" w:firstLine="0"/>
         <w:rPr/>
       </w:pPr>
@@ -5196,8 +5053,6 @@
     </w:p>
     <w:p>
       <w:pPr>
-        <w:spacing w:after="240" w:before="240" w:lineRule="auto"/>
-        <w:ind w:left="720" w:hanging="360"/>
         <w:rPr/>
       </w:pPr>
       <w:r>
@@ -5213,7 +5068,6 @@
         <w:keepNext w:val="0"/>
         <w:keepLines w:val="0"/>
         <w:spacing w:before="280" w:lineRule="auto"/>
-        <w:ind w:left="720" w:hanging="360"/>
         <w:rPr>
           <w:b w:val="1"/>
           <w:bCs w:val="1"/>
@@ -5222,7 +5076,7 @@
           <w:szCs w:val="26"/>
         </w:rPr>
       </w:pPr>
-      <w:bookmarkStart w:colFirst="0" w:colLast="0" w:name="_pm72jsawj9j0" w:id="12"/>
+      <w:bookmarkStart w:colFirst="0" w:colLast="0" w:name="_94yt0nabrd04" w:id="12"/>
       <w:bookmarkEnd w:id="12"/>
       <w:r>
         <w:rPr>
@@ -5238,8 +5092,6 @@
     </w:p>
     <w:p>
       <w:pPr>
-        <w:spacing w:after="240" w:before="240" w:lineRule="auto"/>
-        <w:ind w:left="720" w:hanging="360"/>
         <w:rPr/>
       </w:pPr>
       <w:r>
@@ -5253,7 +5105,7 @@
       <w:pPr>
         <w:numPr>
           <w:ilvl w:val="0"/>
-          <w:numId w:val="10"/>
+          <w:numId w:val="32"/>
         </w:numPr>
         <w:spacing w:after="0" w:afterAutospacing="0" w:before="240" w:lineRule="auto"/>
         <w:ind w:left="720" w:hanging="360"/>
@@ -5291,7 +5143,7 @@
       <w:pPr>
         <w:numPr>
           <w:ilvl w:val="0"/>
-          <w:numId w:val="10"/>
+          <w:numId w:val="32"/>
         </w:numPr>
         <w:spacing w:after="0" w:afterAutospacing="0" w:before="0" w:beforeAutospacing="0" w:lineRule="auto"/>
         <w:ind w:left="720" w:hanging="360"/>
@@ -5329,7 +5181,7 @@
       <w:pPr>
         <w:numPr>
           <w:ilvl w:val="0"/>
-          <w:numId w:val="10"/>
+          <w:numId w:val="32"/>
         </w:numPr>
         <w:spacing w:after="0" w:afterAutospacing="0" w:before="0" w:beforeAutospacing="0" w:lineRule="auto"/>
         <w:ind w:left="720" w:hanging="360"/>
@@ -5381,7 +5233,7 @@
       <w:pPr>
         <w:numPr>
           <w:ilvl w:val="1"/>
-          <w:numId w:val="10"/>
+          <w:numId w:val="32"/>
         </w:numPr>
         <w:spacing w:after="0" w:afterAutospacing="0" w:before="0" w:beforeAutospacing="0" w:lineRule="auto"/>
         <w:ind w:left="1440" w:hanging="360"/>
@@ -5433,7 +5285,7 @@
       <w:pPr>
         <w:numPr>
           <w:ilvl w:val="1"/>
-          <w:numId w:val="10"/>
+          <w:numId w:val="32"/>
         </w:numPr>
         <w:spacing w:after="240" w:before="0" w:beforeAutospacing="0" w:lineRule="auto"/>
         <w:ind w:left="1440" w:hanging="360"/>
@@ -5483,7 +5335,6 @@
     </w:p>
     <w:p>
       <w:pPr>
-        <w:spacing w:after="240" w:before="240" w:lineRule="auto"/>
         <w:ind w:left="600" w:right="600" w:firstLine="0"/>
         <w:rPr/>
       </w:pPr>
@@ -5550,7 +5401,6 @@
         <w:keepNext w:val="0"/>
         <w:keepLines w:val="0"/>
         <w:spacing w:before="280" w:lineRule="auto"/>
-        <w:ind w:left="720" w:hanging="360"/>
         <w:rPr>
           <w:b w:val="1"/>
           <w:bCs w:val="1"/>
@@ -5559,7 +5409,7 @@
           <w:szCs w:val="26"/>
         </w:rPr>
       </w:pPr>
-      <w:bookmarkStart w:colFirst="0" w:colLast="0" w:name="_eagwqol74ada" w:id="13"/>
+      <w:bookmarkStart w:colFirst="0" w:colLast="0" w:name="_6z2r2mi679le" w:id="13"/>
       <w:bookmarkEnd w:id="13"/>
       <w:r>
         <w:rPr>
@@ -5575,8 +5425,6 @@
     </w:p>
     <w:p>
       <w:pPr>
-        <w:spacing w:after="240" w:before="240" w:lineRule="auto"/>
-        <w:ind w:left="720" w:hanging="360"/>
         <w:rPr/>
       </w:pPr>
       <w:r>
@@ -5590,7 +5438,7 @@
       <w:pPr>
         <w:numPr>
           <w:ilvl w:val="0"/>
-          <w:numId w:val="18"/>
+          <w:numId w:val="6"/>
         </w:numPr>
         <w:spacing w:after="0" w:afterAutospacing="0" w:before="240" w:lineRule="auto"/>
         <w:ind w:left="720" w:hanging="360"/>
@@ -5648,7 +5496,7 @@
       <w:pPr>
         <w:numPr>
           <w:ilvl w:val="0"/>
-          <w:numId w:val="18"/>
+          <w:numId w:val="6"/>
         </w:numPr>
         <w:spacing w:after="240" w:before="0" w:beforeAutospacing="0" w:lineRule="auto"/>
         <w:ind w:left="720" w:hanging="360"/>
@@ -5694,7 +5542,6 @@
         <w:keepNext w:val="0"/>
         <w:keepLines w:val="0"/>
         <w:spacing w:before="280" w:lineRule="auto"/>
-        <w:ind w:left="720" w:hanging="360"/>
         <w:rPr>
           <w:b w:val="1"/>
           <w:bCs w:val="1"/>
@@ -5703,7 +5550,7 @@
           <w:szCs w:val="26"/>
         </w:rPr>
       </w:pPr>
-      <w:bookmarkStart w:colFirst="0" w:colLast="0" w:name="_b1mux2c710js" w:id="14"/>
+      <w:bookmarkStart w:colFirst="0" w:colLast="0" w:name="_m75rox6quu2d" w:id="14"/>
       <w:bookmarkEnd w:id="14"/>
       <w:r>
         <w:rPr>
@@ -5754,10 +5601,10 @@
         <w:tc>
           <w:tcPr>
             <w:tcBorders>
-              <w:top w:color="dee0e3" w:space="0" w:sz="5" w:val="single"/>
-              <w:left w:color="dee0e3" w:space="0" w:sz="5" w:val="single"/>
-              <w:bottom w:color="dee0e3" w:space="0" w:sz="5" w:val="single"/>
-              <w:right w:color="dee0e3" w:space="0" w:sz="5" w:val="single"/>
+              <w:top w:color="dee0e3" w:space="0" w:sz="6" w:val="single"/>
+              <w:left w:color="dee0e3" w:space="0" w:sz="6" w:val="single"/>
+              <w:bottom w:color="dee0e3" w:space="0" w:sz="6" w:val="single"/>
+              <w:right w:color="dee0e3" w:space="0" w:sz="6" w:val="single"/>
             </w:tcBorders>
             <w:shd w:fill="f2f3f5" w:val="clear"/>
             <w:tcMar>
@@ -5770,8 +5617,6 @@
           </w:tcPr>
           <w:p>
             <w:pPr>
-              <w:spacing w:after="240" w:before="240" w:lineRule="auto"/>
-              <w:ind w:left="720" w:hanging="360"/>
               <w:rPr>
                 <w:sz w:val="20"/>
                 <w:szCs w:val="20"/>
@@ -5790,10 +5635,10 @@
         <w:tc>
           <w:tcPr>
             <w:tcBorders>
-              <w:top w:color="dee0e3" w:space="0" w:sz="5" w:val="single"/>
-              <w:left w:color="dee0e3" w:space="0" w:sz="5" w:val="single"/>
-              <w:bottom w:color="dee0e3" w:space="0" w:sz="5" w:val="single"/>
-              <w:right w:color="dee0e3" w:space="0" w:sz="5" w:val="single"/>
+              <w:top w:color="dee0e3" w:space="0" w:sz="6" w:val="single"/>
+              <w:left w:color="dee0e3" w:space="0" w:sz="6" w:val="single"/>
+              <w:bottom w:color="dee0e3" w:space="0" w:sz="6" w:val="single"/>
+              <w:right w:color="dee0e3" w:space="0" w:sz="6" w:val="single"/>
             </w:tcBorders>
             <w:shd w:fill="f2f3f5" w:val="clear"/>
             <w:tcMar>
@@ -5806,8 +5651,6 @@
           </w:tcPr>
           <w:p>
             <w:pPr>
-              <w:spacing w:after="240" w:before="240" w:lineRule="auto"/>
-              <w:ind w:left="720" w:hanging="360"/>
               <w:rPr>
                 <w:sz w:val="20"/>
                 <w:szCs w:val="20"/>
@@ -5826,10 +5669,10 @@
         <w:tc>
           <w:tcPr>
             <w:tcBorders>
-              <w:top w:color="dee0e3" w:space="0" w:sz="5" w:val="single"/>
-              <w:left w:color="dee0e3" w:space="0" w:sz="5" w:val="single"/>
-              <w:bottom w:color="dee0e3" w:space="0" w:sz="5" w:val="single"/>
-              <w:right w:color="dee0e3" w:space="0" w:sz="5" w:val="single"/>
+              <w:top w:color="dee0e3" w:space="0" w:sz="6" w:val="single"/>
+              <w:left w:color="dee0e3" w:space="0" w:sz="6" w:val="single"/>
+              <w:bottom w:color="dee0e3" w:space="0" w:sz="6" w:val="single"/>
+              <w:right w:color="dee0e3" w:space="0" w:sz="6" w:val="single"/>
             </w:tcBorders>
             <w:shd w:fill="f2f3f5" w:val="clear"/>
             <w:tcMar>
@@ -5842,8 +5685,6 @@
           </w:tcPr>
           <w:p>
             <w:pPr>
-              <w:spacing w:after="240" w:before="240" w:lineRule="auto"/>
-              <w:ind w:left="720" w:hanging="360"/>
               <w:rPr>
                 <w:sz w:val="20"/>
                 <w:szCs w:val="20"/>
@@ -5863,16 +5704,16 @@
       <w:tr>
         <w:trPr>
           <w:cantSplit w:val="0"/>
-          <w:trHeight w:val="930" w:hRule="atLeast"/>
+          <w:trHeight w:val="960" w:hRule="atLeast"/>
           <w:tblHeader w:val="0"/>
         </w:trPr>
         <w:tc>
           <w:tcPr>
             <w:tcBorders>
-              <w:top w:color="dee0e3" w:space="0" w:sz="5" w:val="single"/>
-              <w:left w:color="dee0e3" w:space="0" w:sz="5" w:val="single"/>
-              <w:bottom w:color="dee0e3" w:space="0" w:sz="5" w:val="single"/>
-              <w:right w:color="dee0e3" w:space="0" w:sz="5" w:val="single"/>
+              <w:top w:color="dee0e3" w:space="0" w:sz="6" w:val="single"/>
+              <w:left w:color="dee0e3" w:space="0" w:sz="6" w:val="single"/>
+              <w:bottom w:color="dee0e3" w:space="0" w:sz="6" w:val="single"/>
+              <w:right w:color="dee0e3" w:space="0" w:sz="6" w:val="single"/>
             </w:tcBorders>
             <w:tcMar>
               <w:top w:w="120.0" w:type="dxa"/>
@@ -5884,8 +5725,6 @@
           </w:tcPr>
           <w:p>
             <w:pPr>
-              <w:spacing w:after="240" w:before="240" w:lineRule="auto"/>
-              <w:ind w:left="720" w:hanging="360"/>
               <w:rPr>
                 <w:b w:val="1"/>
                 <w:bCs w:val="1"/>
@@ -5908,10 +5747,10 @@
         <w:tc>
           <w:tcPr>
             <w:tcBorders>
-              <w:top w:color="dee0e3" w:space="0" w:sz="5" w:val="single"/>
-              <w:left w:color="dee0e3" w:space="0" w:sz="5" w:val="single"/>
-              <w:bottom w:color="dee0e3" w:space="0" w:sz="5" w:val="single"/>
-              <w:right w:color="dee0e3" w:space="0" w:sz="5" w:val="single"/>
+              <w:top w:color="dee0e3" w:space="0" w:sz="6" w:val="single"/>
+              <w:left w:color="dee0e3" w:space="0" w:sz="6" w:val="single"/>
+              <w:bottom w:color="dee0e3" w:space="0" w:sz="6" w:val="single"/>
+              <w:right w:color="dee0e3" w:space="0" w:sz="6" w:val="single"/>
             </w:tcBorders>
             <w:tcMar>
               <w:top w:w="120.0" w:type="dxa"/>
@@ -5923,8 +5762,6 @@
           </w:tcPr>
           <w:p>
             <w:pPr>
-              <w:spacing w:after="240" w:before="240" w:lineRule="auto"/>
-              <w:ind w:left="720" w:hanging="360"/>
               <w:rPr>
                 <w:sz w:val="20"/>
                 <w:szCs w:val="20"/>
@@ -5943,10 +5780,10 @@
         <w:tc>
           <w:tcPr>
             <w:tcBorders>
-              <w:top w:color="dee0e3" w:space="0" w:sz="5" w:val="single"/>
-              <w:left w:color="dee0e3" w:space="0" w:sz="5" w:val="single"/>
-              <w:bottom w:color="dee0e3" w:space="0" w:sz="5" w:val="single"/>
-              <w:right w:color="dee0e3" w:space="0" w:sz="5" w:val="single"/>
+              <w:top w:color="dee0e3" w:space="0" w:sz="6" w:val="single"/>
+              <w:left w:color="dee0e3" w:space="0" w:sz="6" w:val="single"/>
+              <w:bottom w:color="dee0e3" w:space="0" w:sz="6" w:val="single"/>
+              <w:right w:color="dee0e3" w:space="0" w:sz="6" w:val="single"/>
             </w:tcBorders>
             <w:tcMar>
               <w:top w:w="120.0" w:type="dxa"/>
@@ -5958,8 +5795,6 @@
           </w:tcPr>
           <w:p>
             <w:pPr>
-              <w:spacing w:after="240" w:before="240" w:lineRule="auto"/>
-              <w:ind w:left="720" w:hanging="360"/>
               <w:rPr>
                 <w:sz w:val="20"/>
                 <w:szCs w:val="20"/>
@@ -5979,16 +5814,16 @@
       <w:tr>
         <w:trPr>
           <w:cantSplit w:val="0"/>
-          <w:trHeight w:val="705" w:hRule="atLeast"/>
+          <w:trHeight w:val="720" w:hRule="atLeast"/>
           <w:tblHeader w:val="0"/>
         </w:trPr>
         <w:tc>
           <w:tcPr>
             <w:tcBorders>
-              <w:top w:color="dee0e3" w:space="0" w:sz="5" w:val="single"/>
-              <w:left w:color="dee0e3" w:space="0" w:sz="5" w:val="single"/>
-              <w:bottom w:color="dee0e3" w:space="0" w:sz="5" w:val="single"/>
-              <w:right w:color="dee0e3" w:space="0" w:sz="5" w:val="single"/>
+              <w:top w:color="dee0e3" w:space="0" w:sz="6" w:val="single"/>
+              <w:left w:color="dee0e3" w:space="0" w:sz="6" w:val="single"/>
+              <w:bottom w:color="dee0e3" w:space="0" w:sz="6" w:val="single"/>
+              <w:right w:color="dee0e3" w:space="0" w:sz="6" w:val="single"/>
             </w:tcBorders>
             <w:tcMar>
               <w:top w:w="120.0" w:type="dxa"/>
@@ -6000,8 +5835,6 @@
           </w:tcPr>
           <w:p>
             <w:pPr>
-              <w:spacing w:after="240" w:before="240" w:lineRule="auto"/>
-              <w:ind w:left="720" w:hanging="360"/>
               <w:rPr>
                 <w:b w:val="1"/>
                 <w:bCs w:val="1"/>
@@ -6024,10 +5857,10 @@
         <w:tc>
           <w:tcPr>
             <w:tcBorders>
-              <w:top w:color="dee0e3" w:space="0" w:sz="5" w:val="single"/>
-              <w:left w:color="dee0e3" w:space="0" w:sz="5" w:val="single"/>
-              <w:bottom w:color="dee0e3" w:space="0" w:sz="5" w:val="single"/>
-              <w:right w:color="dee0e3" w:space="0" w:sz="5" w:val="single"/>
+              <w:top w:color="dee0e3" w:space="0" w:sz="6" w:val="single"/>
+              <w:left w:color="dee0e3" w:space="0" w:sz="6" w:val="single"/>
+              <w:bottom w:color="dee0e3" w:space="0" w:sz="6" w:val="single"/>
+              <w:right w:color="dee0e3" w:space="0" w:sz="6" w:val="single"/>
             </w:tcBorders>
             <w:tcMar>
               <w:top w:w="120.0" w:type="dxa"/>
@@ -6039,8 +5872,6 @@
           </w:tcPr>
           <w:p>
             <w:pPr>
-              <w:spacing w:after="240" w:before="240" w:lineRule="auto"/>
-              <w:ind w:left="720" w:hanging="360"/>
               <w:rPr>
                 <w:sz w:val="20"/>
                 <w:szCs w:val="20"/>
@@ -6077,10 +5908,10 @@
         <w:tc>
           <w:tcPr>
             <w:tcBorders>
-              <w:top w:color="dee0e3" w:space="0" w:sz="5" w:val="single"/>
-              <w:left w:color="dee0e3" w:space="0" w:sz="5" w:val="single"/>
-              <w:bottom w:color="dee0e3" w:space="0" w:sz="5" w:val="single"/>
-              <w:right w:color="dee0e3" w:space="0" w:sz="5" w:val="single"/>
+              <w:top w:color="dee0e3" w:space="0" w:sz="6" w:val="single"/>
+              <w:left w:color="dee0e3" w:space="0" w:sz="6" w:val="single"/>
+              <w:bottom w:color="dee0e3" w:space="0" w:sz="6" w:val="single"/>
+              <w:right w:color="dee0e3" w:space="0" w:sz="6" w:val="single"/>
             </w:tcBorders>
             <w:tcMar>
               <w:top w:w="120.0" w:type="dxa"/>
@@ -6092,8 +5923,6 @@
           </w:tcPr>
           <w:p>
             <w:pPr>
-              <w:spacing w:after="240" w:before="240" w:lineRule="auto"/>
-              <w:ind w:left="720" w:hanging="360"/>
               <w:rPr>
                 <w:sz w:val="20"/>
                 <w:szCs w:val="20"/>
@@ -6113,16 +5942,16 @@
       <w:tr>
         <w:trPr>
           <w:cantSplit w:val="0"/>
-          <w:trHeight w:val="705" w:hRule="atLeast"/>
+          <w:trHeight w:val="720" w:hRule="atLeast"/>
           <w:tblHeader w:val="0"/>
         </w:trPr>
         <w:tc>
           <w:tcPr>
             <w:tcBorders>
-              <w:top w:color="dee0e3" w:space="0" w:sz="5" w:val="single"/>
-              <w:left w:color="dee0e3" w:space="0" w:sz="5" w:val="single"/>
-              <w:bottom w:color="dee0e3" w:space="0" w:sz="5" w:val="single"/>
-              <w:right w:color="dee0e3" w:space="0" w:sz="5" w:val="single"/>
+              <w:top w:color="dee0e3" w:space="0" w:sz="6" w:val="single"/>
+              <w:left w:color="dee0e3" w:space="0" w:sz="6" w:val="single"/>
+              <w:bottom w:color="dee0e3" w:space="0" w:sz="6" w:val="single"/>
+              <w:right w:color="dee0e3" w:space="0" w:sz="6" w:val="single"/>
             </w:tcBorders>
             <w:tcMar>
               <w:top w:w="120.0" w:type="dxa"/>
@@ -6134,8 +5963,6 @@
           </w:tcPr>
           <w:p>
             <w:pPr>
-              <w:spacing w:after="240" w:before="240" w:lineRule="auto"/>
-              <w:ind w:left="720" w:hanging="360"/>
               <w:rPr>
                 <w:b w:val="1"/>
                 <w:bCs w:val="1"/>
@@ -6158,10 +5985,10 @@
         <w:tc>
           <w:tcPr>
             <w:tcBorders>
-              <w:top w:color="dee0e3" w:space="0" w:sz="5" w:val="single"/>
-              <w:left w:color="dee0e3" w:space="0" w:sz="5" w:val="single"/>
-              <w:bottom w:color="dee0e3" w:space="0" w:sz="5" w:val="single"/>
-              <w:right w:color="dee0e3" w:space="0" w:sz="5" w:val="single"/>
+              <w:top w:color="dee0e3" w:space="0" w:sz="6" w:val="single"/>
+              <w:left w:color="dee0e3" w:space="0" w:sz="6" w:val="single"/>
+              <w:bottom w:color="dee0e3" w:space="0" w:sz="6" w:val="single"/>
+              <w:right w:color="dee0e3" w:space="0" w:sz="6" w:val="single"/>
             </w:tcBorders>
             <w:tcMar>
               <w:top w:w="120.0" w:type="dxa"/>
@@ -6173,8 +6000,6 @@
           </w:tcPr>
           <w:p>
             <w:pPr>
-              <w:spacing w:after="240" w:before="240" w:lineRule="auto"/>
-              <w:ind w:left="720" w:hanging="360"/>
               <w:rPr>
                 <w:sz w:val="20"/>
                 <w:szCs w:val="20"/>
@@ -6193,10 +6018,10 @@
         <w:tc>
           <w:tcPr>
             <w:tcBorders>
-              <w:top w:color="dee0e3" w:space="0" w:sz="5" w:val="single"/>
-              <w:left w:color="dee0e3" w:space="0" w:sz="5" w:val="single"/>
-              <w:bottom w:color="dee0e3" w:space="0" w:sz="5" w:val="single"/>
-              <w:right w:color="dee0e3" w:space="0" w:sz="5" w:val="single"/>
+              <w:top w:color="dee0e3" w:space="0" w:sz="6" w:val="single"/>
+              <w:left w:color="dee0e3" w:space="0" w:sz="6" w:val="single"/>
+              <w:bottom w:color="dee0e3" w:space="0" w:sz="6" w:val="single"/>
+              <w:right w:color="dee0e3" w:space="0" w:sz="6" w:val="single"/>
             </w:tcBorders>
             <w:tcMar>
               <w:top w:w="120.0" w:type="dxa"/>
@@ -6208,8 +6033,6 @@
           </w:tcPr>
           <w:p>
             <w:pPr>
-              <w:spacing w:after="240" w:before="240" w:lineRule="auto"/>
-              <w:ind w:left="720" w:hanging="360"/>
               <w:rPr>
                 <w:sz w:val="20"/>
                 <w:szCs w:val="20"/>
@@ -6229,7 +6052,6 @@
     </w:tbl>
     <w:p>
       <w:pPr>
-        <w:spacing w:after="240" w:before="240" w:lineRule="auto"/>
         <w:ind w:left="600" w:right="600" w:firstLine="0"/>
         <w:rPr/>
       </w:pPr>
@@ -6254,7 +6076,6 @@
         <w:keepNext w:val="0"/>
         <w:keepLines w:val="0"/>
         <w:spacing w:before="280" w:lineRule="auto"/>
-        <w:ind w:left="720" w:hanging="360"/>
         <w:rPr>
           <w:b w:val="1"/>
           <w:bCs w:val="1"/>
@@ -6263,7 +6084,7 @@
           <w:szCs w:val="26"/>
         </w:rPr>
       </w:pPr>
-      <w:bookmarkStart w:colFirst="0" w:colLast="0" w:name="_iquwgt5ahvm3" w:id="15"/>
+      <w:bookmarkStart w:colFirst="0" w:colLast="0" w:name="_41tqu0vhktfj" w:id="15"/>
       <w:bookmarkEnd w:id="15"/>
       <w:r>
         <w:rPr>
@@ -6281,7 +6102,7 @@
       <w:pPr>
         <w:numPr>
           <w:ilvl w:val="0"/>
-          <w:numId w:val="33"/>
+          <w:numId w:val="1"/>
         </w:numPr>
         <w:spacing w:after="0" w:afterAutospacing="0" w:before="240" w:lineRule="auto"/>
         <w:ind w:left="720" w:hanging="360"/>
@@ -6305,7 +6126,7 @@
       <w:pPr>
         <w:numPr>
           <w:ilvl w:val="0"/>
-          <w:numId w:val="33"/>
+          <w:numId w:val="1"/>
         </w:numPr>
         <w:spacing w:after="0" w:afterAutospacing="0" w:before="0" w:beforeAutospacing="0" w:lineRule="auto"/>
         <w:ind w:left="720" w:hanging="360"/>
@@ -6329,7 +6150,7 @@
       <w:pPr>
         <w:numPr>
           <w:ilvl w:val="0"/>
-          <w:numId w:val="33"/>
+          <w:numId w:val="1"/>
         </w:numPr>
         <w:spacing w:after="240" w:before="0" w:beforeAutospacing="0" w:lineRule="auto"/>
         <w:ind w:left="720" w:hanging="360"/>
@@ -6355,7 +6176,6 @@
         <w:keepNext w:val="0"/>
         <w:keepLines w:val="0"/>
         <w:spacing w:before="280" w:lineRule="auto"/>
-        <w:ind w:left="720" w:hanging="360"/>
         <w:rPr>
           <w:b w:val="1"/>
           <w:bCs w:val="1"/>
@@ -6364,7 +6184,7 @@
           <w:szCs w:val="26"/>
         </w:rPr>
       </w:pPr>
-      <w:bookmarkStart w:colFirst="0" w:colLast="0" w:name="_6lodjb9c0wzn" w:id="16"/>
+      <w:bookmarkStart w:colFirst="0" w:colLast="0" w:name="_gi744sx26ax5" w:id="16"/>
       <w:bookmarkEnd w:id="16"/>
       <w:r>
         <w:rPr>
@@ -6380,8 +6200,6 @@
     </w:p>
     <w:p>
       <w:pPr>
-        <w:spacing w:after="240" w:before="240" w:lineRule="auto"/>
-        <w:ind w:left="720" w:hanging="360"/>
         <w:rPr/>
       </w:pPr>
       <w:r>
@@ -6393,8 +6211,6 @@
     </w:p>
     <w:p>
       <w:pPr>
-        <w:spacing w:after="240" w:before="240" w:lineRule="auto"/>
-        <w:ind w:left="720" w:hanging="360"/>
         <w:rPr>
           <w:b w:val="1"/>
           <w:bCs w:val="1"/>
@@ -6448,7 +6264,7 @@
       <w:pPr>
         <w:numPr>
           <w:ilvl w:val="0"/>
-          <w:numId w:val="21"/>
+          <w:numId w:val="29"/>
         </w:numPr>
         <w:spacing w:after="0" w:afterAutospacing="0" w:before="240" w:lineRule="auto"/>
         <w:ind w:left="720" w:hanging="360"/>
@@ -6534,7 +6350,7 @@
       <w:pPr>
         <w:numPr>
           <w:ilvl w:val="0"/>
-          <w:numId w:val="21"/>
+          <w:numId w:val="29"/>
         </w:numPr>
         <w:spacing w:after="240" w:before="0" w:beforeAutospacing="0" w:lineRule="auto"/>
         <w:ind w:left="720" w:hanging="360"/>
@@ -6590,14 +6406,7 @@
     </w:p>
     <w:p>
       <w:pPr>
-        <w:spacing w:after="240" w:before="240" w:lineRule="auto"/>
-        <w:ind w:left="720" w:firstLine="0"/>
-        <w:rPr>
-          <w:b w:val="1"/>
-          <w:bCs w:val="1"/>
-          <w:sz w:val="46"/>
-          <w:szCs w:val="46"/>
-        </w:rPr>
+        <w:rPr/>
       </w:pPr>
       <w:r>
         <w:rPr>
@@ -6636,6 +6445,666 @@
         <w:ind w:left="720" w:hanging="360"/>
       </w:pPr>
       <w:rPr>
+        <w:u w:val="none"/>
+      </w:rPr>
+    </w:lvl>
+    <w:lvl w:ilvl="1">
+      <w:start w:val="1"/>
+      <w:numFmt w:val="bullet"/>
+      <w:lvlText w:val="○"/>
+      <w:lvlJc w:val="left"/>
+      <w:pPr>
+        <w:ind w:left="1440" w:hanging="360"/>
+      </w:pPr>
+      <w:rPr>
+        <w:u w:val="none"/>
+      </w:rPr>
+    </w:lvl>
+    <w:lvl w:ilvl="2">
+      <w:start w:val="1"/>
+      <w:numFmt w:val="bullet"/>
+      <w:lvlText w:val="■"/>
+      <w:lvlJc w:val="left"/>
+      <w:pPr>
+        <w:ind w:left="2160" w:hanging="360"/>
+      </w:pPr>
+      <w:rPr>
+        <w:u w:val="none"/>
+      </w:rPr>
+    </w:lvl>
+    <w:lvl w:ilvl="3">
+      <w:start w:val="1"/>
+      <w:numFmt w:val="bullet"/>
+      <w:lvlText w:val="●"/>
+      <w:lvlJc w:val="left"/>
+      <w:pPr>
+        <w:ind w:left="2880" w:hanging="360"/>
+      </w:pPr>
+      <w:rPr>
+        <w:u w:val="none"/>
+      </w:rPr>
+    </w:lvl>
+    <w:lvl w:ilvl="4">
+      <w:start w:val="1"/>
+      <w:numFmt w:val="bullet"/>
+      <w:lvlText w:val="○"/>
+      <w:lvlJc w:val="left"/>
+      <w:pPr>
+        <w:ind w:left="3600" w:hanging="360"/>
+      </w:pPr>
+      <w:rPr>
+        <w:u w:val="none"/>
+      </w:rPr>
+    </w:lvl>
+    <w:lvl w:ilvl="5">
+      <w:start w:val="1"/>
+      <w:numFmt w:val="bullet"/>
+      <w:lvlText w:val="■"/>
+      <w:lvlJc w:val="left"/>
+      <w:pPr>
+        <w:ind w:left="4320" w:hanging="360"/>
+      </w:pPr>
+      <w:rPr>
+        <w:u w:val="none"/>
+      </w:rPr>
+    </w:lvl>
+    <w:lvl w:ilvl="6">
+      <w:start w:val="1"/>
+      <w:numFmt w:val="bullet"/>
+      <w:lvlText w:val="●"/>
+      <w:lvlJc w:val="left"/>
+      <w:pPr>
+        <w:ind w:left="5040" w:hanging="360"/>
+      </w:pPr>
+      <w:rPr>
+        <w:u w:val="none"/>
+      </w:rPr>
+    </w:lvl>
+    <w:lvl w:ilvl="7">
+      <w:start w:val="1"/>
+      <w:numFmt w:val="bullet"/>
+      <w:lvlText w:val="○"/>
+      <w:lvlJc w:val="left"/>
+      <w:pPr>
+        <w:ind w:left="5760" w:hanging="360"/>
+      </w:pPr>
+      <w:rPr>
+        <w:u w:val="none"/>
+      </w:rPr>
+    </w:lvl>
+    <w:lvl w:ilvl="8">
+      <w:start w:val="1"/>
+      <w:numFmt w:val="bullet"/>
+      <w:lvlText w:val="■"/>
+      <w:lvlJc w:val="left"/>
+      <w:pPr>
+        <w:ind w:left="6480" w:hanging="360"/>
+      </w:pPr>
+      <w:rPr>
+        <w:u w:val="none"/>
+      </w:rPr>
+    </w:lvl>
+  </w:abstractNum>
+  <w:abstractNum w:abstractNumId="2">
+    <w:lvl w:ilvl="0">
+      <w:start w:val="1"/>
+      <w:numFmt w:val="bullet"/>
+      <w:lvlText w:val="●"/>
+      <w:lvlJc w:val="left"/>
+      <w:pPr>
+        <w:ind w:left="720" w:hanging="360"/>
+      </w:pPr>
+      <w:rPr>
+        <w:u w:val="none"/>
+      </w:rPr>
+    </w:lvl>
+    <w:lvl w:ilvl="1">
+      <w:start w:val="1"/>
+      <w:numFmt w:val="bullet"/>
+      <w:lvlText w:val="○"/>
+      <w:lvlJc w:val="left"/>
+      <w:pPr>
+        <w:ind w:left="1440" w:hanging="360"/>
+      </w:pPr>
+      <w:rPr>
+        <w:u w:val="none"/>
+      </w:rPr>
+    </w:lvl>
+    <w:lvl w:ilvl="2">
+      <w:start w:val="1"/>
+      <w:numFmt w:val="bullet"/>
+      <w:lvlText w:val="■"/>
+      <w:lvlJc w:val="left"/>
+      <w:pPr>
+        <w:ind w:left="2160" w:hanging="360"/>
+      </w:pPr>
+      <w:rPr>
+        <w:u w:val="none"/>
+      </w:rPr>
+    </w:lvl>
+    <w:lvl w:ilvl="3">
+      <w:start w:val="1"/>
+      <w:numFmt w:val="bullet"/>
+      <w:lvlText w:val="●"/>
+      <w:lvlJc w:val="left"/>
+      <w:pPr>
+        <w:ind w:left="2880" w:hanging="360"/>
+      </w:pPr>
+      <w:rPr>
+        <w:u w:val="none"/>
+      </w:rPr>
+    </w:lvl>
+    <w:lvl w:ilvl="4">
+      <w:start w:val="1"/>
+      <w:numFmt w:val="bullet"/>
+      <w:lvlText w:val="○"/>
+      <w:lvlJc w:val="left"/>
+      <w:pPr>
+        <w:ind w:left="3600" w:hanging="360"/>
+      </w:pPr>
+      <w:rPr>
+        <w:u w:val="none"/>
+      </w:rPr>
+    </w:lvl>
+    <w:lvl w:ilvl="5">
+      <w:start w:val="1"/>
+      <w:numFmt w:val="bullet"/>
+      <w:lvlText w:val="■"/>
+      <w:lvlJc w:val="left"/>
+      <w:pPr>
+        <w:ind w:left="4320" w:hanging="360"/>
+      </w:pPr>
+      <w:rPr>
+        <w:u w:val="none"/>
+      </w:rPr>
+    </w:lvl>
+    <w:lvl w:ilvl="6">
+      <w:start w:val="1"/>
+      <w:numFmt w:val="bullet"/>
+      <w:lvlText w:val="●"/>
+      <w:lvlJc w:val="left"/>
+      <w:pPr>
+        <w:ind w:left="5040" w:hanging="360"/>
+      </w:pPr>
+      <w:rPr>
+        <w:u w:val="none"/>
+      </w:rPr>
+    </w:lvl>
+    <w:lvl w:ilvl="7">
+      <w:start w:val="1"/>
+      <w:numFmt w:val="bullet"/>
+      <w:lvlText w:val="○"/>
+      <w:lvlJc w:val="left"/>
+      <w:pPr>
+        <w:ind w:left="5760" w:hanging="360"/>
+      </w:pPr>
+      <w:rPr>
+        <w:u w:val="none"/>
+      </w:rPr>
+    </w:lvl>
+    <w:lvl w:ilvl="8">
+      <w:start w:val="1"/>
+      <w:numFmt w:val="bullet"/>
+      <w:lvlText w:val="■"/>
+      <w:lvlJc w:val="left"/>
+      <w:pPr>
+        <w:ind w:left="6480" w:hanging="360"/>
+      </w:pPr>
+      <w:rPr>
+        <w:u w:val="none"/>
+      </w:rPr>
+    </w:lvl>
+  </w:abstractNum>
+  <w:abstractNum w:abstractNumId="3">
+    <w:lvl w:ilvl="0">
+      <w:start w:val="1"/>
+      <w:numFmt w:val="bullet"/>
+      <w:lvlText w:val="●"/>
+      <w:lvlJc w:val="left"/>
+      <w:pPr>
+        <w:ind w:left="720" w:hanging="360"/>
+      </w:pPr>
+      <w:rPr>
+        <w:u w:val="none"/>
+      </w:rPr>
+    </w:lvl>
+    <w:lvl w:ilvl="1">
+      <w:start w:val="1"/>
+      <w:numFmt w:val="bullet"/>
+      <w:lvlText w:val="○"/>
+      <w:lvlJc w:val="left"/>
+      <w:pPr>
+        <w:ind w:left="1440" w:hanging="360"/>
+      </w:pPr>
+      <w:rPr>
+        <w:u w:val="none"/>
+      </w:rPr>
+    </w:lvl>
+    <w:lvl w:ilvl="2">
+      <w:start w:val="1"/>
+      <w:numFmt w:val="bullet"/>
+      <w:lvlText w:val="■"/>
+      <w:lvlJc w:val="left"/>
+      <w:pPr>
+        <w:ind w:left="2160" w:hanging="360"/>
+      </w:pPr>
+      <w:rPr>
+        <w:u w:val="none"/>
+      </w:rPr>
+    </w:lvl>
+    <w:lvl w:ilvl="3">
+      <w:start w:val="1"/>
+      <w:numFmt w:val="bullet"/>
+      <w:lvlText w:val="●"/>
+      <w:lvlJc w:val="left"/>
+      <w:pPr>
+        <w:ind w:left="2880" w:hanging="360"/>
+      </w:pPr>
+      <w:rPr>
+        <w:u w:val="none"/>
+      </w:rPr>
+    </w:lvl>
+    <w:lvl w:ilvl="4">
+      <w:start w:val="1"/>
+      <w:numFmt w:val="bullet"/>
+      <w:lvlText w:val="○"/>
+      <w:lvlJc w:val="left"/>
+      <w:pPr>
+        <w:ind w:left="3600" w:hanging="360"/>
+      </w:pPr>
+      <w:rPr>
+        <w:u w:val="none"/>
+      </w:rPr>
+    </w:lvl>
+    <w:lvl w:ilvl="5">
+      <w:start w:val="1"/>
+      <w:numFmt w:val="bullet"/>
+      <w:lvlText w:val="■"/>
+      <w:lvlJc w:val="left"/>
+      <w:pPr>
+        <w:ind w:left="4320" w:hanging="360"/>
+      </w:pPr>
+      <w:rPr>
+        <w:u w:val="none"/>
+      </w:rPr>
+    </w:lvl>
+    <w:lvl w:ilvl="6">
+      <w:start w:val="1"/>
+      <w:numFmt w:val="bullet"/>
+      <w:lvlText w:val="●"/>
+      <w:lvlJc w:val="left"/>
+      <w:pPr>
+        <w:ind w:left="5040" w:hanging="360"/>
+      </w:pPr>
+      <w:rPr>
+        <w:u w:val="none"/>
+      </w:rPr>
+    </w:lvl>
+    <w:lvl w:ilvl="7">
+      <w:start w:val="1"/>
+      <w:numFmt w:val="bullet"/>
+      <w:lvlText w:val="○"/>
+      <w:lvlJc w:val="left"/>
+      <w:pPr>
+        <w:ind w:left="5760" w:hanging="360"/>
+      </w:pPr>
+      <w:rPr>
+        <w:u w:val="none"/>
+      </w:rPr>
+    </w:lvl>
+    <w:lvl w:ilvl="8">
+      <w:start w:val="1"/>
+      <w:numFmt w:val="bullet"/>
+      <w:lvlText w:val="■"/>
+      <w:lvlJc w:val="left"/>
+      <w:pPr>
+        <w:ind w:left="6480" w:hanging="360"/>
+      </w:pPr>
+      <w:rPr>
+        <w:u w:val="none"/>
+      </w:rPr>
+    </w:lvl>
+  </w:abstractNum>
+  <w:abstractNum w:abstractNumId="4">
+    <w:lvl w:ilvl="0">
+      <w:start w:val="1"/>
+      <w:numFmt w:val="bullet"/>
+      <w:lvlText w:val="●"/>
+      <w:lvlJc w:val="left"/>
+      <w:pPr>
+        <w:ind w:left="720" w:hanging="360"/>
+      </w:pPr>
+      <w:rPr>
+        <w:u w:val="none"/>
+      </w:rPr>
+    </w:lvl>
+    <w:lvl w:ilvl="1">
+      <w:start w:val="1"/>
+      <w:numFmt w:val="bullet"/>
+      <w:lvlText w:val="○"/>
+      <w:lvlJc w:val="left"/>
+      <w:pPr>
+        <w:ind w:left="1440" w:hanging="360"/>
+      </w:pPr>
+      <w:rPr>
+        <w:u w:val="none"/>
+      </w:rPr>
+    </w:lvl>
+    <w:lvl w:ilvl="2">
+      <w:start w:val="1"/>
+      <w:numFmt w:val="bullet"/>
+      <w:lvlText w:val="■"/>
+      <w:lvlJc w:val="left"/>
+      <w:pPr>
+        <w:ind w:left="2160" w:hanging="360"/>
+      </w:pPr>
+      <w:rPr>
+        <w:u w:val="none"/>
+      </w:rPr>
+    </w:lvl>
+    <w:lvl w:ilvl="3">
+      <w:start w:val="1"/>
+      <w:numFmt w:val="bullet"/>
+      <w:lvlText w:val="●"/>
+      <w:lvlJc w:val="left"/>
+      <w:pPr>
+        <w:ind w:left="2880" w:hanging="360"/>
+      </w:pPr>
+      <w:rPr>
+        <w:u w:val="none"/>
+      </w:rPr>
+    </w:lvl>
+    <w:lvl w:ilvl="4">
+      <w:start w:val="1"/>
+      <w:numFmt w:val="bullet"/>
+      <w:lvlText w:val="○"/>
+      <w:lvlJc w:val="left"/>
+      <w:pPr>
+        <w:ind w:left="3600" w:hanging="360"/>
+      </w:pPr>
+      <w:rPr>
+        <w:u w:val="none"/>
+      </w:rPr>
+    </w:lvl>
+    <w:lvl w:ilvl="5">
+      <w:start w:val="1"/>
+      <w:numFmt w:val="bullet"/>
+      <w:lvlText w:val="■"/>
+      <w:lvlJc w:val="left"/>
+      <w:pPr>
+        <w:ind w:left="4320" w:hanging="360"/>
+      </w:pPr>
+      <w:rPr>
+        <w:u w:val="none"/>
+      </w:rPr>
+    </w:lvl>
+    <w:lvl w:ilvl="6">
+      <w:start w:val="1"/>
+      <w:numFmt w:val="bullet"/>
+      <w:lvlText w:val="●"/>
+      <w:lvlJc w:val="left"/>
+      <w:pPr>
+        <w:ind w:left="5040" w:hanging="360"/>
+      </w:pPr>
+      <w:rPr>
+        <w:u w:val="none"/>
+      </w:rPr>
+    </w:lvl>
+    <w:lvl w:ilvl="7">
+      <w:start w:val="1"/>
+      <w:numFmt w:val="bullet"/>
+      <w:lvlText w:val="○"/>
+      <w:lvlJc w:val="left"/>
+      <w:pPr>
+        <w:ind w:left="5760" w:hanging="360"/>
+      </w:pPr>
+      <w:rPr>
+        <w:u w:val="none"/>
+      </w:rPr>
+    </w:lvl>
+    <w:lvl w:ilvl="8">
+      <w:start w:val="1"/>
+      <w:numFmt w:val="bullet"/>
+      <w:lvlText w:val="■"/>
+      <w:lvlJc w:val="left"/>
+      <w:pPr>
+        <w:ind w:left="6480" w:hanging="360"/>
+      </w:pPr>
+      <w:rPr>
+        <w:u w:val="none"/>
+      </w:rPr>
+    </w:lvl>
+  </w:abstractNum>
+  <w:abstractNum w:abstractNumId="5">
+    <w:lvl w:ilvl="0">
+      <w:start w:val="1"/>
+      <w:numFmt w:val="bullet"/>
+      <w:lvlText w:val="●"/>
+      <w:lvlJc w:val="left"/>
+      <w:pPr>
+        <w:ind w:left="720" w:hanging="360"/>
+      </w:pPr>
+      <w:rPr>
+        <w:u w:val="none"/>
+      </w:rPr>
+    </w:lvl>
+    <w:lvl w:ilvl="1">
+      <w:start w:val="1"/>
+      <w:numFmt w:val="bullet"/>
+      <w:lvlText w:val="○"/>
+      <w:lvlJc w:val="left"/>
+      <w:pPr>
+        <w:ind w:left="1440" w:hanging="360"/>
+      </w:pPr>
+      <w:rPr>
+        <w:u w:val="none"/>
+      </w:rPr>
+    </w:lvl>
+    <w:lvl w:ilvl="2">
+      <w:start w:val="1"/>
+      <w:numFmt w:val="bullet"/>
+      <w:lvlText w:val="■"/>
+      <w:lvlJc w:val="left"/>
+      <w:pPr>
+        <w:ind w:left="2160" w:hanging="360"/>
+      </w:pPr>
+      <w:rPr>
+        <w:u w:val="none"/>
+      </w:rPr>
+    </w:lvl>
+    <w:lvl w:ilvl="3">
+      <w:start w:val="1"/>
+      <w:numFmt w:val="bullet"/>
+      <w:lvlText w:val="●"/>
+      <w:lvlJc w:val="left"/>
+      <w:pPr>
+        <w:ind w:left="2880" w:hanging="360"/>
+      </w:pPr>
+      <w:rPr>
+        <w:u w:val="none"/>
+      </w:rPr>
+    </w:lvl>
+    <w:lvl w:ilvl="4">
+      <w:start w:val="1"/>
+      <w:numFmt w:val="bullet"/>
+      <w:lvlText w:val="○"/>
+      <w:lvlJc w:val="left"/>
+      <w:pPr>
+        <w:ind w:left="3600" w:hanging="360"/>
+      </w:pPr>
+      <w:rPr>
+        <w:u w:val="none"/>
+      </w:rPr>
+    </w:lvl>
+    <w:lvl w:ilvl="5">
+      <w:start w:val="1"/>
+      <w:numFmt w:val="bullet"/>
+      <w:lvlText w:val="■"/>
+      <w:lvlJc w:val="left"/>
+      <w:pPr>
+        <w:ind w:left="4320" w:hanging="360"/>
+      </w:pPr>
+      <w:rPr>
+        <w:u w:val="none"/>
+      </w:rPr>
+    </w:lvl>
+    <w:lvl w:ilvl="6">
+      <w:start w:val="1"/>
+      <w:numFmt w:val="bullet"/>
+      <w:lvlText w:val="●"/>
+      <w:lvlJc w:val="left"/>
+      <w:pPr>
+        <w:ind w:left="5040" w:hanging="360"/>
+      </w:pPr>
+      <w:rPr>
+        <w:u w:val="none"/>
+      </w:rPr>
+    </w:lvl>
+    <w:lvl w:ilvl="7">
+      <w:start w:val="1"/>
+      <w:numFmt w:val="bullet"/>
+      <w:lvlText w:val="○"/>
+      <w:lvlJc w:val="left"/>
+      <w:pPr>
+        <w:ind w:left="5760" w:hanging="360"/>
+      </w:pPr>
+      <w:rPr>
+        <w:u w:val="none"/>
+      </w:rPr>
+    </w:lvl>
+    <w:lvl w:ilvl="8">
+      <w:start w:val="1"/>
+      <w:numFmt w:val="bullet"/>
+      <w:lvlText w:val="■"/>
+      <w:lvlJc w:val="left"/>
+      <w:pPr>
+        <w:ind w:left="6480" w:hanging="360"/>
+      </w:pPr>
+      <w:rPr>
+        <w:u w:val="none"/>
+      </w:rPr>
+    </w:lvl>
+  </w:abstractNum>
+  <w:abstractNum w:abstractNumId="6">
+    <w:lvl w:ilvl="0">
+      <w:start w:val="1"/>
+      <w:numFmt w:val="bullet"/>
+      <w:lvlText w:val="●"/>
+      <w:lvlJc w:val="left"/>
+      <w:pPr>
+        <w:ind w:left="720" w:hanging="360"/>
+      </w:pPr>
+      <w:rPr>
+        <w:u w:val="none"/>
+      </w:rPr>
+    </w:lvl>
+    <w:lvl w:ilvl="1">
+      <w:start w:val="1"/>
+      <w:numFmt w:val="bullet"/>
+      <w:lvlText w:val="○"/>
+      <w:lvlJc w:val="left"/>
+      <w:pPr>
+        <w:ind w:left="1440" w:hanging="360"/>
+      </w:pPr>
+      <w:rPr>
+        <w:u w:val="none"/>
+      </w:rPr>
+    </w:lvl>
+    <w:lvl w:ilvl="2">
+      <w:start w:val="1"/>
+      <w:numFmt w:val="bullet"/>
+      <w:lvlText w:val="■"/>
+      <w:lvlJc w:val="left"/>
+      <w:pPr>
+        <w:ind w:left="2160" w:hanging="360"/>
+      </w:pPr>
+      <w:rPr>
+        <w:u w:val="none"/>
+      </w:rPr>
+    </w:lvl>
+    <w:lvl w:ilvl="3">
+      <w:start w:val="1"/>
+      <w:numFmt w:val="bullet"/>
+      <w:lvlText w:val="●"/>
+      <w:lvlJc w:val="left"/>
+      <w:pPr>
+        <w:ind w:left="2880" w:hanging="360"/>
+      </w:pPr>
+      <w:rPr>
+        <w:u w:val="none"/>
+      </w:rPr>
+    </w:lvl>
+    <w:lvl w:ilvl="4">
+      <w:start w:val="1"/>
+      <w:numFmt w:val="bullet"/>
+      <w:lvlText w:val="○"/>
+      <w:lvlJc w:val="left"/>
+      <w:pPr>
+        <w:ind w:left="3600" w:hanging="360"/>
+      </w:pPr>
+      <w:rPr>
+        <w:u w:val="none"/>
+      </w:rPr>
+    </w:lvl>
+    <w:lvl w:ilvl="5">
+      <w:start w:val="1"/>
+      <w:numFmt w:val="bullet"/>
+      <w:lvlText w:val="■"/>
+      <w:lvlJc w:val="left"/>
+      <w:pPr>
+        <w:ind w:left="4320" w:hanging="360"/>
+      </w:pPr>
+      <w:rPr>
+        <w:u w:val="none"/>
+      </w:rPr>
+    </w:lvl>
+    <w:lvl w:ilvl="6">
+      <w:start w:val="1"/>
+      <w:numFmt w:val="bullet"/>
+      <w:lvlText w:val="●"/>
+      <w:lvlJc w:val="left"/>
+      <w:pPr>
+        <w:ind w:left="5040" w:hanging="360"/>
+      </w:pPr>
+      <w:rPr>
+        <w:u w:val="none"/>
+      </w:rPr>
+    </w:lvl>
+    <w:lvl w:ilvl="7">
+      <w:start w:val="1"/>
+      <w:numFmt w:val="bullet"/>
+      <w:lvlText w:val="○"/>
+      <w:lvlJc w:val="left"/>
+      <w:pPr>
+        <w:ind w:left="5760" w:hanging="360"/>
+      </w:pPr>
+      <w:rPr>
+        <w:u w:val="none"/>
+      </w:rPr>
+    </w:lvl>
+    <w:lvl w:ilvl="8">
+      <w:start w:val="1"/>
+      <w:numFmt w:val="bullet"/>
+      <w:lvlText w:val="■"/>
+      <w:lvlJc w:val="left"/>
+      <w:pPr>
+        <w:ind w:left="6480" w:hanging="360"/>
+      </w:pPr>
+      <w:rPr>
+        <w:u w:val="none"/>
+      </w:rPr>
+    </w:lvl>
+  </w:abstractNum>
+  <w:abstractNum w:abstractNumId="7">
+    <w:lvl w:ilvl="0">
+      <w:start w:val="1"/>
+      <w:numFmt w:val="bullet"/>
+      <w:lvlText w:val="●"/>
+      <w:lvlJc w:val="left"/>
+      <w:pPr>
+        <w:ind w:left="720" w:hanging="360"/>
+      </w:pPr>
+      <w:rPr>
         <w:sz w:val="20"/>
         <w:szCs w:val="20"/>
         <w:u w:val="none"/>
@@ -6738,7 +7207,669 @@
       </w:rPr>
     </w:lvl>
   </w:abstractNum>
-  <w:abstractNum w:abstractNumId="2">
+  <w:abstractNum w:abstractNumId="8">
+    <w:lvl w:ilvl="0">
+      <w:start w:val="4"/>
+      <w:numFmt w:val="decimal"/>
+      <w:lvlText w:val="%1."/>
+      <w:lvlJc w:val="left"/>
+      <w:pPr>
+        <w:ind w:left="720" w:hanging="360"/>
+      </w:pPr>
+      <w:rPr>
+        <w:u w:val="none"/>
+      </w:rPr>
+    </w:lvl>
+    <w:lvl w:ilvl="1">
+      <w:start w:val="1"/>
+      <w:numFmt w:val="lowerLetter"/>
+      <w:lvlText w:val="%2."/>
+      <w:lvlJc w:val="left"/>
+      <w:pPr>
+        <w:ind w:left="1440" w:hanging="360"/>
+      </w:pPr>
+      <w:rPr>
+        <w:u w:val="none"/>
+      </w:rPr>
+    </w:lvl>
+    <w:lvl w:ilvl="2">
+      <w:start w:val="1"/>
+      <w:numFmt w:val="lowerRoman"/>
+      <w:lvlText w:val="%3."/>
+      <w:lvlJc w:val="left"/>
+      <w:pPr>
+        <w:ind w:left="2160" w:hanging="360"/>
+      </w:pPr>
+      <w:rPr>
+        <w:u w:val="none"/>
+      </w:rPr>
+    </w:lvl>
+    <w:lvl w:ilvl="3">
+      <w:start w:val="1"/>
+      <w:numFmt w:val="decimal"/>
+      <w:lvlText w:val="%4."/>
+      <w:lvlJc w:val="left"/>
+      <w:pPr>
+        <w:ind w:left="2880" w:hanging="360"/>
+      </w:pPr>
+      <w:rPr>
+        <w:u w:val="none"/>
+      </w:rPr>
+    </w:lvl>
+    <w:lvl w:ilvl="4">
+      <w:start w:val="1"/>
+      <w:numFmt w:val="lowerLetter"/>
+      <w:lvlText w:val="%5."/>
+      <w:lvlJc w:val="left"/>
+      <w:pPr>
+        <w:ind w:left="3600" w:hanging="360"/>
+      </w:pPr>
+      <w:rPr>
+        <w:u w:val="none"/>
+      </w:rPr>
+    </w:lvl>
+    <w:lvl w:ilvl="5">
+      <w:start w:val="1"/>
+      <w:numFmt w:val="lowerRoman"/>
+      <w:lvlText w:val="%6."/>
+      <w:lvlJc w:val="left"/>
+      <w:pPr>
+        <w:ind w:left="4320" w:hanging="360"/>
+      </w:pPr>
+      <w:rPr>
+        <w:u w:val="none"/>
+      </w:rPr>
+    </w:lvl>
+    <w:lvl w:ilvl="6">
+      <w:start w:val="1"/>
+      <w:numFmt w:val="decimal"/>
+      <w:lvlText w:val="%7."/>
+      <w:lvlJc w:val="left"/>
+      <w:pPr>
+        <w:ind w:left="5040" w:hanging="360"/>
+      </w:pPr>
+      <w:rPr>
+        <w:u w:val="none"/>
+      </w:rPr>
+    </w:lvl>
+    <w:lvl w:ilvl="7">
+      <w:start w:val="1"/>
+      <w:numFmt w:val="lowerLetter"/>
+      <w:lvlText w:val="%8."/>
+      <w:lvlJc w:val="left"/>
+      <w:pPr>
+        <w:ind w:left="5760" w:hanging="360"/>
+      </w:pPr>
+      <w:rPr>
+        <w:u w:val="none"/>
+      </w:rPr>
+    </w:lvl>
+    <w:lvl w:ilvl="8">
+      <w:start w:val="1"/>
+      <w:numFmt w:val="lowerRoman"/>
+      <w:lvlText w:val="%9."/>
+      <w:lvlJc w:val="left"/>
+      <w:pPr>
+        <w:ind w:left="6480" w:hanging="360"/>
+      </w:pPr>
+      <w:rPr>
+        <w:u w:val="none"/>
+      </w:rPr>
+    </w:lvl>
+  </w:abstractNum>
+  <w:abstractNum w:abstractNumId="9">
+    <w:lvl w:ilvl="0">
+      <w:start w:val="1"/>
+      <w:numFmt w:val="bullet"/>
+      <w:lvlText w:val="●"/>
+      <w:lvlJc w:val="left"/>
+      <w:pPr>
+        <w:ind w:left="720" w:hanging="360"/>
+      </w:pPr>
+      <w:rPr>
+        <w:sz w:val="20"/>
+        <w:szCs w:val="20"/>
+        <w:u w:val="none"/>
+      </w:rPr>
+    </w:lvl>
+    <w:lvl w:ilvl="1">
+      <w:start w:val="1"/>
+      <w:numFmt w:val="bullet"/>
+      <w:lvlText w:val="○"/>
+      <w:lvlJc w:val="left"/>
+      <w:pPr>
+        <w:ind w:left="1440" w:hanging="360"/>
+      </w:pPr>
+      <w:rPr>
+        <w:u w:val="none"/>
+      </w:rPr>
+    </w:lvl>
+    <w:lvl w:ilvl="2">
+      <w:start w:val="1"/>
+      <w:numFmt w:val="bullet"/>
+      <w:lvlText w:val="■"/>
+      <w:lvlJc w:val="left"/>
+      <w:pPr>
+        <w:ind w:left="2160" w:hanging="360"/>
+      </w:pPr>
+      <w:rPr>
+        <w:u w:val="none"/>
+      </w:rPr>
+    </w:lvl>
+    <w:lvl w:ilvl="3">
+      <w:start w:val="1"/>
+      <w:numFmt w:val="bullet"/>
+      <w:lvlText w:val="●"/>
+      <w:lvlJc w:val="left"/>
+      <w:pPr>
+        <w:ind w:left="2880" w:hanging="360"/>
+      </w:pPr>
+      <w:rPr>
+        <w:u w:val="none"/>
+      </w:rPr>
+    </w:lvl>
+    <w:lvl w:ilvl="4">
+      <w:start w:val="1"/>
+      <w:numFmt w:val="bullet"/>
+      <w:lvlText w:val="○"/>
+      <w:lvlJc w:val="left"/>
+      <w:pPr>
+        <w:ind w:left="3600" w:hanging="360"/>
+      </w:pPr>
+      <w:rPr>
+        <w:u w:val="none"/>
+      </w:rPr>
+    </w:lvl>
+    <w:lvl w:ilvl="5">
+      <w:start w:val="1"/>
+      <w:numFmt w:val="bullet"/>
+      <w:lvlText w:val="■"/>
+      <w:lvlJc w:val="left"/>
+      <w:pPr>
+        <w:ind w:left="4320" w:hanging="360"/>
+      </w:pPr>
+      <w:rPr>
+        <w:u w:val="none"/>
+      </w:rPr>
+    </w:lvl>
+    <w:lvl w:ilvl="6">
+      <w:start w:val="1"/>
+      <w:numFmt w:val="bullet"/>
+      <w:lvlText w:val="●"/>
+      <w:lvlJc w:val="left"/>
+      <w:pPr>
+        <w:ind w:left="5040" w:hanging="360"/>
+      </w:pPr>
+      <w:rPr>
+        <w:u w:val="none"/>
+      </w:rPr>
+    </w:lvl>
+    <w:lvl w:ilvl="7">
+      <w:start w:val="1"/>
+      <w:numFmt w:val="bullet"/>
+      <w:lvlText w:val="○"/>
+      <w:lvlJc w:val="left"/>
+      <w:pPr>
+        <w:ind w:left="5760" w:hanging="360"/>
+      </w:pPr>
+      <w:rPr>
+        <w:u w:val="none"/>
+      </w:rPr>
+    </w:lvl>
+    <w:lvl w:ilvl="8">
+      <w:start w:val="1"/>
+      <w:numFmt w:val="bullet"/>
+      <w:lvlText w:val="■"/>
+      <w:lvlJc w:val="left"/>
+      <w:pPr>
+        <w:ind w:left="6480" w:hanging="360"/>
+      </w:pPr>
+      <w:rPr>
+        <w:u w:val="none"/>
+      </w:rPr>
+    </w:lvl>
+  </w:abstractNum>
+  <w:abstractNum w:abstractNumId="10">
+    <w:lvl w:ilvl="0">
+      <w:start w:val="1"/>
+      <w:numFmt w:val="bullet"/>
+      <w:lvlText w:val="●"/>
+      <w:lvlJc w:val="left"/>
+      <w:pPr>
+        <w:ind w:left="720" w:hanging="360"/>
+      </w:pPr>
+      <w:rPr>
+        <w:u w:val="none"/>
+      </w:rPr>
+    </w:lvl>
+    <w:lvl w:ilvl="1">
+      <w:start w:val="1"/>
+      <w:numFmt w:val="bullet"/>
+      <w:lvlText w:val="○"/>
+      <w:lvlJc w:val="left"/>
+      <w:pPr>
+        <w:ind w:left="1440" w:hanging="360"/>
+      </w:pPr>
+      <w:rPr>
+        <w:u w:val="none"/>
+      </w:rPr>
+    </w:lvl>
+    <w:lvl w:ilvl="2">
+      <w:start w:val="1"/>
+      <w:numFmt w:val="bullet"/>
+      <w:lvlText w:val="■"/>
+      <w:lvlJc w:val="left"/>
+      <w:pPr>
+        <w:ind w:left="2160" w:hanging="360"/>
+      </w:pPr>
+      <w:rPr>
+        <w:u w:val="none"/>
+      </w:rPr>
+    </w:lvl>
+    <w:lvl w:ilvl="3">
+      <w:start w:val="1"/>
+      <w:numFmt w:val="bullet"/>
+      <w:lvlText w:val="●"/>
+      <w:lvlJc w:val="left"/>
+      <w:pPr>
+        <w:ind w:left="2880" w:hanging="360"/>
+      </w:pPr>
+      <w:rPr>
+        <w:u w:val="none"/>
+      </w:rPr>
+    </w:lvl>
+    <w:lvl w:ilvl="4">
+      <w:start w:val="1"/>
+      <w:numFmt w:val="bullet"/>
+      <w:lvlText w:val="○"/>
+      <w:lvlJc w:val="left"/>
+      <w:pPr>
+        <w:ind w:left="3600" w:hanging="360"/>
+      </w:pPr>
+      <w:rPr>
+        <w:u w:val="none"/>
+      </w:rPr>
+    </w:lvl>
+    <w:lvl w:ilvl="5">
+      <w:start w:val="1"/>
+      <w:numFmt w:val="bullet"/>
+      <w:lvlText w:val="■"/>
+      <w:lvlJc w:val="left"/>
+      <w:pPr>
+        <w:ind w:left="4320" w:hanging="360"/>
+      </w:pPr>
+      <w:rPr>
+        <w:u w:val="none"/>
+      </w:rPr>
+    </w:lvl>
+    <w:lvl w:ilvl="6">
+      <w:start w:val="1"/>
+      <w:numFmt w:val="bullet"/>
+      <w:lvlText w:val="●"/>
+      <w:lvlJc w:val="left"/>
+      <w:pPr>
+        <w:ind w:left="5040" w:hanging="360"/>
+      </w:pPr>
+      <w:rPr>
+        <w:u w:val="none"/>
+      </w:rPr>
+    </w:lvl>
+    <w:lvl w:ilvl="7">
+      <w:start w:val="1"/>
+      <w:numFmt w:val="bullet"/>
+      <w:lvlText w:val="○"/>
+      <w:lvlJc w:val="left"/>
+      <w:pPr>
+        <w:ind w:left="5760" w:hanging="360"/>
+      </w:pPr>
+      <w:rPr>
+        <w:u w:val="none"/>
+      </w:rPr>
+    </w:lvl>
+    <w:lvl w:ilvl="8">
+      <w:start w:val="1"/>
+      <w:numFmt w:val="bullet"/>
+      <w:lvlText w:val="■"/>
+      <w:lvlJc w:val="left"/>
+      <w:pPr>
+        <w:ind w:left="6480" w:hanging="360"/>
+      </w:pPr>
+      <w:rPr>
+        <w:u w:val="none"/>
+      </w:rPr>
+    </w:lvl>
+  </w:abstractNum>
+  <w:abstractNum w:abstractNumId="11">
+    <w:lvl w:ilvl="0">
+      <w:start w:val="1"/>
+      <w:numFmt w:val="decimal"/>
+      <w:lvlText w:val="%1."/>
+      <w:lvlJc w:val="left"/>
+      <w:pPr>
+        <w:ind w:left="720" w:hanging="360"/>
+      </w:pPr>
+      <w:rPr>
+        <w:u w:val="none"/>
+      </w:rPr>
+    </w:lvl>
+    <w:lvl w:ilvl="1">
+      <w:start w:val="1"/>
+      <w:numFmt w:val="lowerLetter"/>
+      <w:lvlText w:val="%2."/>
+      <w:lvlJc w:val="left"/>
+      <w:pPr>
+        <w:ind w:left="1440" w:hanging="360"/>
+      </w:pPr>
+      <w:rPr>
+        <w:u w:val="none"/>
+      </w:rPr>
+    </w:lvl>
+    <w:lvl w:ilvl="2">
+      <w:start w:val="1"/>
+      <w:numFmt w:val="lowerRoman"/>
+      <w:lvlText w:val="%3."/>
+      <w:lvlJc w:val="left"/>
+      <w:pPr>
+        <w:ind w:left="2160" w:hanging="360"/>
+      </w:pPr>
+      <w:rPr>
+        <w:u w:val="none"/>
+      </w:rPr>
+    </w:lvl>
+    <w:lvl w:ilvl="3">
+      <w:start w:val="1"/>
+      <w:numFmt w:val="decimal"/>
+      <w:lvlText w:val="%4."/>
+      <w:lvlJc w:val="left"/>
+      <w:pPr>
+        <w:ind w:left="2880" w:hanging="360"/>
+      </w:pPr>
+      <w:rPr>
+        <w:u w:val="none"/>
+      </w:rPr>
+    </w:lvl>
+    <w:lvl w:ilvl="4">
+      <w:start w:val="1"/>
+      <w:numFmt w:val="lowerLetter"/>
+      <w:lvlText w:val="%5."/>
+      <w:lvlJc w:val="left"/>
+      <w:pPr>
+        <w:ind w:left="3600" w:hanging="360"/>
+      </w:pPr>
+      <w:rPr>
+        <w:u w:val="none"/>
+      </w:rPr>
+    </w:lvl>
+    <w:lvl w:ilvl="5">
+      <w:start w:val="1"/>
+      <w:numFmt w:val="lowerRoman"/>
+      <w:lvlText w:val="%6."/>
+      <w:lvlJc w:val="left"/>
+      <w:pPr>
+        <w:ind w:left="4320" w:hanging="360"/>
+      </w:pPr>
+      <w:rPr>
+        <w:u w:val="none"/>
+      </w:rPr>
+    </w:lvl>
+    <w:lvl w:ilvl="6">
+      <w:start w:val="1"/>
+      <w:numFmt w:val="decimal"/>
+      <w:lvlText w:val="%7."/>
+      <w:lvlJc w:val="left"/>
+      <w:pPr>
+        <w:ind w:left="5040" w:hanging="360"/>
+      </w:pPr>
+      <w:rPr>
+        <w:u w:val="none"/>
+      </w:rPr>
+    </w:lvl>
+    <w:lvl w:ilvl="7">
+      <w:start w:val="1"/>
+      <w:numFmt w:val="lowerLetter"/>
+      <w:lvlText w:val="%8."/>
+      <w:lvlJc w:val="left"/>
+      <w:pPr>
+        <w:ind w:left="5760" w:hanging="360"/>
+      </w:pPr>
+      <w:rPr>
+        <w:u w:val="none"/>
+      </w:rPr>
+    </w:lvl>
+    <w:lvl w:ilvl="8">
+      <w:start w:val="1"/>
+      <w:numFmt w:val="lowerRoman"/>
+      <w:lvlText w:val="%9."/>
+      <w:lvlJc w:val="left"/>
+      <w:pPr>
+        <w:ind w:left="6480" w:hanging="360"/>
+      </w:pPr>
+      <w:rPr>
+        <w:u w:val="none"/>
+      </w:rPr>
+    </w:lvl>
+  </w:abstractNum>
+  <w:abstractNum w:abstractNumId="12">
+    <w:lvl w:ilvl="0">
+      <w:start w:val="2"/>
+      <w:numFmt w:val="decimal"/>
+      <w:lvlText w:val="%1."/>
+      <w:lvlJc w:val="left"/>
+      <w:pPr>
+        <w:ind w:left="720" w:hanging="360"/>
+      </w:pPr>
+      <w:rPr>
+        <w:u w:val="none"/>
+      </w:rPr>
+    </w:lvl>
+    <w:lvl w:ilvl="1">
+      <w:start w:val="1"/>
+      <w:numFmt w:val="lowerLetter"/>
+      <w:lvlText w:val="%2."/>
+      <w:lvlJc w:val="left"/>
+      <w:pPr>
+        <w:ind w:left="1440" w:hanging="360"/>
+      </w:pPr>
+      <w:rPr>
+        <w:u w:val="none"/>
+      </w:rPr>
+    </w:lvl>
+    <w:lvl w:ilvl="2">
+      <w:start w:val="1"/>
+      <w:numFmt w:val="lowerRoman"/>
+      <w:lvlText w:val="%3."/>
+      <w:lvlJc w:val="left"/>
+      <w:pPr>
+        <w:ind w:left="2160" w:hanging="360"/>
+      </w:pPr>
+      <w:rPr>
+        <w:u w:val="none"/>
+      </w:rPr>
+    </w:lvl>
+    <w:lvl w:ilvl="3">
+      <w:start w:val="1"/>
+      <w:numFmt w:val="decimal"/>
+      <w:lvlText w:val="%4."/>
+      <w:lvlJc w:val="left"/>
+      <w:pPr>
+        <w:ind w:left="2880" w:hanging="360"/>
+      </w:pPr>
+      <w:rPr>
+        <w:u w:val="none"/>
+      </w:rPr>
+    </w:lvl>
+    <w:lvl w:ilvl="4">
+      <w:start w:val="1"/>
+      <w:numFmt w:val="lowerLetter"/>
+      <w:lvlText w:val="%5."/>
+      <w:lvlJc w:val="left"/>
+      <w:pPr>
+        <w:ind w:left="3600" w:hanging="360"/>
+      </w:pPr>
+      <w:rPr>
+        <w:u w:val="none"/>
+      </w:rPr>
+    </w:lvl>
+    <w:lvl w:ilvl="5">
+      <w:start w:val="1"/>
+      <w:numFmt w:val="lowerRoman"/>
+      <w:lvlText w:val="%6."/>
+      <w:lvlJc w:val="left"/>
+      <w:pPr>
+        <w:ind w:left="4320" w:hanging="360"/>
+      </w:pPr>
+      <w:rPr>
+        <w:u w:val="none"/>
+      </w:rPr>
+    </w:lvl>
+    <w:lvl w:ilvl="6">
+      <w:start w:val="1"/>
+      <w:numFmt w:val="decimal"/>
+      <w:lvlText w:val="%7."/>
+      <w:lvlJc w:val="left"/>
+      <w:pPr>
+        <w:ind w:left="5040" w:hanging="360"/>
+      </w:pPr>
+      <w:rPr>
+        <w:u w:val="none"/>
+      </w:rPr>
+    </w:lvl>
+    <w:lvl w:ilvl="7">
+      <w:start w:val="1"/>
+      <w:numFmt w:val="lowerLetter"/>
+      <w:lvlText w:val="%8."/>
+      <w:lvlJc w:val="left"/>
+      <w:pPr>
+        <w:ind w:left="5760" w:hanging="360"/>
+      </w:pPr>
+      <w:rPr>
+        <w:u w:val="none"/>
+      </w:rPr>
+    </w:lvl>
+    <w:lvl w:ilvl="8">
+      <w:start w:val="1"/>
+      <w:numFmt w:val="lowerRoman"/>
+      <w:lvlText w:val="%9."/>
+      <w:lvlJc w:val="left"/>
+      <w:pPr>
+        <w:ind w:left="6480" w:hanging="360"/>
+      </w:pPr>
+      <w:rPr>
+        <w:u w:val="none"/>
+      </w:rPr>
+    </w:lvl>
+  </w:abstractNum>
+  <w:abstractNum w:abstractNumId="13">
+    <w:lvl w:ilvl="0">
+      <w:start w:val="1"/>
+      <w:numFmt w:val="decimal"/>
+      <w:lvlText w:val="%1."/>
+      <w:lvlJc w:val="left"/>
+      <w:pPr>
+        <w:ind w:left="720" w:hanging="360"/>
+      </w:pPr>
+      <w:rPr>
+        <w:u w:val="none"/>
+      </w:rPr>
+    </w:lvl>
+    <w:lvl w:ilvl="1">
+      <w:start w:val="1"/>
+      <w:numFmt w:val="lowerLetter"/>
+      <w:lvlText w:val="%2."/>
+      <w:lvlJc w:val="left"/>
+      <w:pPr>
+        <w:ind w:left="1440" w:hanging="360"/>
+      </w:pPr>
+      <w:rPr>
+        <w:u w:val="none"/>
+      </w:rPr>
+    </w:lvl>
+    <w:lvl w:ilvl="2">
+      <w:start w:val="1"/>
+      <w:numFmt w:val="lowerRoman"/>
+      <w:lvlText w:val="%3."/>
+      <w:lvlJc w:val="left"/>
+      <w:pPr>
+        <w:ind w:left="2160" w:hanging="360"/>
+      </w:pPr>
+      <w:rPr>
+        <w:u w:val="none"/>
+      </w:rPr>
+    </w:lvl>
+    <w:lvl w:ilvl="3">
+      <w:start w:val="1"/>
+      <w:numFmt w:val="decimal"/>
+      <w:lvlText w:val="%4."/>
+      <w:lvlJc w:val="left"/>
+      <w:pPr>
+        <w:ind w:left="2880" w:hanging="360"/>
+      </w:pPr>
+      <w:rPr>
+        <w:u w:val="none"/>
+      </w:rPr>
+    </w:lvl>
+    <w:lvl w:ilvl="4">
+      <w:start w:val="1"/>
+      <w:numFmt w:val="lowerLetter"/>
+      <w:lvlText w:val="%5."/>
+      <w:lvlJc w:val="left"/>
+      <w:pPr>
+        <w:ind w:left="3600" w:hanging="360"/>
+      </w:pPr>
+      <w:rPr>
+        <w:u w:val="none"/>
+      </w:rPr>
+    </w:lvl>
+    <w:lvl w:ilvl="5">
+      <w:start w:val="1"/>
+      <w:numFmt w:val="lowerRoman"/>
+      <w:lvlText w:val="%6."/>
+      <w:lvlJc w:val="left"/>
+      <w:pPr>
+        <w:ind w:left="4320" w:hanging="360"/>
+      </w:pPr>
+      <w:rPr>
+        <w:u w:val="none"/>
+      </w:rPr>
+    </w:lvl>
+    <w:lvl w:ilvl="6">
+      <w:start w:val="1"/>
+      <w:numFmt w:val="decimal"/>
+      <w:lvlText w:val="%7."/>
+      <w:lvlJc w:val="left"/>
+      <w:pPr>
+        <w:ind w:left="5040" w:hanging="360"/>
+      </w:pPr>
+      <w:rPr>
+        <w:u w:val="none"/>
+      </w:rPr>
+    </w:lvl>
+    <w:lvl w:ilvl="7">
+      <w:start w:val="1"/>
+      <w:numFmt w:val="lowerLetter"/>
+      <w:lvlText w:val="%8."/>
+      <w:lvlJc w:val="left"/>
+      <w:pPr>
+        <w:ind w:left="5760" w:hanging="360"/>
+      </w:pPr>
+      <w:rPr>
+        <w:u w:val="none"/>
+      </w:rPr>
+    </w:lvl>
+    <w:lvl w:ilvl="8">
+      <w:start w:val="1"/>
+      <w:numFmt w:val="lowerRoman"/>
+      <w:lvlText w:val="%9."/>
+      <w:lvlJc w:val="left"/>
+      <w:pPr>
+        <w:ind w:left="6480" w:hanging="360"/>
+      </w:pPr>
+      <w:rPr>
+        <w:u w:val="none"/>
+      </w:rPr>
+    </w:lvl>
+  </w:abstractNum>
+  <w:abstractNum w:abstractNumId="14">
     <w:lvl w:ilvl="0">
       <w:start w:val="5"/>
       <w:numFmt w:val="decimal"/>
@@ -6848,7 +7979,7 @@
       </w:rPr>
     </w:lvl>
   </w:abstractNum>
-  <w:abstractNum w:abstractNumId="3">
+  <w:abstractNum w:abstractNumId="15">
     <w:lvl w:ilvl="0">
       <w:start w:val="3"/>
       <w:numFmt w:val="decimal"/>
@@ -6958,7 +8089,227 @@
       </w:rPr>
     </w:lvl>
   </w:abstractNum>
-  <w:abstractNum w:abstractNumId="4">
+  <w:abstractNum w:abstractNumId="16">
+    <w:lvl w:ilvl="0">
+      <w:start w:val="1"/>
+      <w:numFmt w:val="bullet"/>
+      <w:lvlText w:val="●"/>
+      <w:lvlJc w:val="left"/>
+      <w:pPr>
+        <w:ind w:left="720" w:hanging="360"/>
+      </w:pPr>
+      <w:rPr>
+        <w:u w:val="none"/>
+      </w:rPr>
+    </w:lvl>
+    <w:lvl w:ilvl="1">
+      <w:start w:val="1"/>
+      <w:numFmt w:val="bullet"/>
+      <w:lvlText w:val="○"/>
+      <w:lvlJc w:val="left"/>
+      <w:pPr>
+        <w:ind w:left="1440" w:hanging="360"/>
+      </w:pPr>
+      <w:rPr>
+        <w:u w:val="none"/>
+      </w:rPr>
+    </w:lvl>
+    <w:lvl w:ilvl="2">
+      <w:start w:val="1"/>
+      <w:numFmt w:val="bullet"/>
+      <w:lvlText w:val="■"/>
+      <w:lvlJc w:val="left"/>
+      <w:pPr>
+        <w:ind w:left="2160" w:hanging="360"/>
+      </w:pPr>
+      <w:rPr>
+        <w:u w:val="none"/>
+      </w:rPr>
+    </w:lvl>
+    <w:lvl w:ilvl="3">
+      <w:start w:val="1"/>
+      <w:numFmt w:val="bullet"/>
+      <w:lvlText w:val="●"/>
+      <w:lvlJc w:val="left"/>
+      <w:pPr>
+        <w:ind w:left="2880" w:hanging="360"/>
+      </w:pPr>
+      <w:rPr>
+        <w:u w:val="none"/>
+      </w:rPr>
+    </w:lvl>
+    <w:lvl w:ilvl="4">
+      <w:start w:val="1"/>
+      <w:numFmt w:val="bullet"/>
+      <w:lvlText w:val="○"/>
+      <w:lvlJc w:val="left"/>
+      <w:pPr>
+        <w:ind w:left="3600" w:hanging="360"/>
+      </w:pPr>
+      <w:rPr>
+        <w:u w:val="none"/>
+      </w:rPr>
+    </w:lvl>
+    <w:lvl w:ilvl="5">
+      <w:start w:val="1"/>
+      <w:numFmt w:val="bullet"/>
+      <w:lvlText w:val="■"/>
+      <w:lvlJc w:val="left"/>
+      <w:pPr>
+        <w:ind w:left="4320" w:hanging="360"/>
+      </w:pPr>
+      <w:rPr>
+        <w:u w:val="none"/>
+      </w:rPr>
+    </w:lvl>
+    <w:lvl w:ilvl="6">
+      <w:start w:val="1"/>
+      <w:numFmt w:val="bullet"/>
+      <w:lvlText w:val="●"/>
+      <w:lvlJc w:val="left"/>
+      <w:pPr>
+        <w:ind w:left="5040" w:hanging="360"/>
+      </w:pPr>
+      <w:rPr>
+        <w:u w:val="none"/>
+      </w:rPr>
+    </w:lvl>
+    <w:lvl w:ilvl="7">
+      <w:start w:val="1"/>
+      <w:numFmt w:val="bullet"/>
+      <w:lvlText w:val="○"/>
+      <w:lvlJc w:val="left"/>
+      <w:pPr>
+        <w:ind w:left="5760" w:hanging="360"/>
+      </w:pPr>
+      <w:rPr>
+        <w:u w:val="none"/>
+      </w:rPr>
+    </w:lvl>
+    <w:lvl w:ilvl="8">
+      <w:start w:val="1"/>
+      <w:numFmt w:val="bullet"/>
+      <w:lvlText w:val="■"/>
+      <w:lvlJc w:val="left"/>
+      <w:pPr>
+        <w:ind w:left="6480" w:hanging="360"/>
+      </w:pPr>
+      <w:rPr>
+        <w:u w:val="none"/>
+      </w:rPr>
+    </w:lvl>
+  </w:abstractNum>
+  <w:abstractNum w:abstractNumId="17">
+    <w:lvl w:ilvl="0">
+      <w:start w:val="7"/>
+      <w:numFmt w:val="decimal"/>
+      <w:lvlText w:val="%1."/>
+      <w:lvlJc w:val="left"/>
+      <w:pPr>
+        <w:ind w:left="720" w:hanging="360"/>
+      </w:pPr>
+      <w:rPr>
+        <w:u w:val="none"/>
+      </w:rPr>
+    </w:lvl>
+    <w:lvl w:ilvl="1">
+      <w:start w:val="1"/>
+      <w:numFmt w:val="lowerLetter"/>
+      <w:lvlText w:val="%2."/>
+      <w:lvlJc w:val="left"/>
+      <w:pPr>
+        <w:ind w:left="1440" w:hanging="360"/>
+      </w:pPr>
+      <w:rPr>
+        <w:u w:val="none"/>
+      </w:rPr>
+    </w:lvl>
+    <w:lvl w:ilvl="2">
+      <w:start w:val="1"/>
+      <w:numFmt w:val="lowerRoman"/>
+      <w:lvlText w:val="%3."/>
+      <w:lvlJc w:val="left"/>
+      <w:pPr>
+        <w:ind w:left="2160" w:hanging="360"/>
+      </w:pPr>
+      <w:rPr>
+        <w:u w:val="none"/>
+      </w:rPr>
+    </w:lvl>
+    <w:lvl w:ilvl="3">
+      <w:start w:val="1"/>
+      <w:numFmt w:val="decimal"/>
+      <w:lvlText w:val="%4."/>
+      <w:lvlJc w:val="left"/>
+      <w:pPr>
+        <w:ind w:left="2880" w:hanging="360"/>
+      </w:pPr>
+      <w:rPr>
+        <w:u w:val="none"/>
+      </w:rPr>
+    </w:lvl>
+    <w:lvl w:ilvl="4">
+      <w:start w:val="1"/>
+      <w:numFmt w:val="lowerLetter"/>
+      <w:lvlText w:val="%5."/>
+      <w:lvlJc w:val="left"/>
+      <w:pPr>
+        <w:ind w:left="3600" w:hanging="360"/>
+      </w:pPr>
+      <w:rPr>
+        <w:u w:val="none"/>
+      </w:rPr>
+    </w:lvl>
+    <w:lvl w:ilvl="5">
+      <w:start w:val="1"/>
+      <w:numFmt w:val="lowerRoman"/>
+      <w:lvlText w:val="%6."/>
+      <w:lvlJc w:val="left"/>
+      <w:pPr>
+        <w:ind w:left="4320" w:hanging="360"/>
+      </w:pPr>
+      <w:rPr>
+        <w:u w:val="none"/>
+      </w:rPr>
+    </w:lvl>
+    <w:lvl w:ilvl="6">
+      <w:start w:val="1"/>
+      <w:numFmt w:val="decimal"/>
+      <w:lvlText w:val="%7."/>
+      <w:lvlJc w:val="left"/>
+      <w:pPr>
+        <w:ind w:left="5040" w:hanging="360"/>
+      </w:pPr>
+      <w:rPr>
+        <w:u w:val="none"/>
+      </w:rPr>
+    </w:lvl>
+    <w:lvl w:ilvl="7">
+      <w:start w:val="1"/>
+      <w:numFmt w:val="lowerLetter"/>
+      <w:lvlText w:val="%8."/>
+      <w:lvlJc w:val="left"/>
+      <w:pPr>
+        <w:ind w:left="5760" w:hanging="360"/>
+      </w:pPr>
+      <w:rPr>
+        <w:u w:val="none"/>
+      </w:rPr>
+    </w:lvl>
+    <w:lvl w:ilvl="8">
+      <w:start w:val="1"/>
+      <w:numFmt w:val="lowerRoman"/>
+      <w:lvlText w:val="%9."/>
+      <w:lvlJc w:val="left"/>
+      <w:pPr>
+        <w:ind w:left="6480" w:hanging="360"/>
+      </w:pPr>
+      <w:rPr>
+        <w:u w:val="none"/>
+      </w:rPr>
+    </w:lvl>
+  </w:abstractNum>
+  <w:abstractNum w:abstractNumId="18">
     <w:lvl w:ilvl="0">
       <w:start w:val="1"/>
       <w:numFmt w:val="bullet"/>
@@ -7070,7 +8421,449 @@
       </w:rPr>
     </w:lvl>
   </w:abstractNum>
-  <w:abstractNum w:abstractNumId="5">
+  <w:abstractNum w:abstractNumId="19">
+    <w:lvl w:ilvl="0">
+      <w:start w:val="1"/>
+      <w:numFmt w:val="bullet"/>
+      <w:lvlText w:val="●"/>
+      <w:lvlJc w:val="left"/>
+      <w:pPr>
+        <w:ind w:left="720" w:hanging="360"/>
+      </w:pPr>
+      <w:rPr>
+        <w:sz w:val="20"/>
+        <w:szCs w:val="20"/>
+        <w:u w:val="none"/>
+      </w:rPr>
+    </w:lvl>
+    <w:lvl w:ilvl="1">
+      <w:start w:val="1"/>
+      <w:numFmt w:val="bullet"/>
+      <w:lvlText w:val="○"/>
+      <w:lvlJc w:val="left"/>
+      <w:pPr>
+        <w:ind w:left="1440" w:hanging="360"/>
+      </w:pPr>
+      <w:rPr>
+        <w:u w:val="none"/>
+      </w:rPr>
+    </w:lvl>
+    <w:lvl w:ilvl="2">
+      <w:start w:val="1"/>
+      <w:numFmt w:val="bullet"/>
+      <w:lvlText w:val="■"/>
+      <w:lvlJc w:val="left"/>
+      <w:pPr>
+        <w:ind w:left="2160" w:hanging="360"/>
+      </w:pPr>
+      <w:rPr>
+        <w:u w:val="none"/>
+      </w:rPr>
+    </w:lvl>
+    <w:lvl w:ilvl="3">
+      <w:start w:val="1"/>
+      <w:numFmt w:val="bullet"/>
+      <w:lvlText w:val="●"/>
+      <w:lvlJc w:val="left"/>
+      <w:pPr>
+        <w:ind w:left="2880" w:hanging="360"/>
+      </w:pPr>
+      <w:rPr>
+        <w:u w:val="none"/>
+      </w:rPr>
+    </w:lvl>
+    <w:lvl w:ilvl="4">
+      <w:start w:val="1"/>
+      <w:numFmt w:val="bullet"/>
+      <w:lvlText w:val="○"/>
+      <w:lvlJc w:val="left"/>
+      <w:pPr>
+        <w:ind w:left="3600" w:hanging="360"/>
+      </w:pPr>
+      <w:rPr>
+        <w:u w:val="none"/>
+      </w:rPr>
+    </w:lvl>
+    <w:lvl w:ilvl="5">
+      <w:start w:val="1"/>
+      <w:numFmt w:val="bullet"/>
+      <w:lvlText w:val="■"/>
+      <w:lvlJc w:val="left"/>
+      <w:pPr>
+        <w:ind w:left="4320" w:hanging="360"/>
+      </w:pPr>
+      <w:rPr>
+        <w:u w:val="none"/>
+      </w:rPr>
+    </w:lvl>
+    <w:lvl w:ilvl="6">
+      <w:start w:val="1"/>
+      <w:numFmt w:val="bullet"/>
+      <w:lvlText w:val="●"/>
+      <w:lvlJc w:val="left"/>
+      <w:pPr>
+        <w:ind w:left="5040" w:hanging="360"/>
+      </w:pPr>
+      <w:rPr>
+        <w:u w:val="none"/>
+      </w:rPr>
+    </w:lvl>
+    <w:lvl w:ilvl="7">
+      <w:start w:val="1"/>
+      <w:numFmt w:val="bullet"/>
+      <w:lvlText w:val="○"/>
+      <w:lvlJc w:val="left"/>
+      <w:pPr>
+        <w:ind w:left="5760" w:hanging="360"/>
+      </w:pPr>
+      <w:rPr>
+        <w:u w:val="none"/>
+      </w:rPr>
+    </w:lvl>
+    <w:lvl w:ilvl="8">
+      <w:start w:val="1"/>
+      <w:numFmt w:val="bullet"/>
+      <w:lvlText w:val="■"/>
+      <w:lvlJc w:val="left"/>
+      <w:pPr>
+        <w:ind w:left="6480" w:hanging="360"/>
+      </w:pPr>
+      <w:rPr>
+        <w:u w:val="none"/>
+      </w:rPr>
+    </w:lvl>
+  </w:abstractNum>
+  <w:abstractNum w:abstractNumId="20">
+    <w:lvl w:ilvl="0">
+      <w:start w:val="6"/>
+      <w:numFmt w:val="decimal"/>
+      <w:lvlText w:val="%1."/>
+      <w:lvlJc w:val="left"/>
+      <w:pPr>
+        <w:ind w:left="720" w:hanging="360"/>
+      </w:pPr>
+      <w:rPr>
+        <w:u w:val="none"/>
+      </w:rPr>
+    </w:lvl>
+    <w:lvl w:ilvl="1">
+      <w:start w:val="1"/>
+      <w:numFmt w:val="lowerLetter"/>
+      <w:lvlText w:val="%2."/>
+      <w:lvlJc w:val="left"/>
+      <w:pPr>
+        <w:ind w:left="1440" w:hanging="360"/>
+      </w:pPr>
+      <w:rPr>
+        <w:u w:val="none"/>
+      </w:rPr>
+    </w:lvl>
+    <w:lvl w:ilvl="2">
+      <w:start w:val="1"/>
+      <w:numFmt w:val="lowerRoman"/>
+      <w:lvlText w:val="%3."/>
+      <w:lvlJc w:val="left"/>
+      <w:pPr>
+        <w:ind w:left="2160" w:hanging="360"/>
+      </w:pPr>
+      <w:rPr>
+        <w:u w:val="none"/>
+      </w:rPr>
+    </w:lvl>
+    <w:lvl w:ilvl="3">
+      <w:start w:val="1"/>
+      <w:numFmt w:val="decimal"/>
+      <w:lvlText w:val="%4."/>
+      <w:lvlJc w:val="left"/>
+      <w:pPr>
+        <w:ind w:left="2880" w:hanging="360"/>
+      </w:pPr>
+      <w:rPr>
+        <w:u w:val="none"/>
+      </w:rPr>
+    </w:lvl>
+    <w:lvl w:ilvl="4">
+      <w:start w:val="1"/>
+      <w:numFmt w:val="lowerLetter"/>
+      <w:lvlText w:val="%5."/>
+      <w:lvlJc w:val="left"/>
+      <w:pPr>
+        <w:ind w:left="3600" w:hanging="360"/>
+      </w:pPr>
+      <w:rPr>
+        <w:u w:val="none"/>
+      </w:rPr>
+    </w:lvl>
+    <w:lvl w:ilvl="5">
+      <w:start w:val="1"/>
+      <w:numFmt w:val="lowerRoman"/>
+      <w:lvlText w:val="%6."/>
+      <w:lvlJc w:val="left"/>
+      <w:pPr>
+        <w:ind w:left="4320" w:hanging="360"/>
+      </w:pPr>
+      <w:rPr>
+        <w:u w:val="none"/>
+      </w:rPr>
+    </w:lvl>
+    <w:lvl w:ilvl="6">
+      <w:start w:val="1"/>
+      <w:numFmt w:val="decimal"/>
+      <w:lvlText w:val="%7."/>
+      <w:lvlJc w:val="left"/>
+      <w:pPr>
+        <w:ind w:left="5040" w:hanging="360"/>
+      </w:pPr>
+      <w:rPr>
+        <w:u w:val="none"/>
+      </w:rPr>
+    </w:lvl>
+    <w:lvl w:ilvl="7">
+      <w:start w:val="1"/>
+      <w:numFmt w:val="lowerLetter"/>
+      <w:lvlText w:val="%8."/>
+      <w:lvlJc w:val="left"/>
+      <w:pPr>
+        <w:ind w:left="5760" w:hanging="360"/>
+      </w:pPr>
+      <w:rPr>
+        <w:u w:val="none"/>
+      </w:rPr>
+    </w:lvl>
+    <w:lvl w:ilvl="8">
+      <w:start w:val="1"/>
+      <w:numFmt w:val="lowerRoman"/>
+      <w:lvlText w:val="%9."/>
+      <w:lvlJc w:val="left"/>
+      <w:pPr>
+        <w:ind w:left="6480" w:hanging="360"/>
+      </w:pPr>
+      <w:rPr>
+        <w:u w:val="none"/>
+      </w:rPr>
+    </w:lvl>
+  </w:abstractNum>
+  <w:abstractNum w:abstractNumId="21">
+    <w:lvl w:ilvl="0">
+      <w:start w:val="1"/>
+      <w:numFmt w:val="decimal"/>
+      <w:lvlText w:val="%1."/>
+      <w:lvlJc w:val="left"/>
+      <w:pPr>
+        <w:ind w:left="720" w:hanging="360"/>
+      </w:pPr>
+      <w:rPr>
+        <w:u w:val="none"/>
+      </w:rPr>
+    </w:lvl>
+    <w:lvl w:ilvl="1">
+      <w:start w:val="1"/>
+      <w:numFmt w:val="lowerLetter"/>
+      <w:lvlText w:val="%2."/>
+      <w:lvlJc w:val="left"/>
+      <w:pPr>
+        <w:ind w:left="1440" w:hanging="360"/>
+      </w:pPr>
+      <w:rPr>
+        <w:u w:val="none"/>
+      </w:rPr>
+    </w:lvl>
+    <w:lvl w:ilvl="2">
+      <w:start w:val="1"/>
+      <w:numFmt w:val="lowerRoman"/>
+      <w:lvlText w:val="%3."/>
+      <w:lvlJc w:val="left"/>
+      <w:pPr>
+        <w:ind w:left="2160" w:hanging="360"/>
+      </w:pPr>
+      <w:rPr>
+        <w:u w:val="none"/>
+      </w:rPr>
+    </w:lvl>
+    <w:lvl w:ilvl="3">
+      <w:start w:val="1"/>
+      <w:numFmt w:val="decimal"/>
+      <w:lvlText w:val="%4."/>
+      <w:lvlJc w:val="left"/>
+      <w:pPr>
+        <w:ind w:left="2880" w:hanging="360"/>
+      </w:pPr>
+      <w:rPr>
+        <w:u w:val="none"/>
+      </w:rPr>
+    </w:lvl>
+    <w:lvl w:ilvl="4">
+      <w:start w:val="1"/>
+      <w:numFmt w:val="lowerLetter"/>
+      <w:lvlText w:val="%5."/>
+      <w:lvlJc w:val="left"/>
+      <w:pPr>
+        <w:ind w:left="3600" w:hanging="360"/>
+      </w:pPr>
+      <w:rPr>
+        <w:u w:val="none"/>
+      </w:rPr>
+    </w:lvl>
+    <w:lvl w:ilvl="5">
+      <w:start w:val="1"/>
+      <w:numFmt w:val="lowerRoman"/>
+      <w:lvlText w:val="%6."/>
+      <w:lvlJc w:val="left"/>
+      <w:pPr>
+        <w:ind w:left="4320" w:hanging="360"/>
+      </w:pPr>
+      <w:rPr>
+        <w:u w:val="none"/>
+      </w:rPr>
+    </w:lvl>
+    <w:lvl w:ilvl="6">
+      <w:start w:val="1"/>
+      <w:numFmt w:val="decimal"/>
+      <w:lvlText w:val="%7."/>
+      <w:lvlJc w:val="left"/>
+      <w:pPr>
+        <w:ind w:left="5040" w:hanging="360"/>
+      </w:pPr>
+      <w:rPr>
+        <w:u w:val="none"/>
+      </w:rPr>
+    </w:lvl>
+    <w:lvl w:ilvl="7">
+      <w:start w:val="1"/>
+      <w:numFmt w:val="lowerLetter"/>
+      <w:lvlText w:val="%8."/>
+      <w:lvlJc w:val="left"/>
+      <w:pPr>
+        <w:ind w:left="5760" w:hanging="360"/>
+      </w:pPr>
+      <w:rPr>
+        <w:u w:val="none"/>
+      </w:rPr>
+    </w:lvl>
+    <w:lvl w:ilvl="8">
+      <w:start w:val="1"/>
+      <w:numFmt w:val="lowerRoman"/>
+      <w:lvlText w:val="%9."/>
+      <w:lvlJc w:val="left"/>
+      <w:pPr>
+        <w:ind w:left="6480" w:hanging="360"/>
+      </w:pPr>
+      <w:rPr>
+        <w:u w:val="none"/>
+      </w:rPr>
+    </w:lvl>
+  </w:abstractNum>
+  <w:abstractNum w:abstractNumId="22">
+    <w:lvl w:ilvl="0">
+      <w:start w:val="1"/>
+      <w:numFmt w:val="bullet"/>
+      <w:lvlText w:val="●"/>
+      <w:lvlJc w:val="left"/>
+      <w:pPr>
+        <w:ind w:left="720" w:hanging="360"/>
+      </w:pPr>
+      <w:rPr>
+        <w:u w:val="none"/>
+      </w:rPr>
+    </w:lvl>
+    <w:lvl w:ilvl="1">
+      <w:start w:val="1"/>
+      <w:numFmt w:val="bullet"/>
+      <w:lvlText w:val="○"/>
+      <w:lvlJc w:val="left"/>
+      <w:pPr>
+        <w:ind w:left="1440" w:hanging="360"/>
+      </w:pPr>
+      <w:rPr>
+        <w:u w:val="none"/>
+      </w:rPr>
+    </w:lvl>
+    <w:lvl w:ilvl="2">
+      <w:start w:val="1"/>
+      <w:numFmt w:val="bullet"/>
+      <w:lvlText w:val="■"/>
+      <w:lvlJc w:val="left"/>
+      <w:pPr>
+        <w:ind w:left="2160" w:hanging="360"/>
+      </w:pPr>
+      <w:rPr>
+        <w:u w:val="none"/>
+      </w:rPr>
+    </w:lvl>
+    <w:lvl w:ilvl="3">
+      <w:start w:val="1"/>
+      <w:numFmt w:val="bullet"/>
+      <w:lvlText w:val="●"/>
+      <w:lvlJc w:val="left"/>
+      <w:pPr>
+        <w:ind w:left="2880" w:hanging="360"/>
+      </w:pPr>
+      <w:rPr>
+        <w:u w:val="none"/>
+      </w:rPr>
+    </w:lvl>
+    <w:lvl w:ilvl="4">
+      <w:start w:val="1"/>
+      <w:numFmt w:val="bullet"/>
+      <w:lvlText w:val="○"/>
+      <w:lvlJc w:val="left"/>
+      <w:pPr>
+        <w:ind w:left="3600" w:hanging="360"/>
+      </w:pPr>
+      <w:rPr>
+        <w:u w:val="none"/>
+      </w:rPr>
+    </w:lvl>
+    <w:lvl w:ilvl="5">
+      <w:start w:val="1"/>
+      <w:numFmt w:val="bullet"/>
+      <w:lvlText w:val="■"/>
+      <w:lvlJc w:val="left"/>
+      <w:pPr>
+        <w:ind w:left="4320" w:hanging="360"/>
+      </w:pPr>
+      <w:rPr>
+        <w:u w:val="none"/>
+      </w:rPr>
+    </w:lvl>
+    <w:lvl w:ilvl="6">
+      <w:start w:val="1"/>
+      <w:numFmt w:val="bullet"/>
+      <w:lvlText w:val="●"/>
+      <w:lvlJc w:val="left"/>
+      <w:pPr>
+        <w:ind w:left="5040" w:hanging="360"/>
+      </w:pPr>
+      <w:rPr>
+        <w:u w:val="none"/>
+      </w:rPr>
+    </w:lvl>
+    <w:lvl w:ilvl="7">
+      <w:start w:val="1"/>
+      <w:numFmt w:val="bullet"/>
+      <w:lvlText w:val="○"/>
+      <w:lvlJc w:val="left"/>
+      <w:pPr>
+        <w:ind w:left="5760" w:hanging="360"/>
+      </w:pPr>
+      <w:rPr>
+        <w:u w:val="none"/>
+      </w:rPr>
+    </w:lvl>
+    <w:lvl w:ilvl="8">
+      <w:start w:val="1"/>
+      <w:numFmt w:val="bullet"/>
+      <w:lvlText w:val="■"/>
+      <w:lvlJc w:val="left"/>
+      <w:pPr>
+        <w:ind w:left="6480" w:hanging="360"/>
+      </w:pPr>
+      <w:rPr>
+        <w:u w:val="none"/>
+      </w:rPr>
+    </w:lvl>
+  </w:abstractNum>
+  <w:abstractNum w:abstractNumId="23">
     <w:lvl w:ilvl="0">
       <w:start w:val="4"/>
       <w:numFmt w:val="decimal"/>
@@ -7180,7 +8973,7 @@
       </w:rPr>
     </w:lvl>
   </w:abstractNum>
-  <w:abstractNum w:abstractNumId="6">
+  <w:abstractNum w:abstractNumId="24">
     <w:lvl w:ilvl="0">
       <w:start w:val="1"/>
       <w:numFmt w:val="bullet"/>
@@ -7290,119 +9083,7 @@
       </w:rPr>
     </w:lvl>
   </w:abstractNum>
-  <w:abstractNum w:abstractNumId="7">
-    <w:lvl w:ilvl="0">
-      <w:start w:val="1"/>
-      <w:numFmt w:val="bullet"/>
-      <w:lvlText w:val="●"/>
-      <w:lvlJc w:val="left"/>
-      <w:pPr>
-        <w:ind w:left="720" w:hanging="360"/>
-      </w:pPr>
-      <w:rPr>
-        <w:sz w:val="20"/>
-        <w:szCs w:val="20"/>
-        <w:u w:val="none"/>
-      </w:rPr>
-    </w:lvl>
-    <w:lvl w:ilvl="1">
-      <w:start w:val="1"/>
-      <w:numFmt w:val="bullet"/>
-      <w:lvlText w:val="○"/>
-      <w:lvlJc w:val="left"/>
-      <w:pPr>
-        <w:ind w:left="1440" w:hanging="360"/>
-      </w:pPr>
-      <w:rPr>
-        <w:u w:val="none"/>
-      </w:rPr>
-    </w:lvl>
-    <w:lvl w:ilvl="2">
-      <w:start w:val="1"/>
-      <w:numFmt w:val="bullet"/>
-      <w:lvlText w:val="■"/>
-      <w:lvlJc w:val="left"/>
-      <w:pPr>
-        <w:ind w:left="2160" w:hanging="360"/>
-      </w:pPr>
-      <w:rPr>
-        <w:u w:val="none"/>
-      </w:rPr>
-    </w:lvl>
-    <w:lvl w:ilvl="3">
-      <w:start w:val="1"/>
-      <w:numFmt w:val="bullet"/>
-      <w:lvlText w:val="●"/>
-      <w:lvlJc w:val="left"/>
-      <w:pPr>
-        <w:ind w:left="2880" w:hanging="360"/>
-      </w:pPr>
-      <w:rPr>
-        <w:u w:val="none"/>
-      </w:rPr>
-    </w:lvl>
-    <w:lvl w:ilvl="4">
-      <w:start w:val="1"/>
-      <w:numFmt w:val="bullet"/>
-      <w:lvlText w:val="○"/>
-      <w:lvlJc w:val="left"/>
-      <w:pPr>
-        <w:ind w:left="3600" w:hanging="360"/>
-      </w:pPr>
-      <w:rPr>
-        <w:u w:val="none"/>
-      </w:rPr>
-    </w:lvl>
-    <w:lvl w:ilvl="5">
-      <w:start w:val="1"/>
-      <w:numFmt w:val="bullet"/>
-      <w:lvlText w:val="■"/>
-      <w:lvlJc w:val="left"/>
-      <w:pPr>
-        <w:ind w:left="4320" w:hanging="360"/>
-      </w:pPr>
-      <w:rPr>
-        <w:u w:val="none"/>
-      </w:rPr>
-    </w:lvl>
-    <w:lvl w:ilvl="6">
-      <w:start w:val="1"/>
-      <w:numFmt w:val="bullet"/>
-      <w:lvlText w:val="●"/>
-      <w:lvlJc w:val="left"/>
-      <w:pPr>
-        <w:ind w:left="5040" w:hanging="360"/>
-      </w:pPr>
-      <w:rPr>
-        <w:u w:val="none"/>
-      </w:rPr>
-    </w:lvl>
-    <w:lvl w:ilvl="7">
-      <w:start w:val="1"/>
-      <w:numFmt w:val="bullet"/>
-      <w:lvlText w:val="○"/>
-      <w:lvlJc w:val="left"/>
-      <w:pPr>
-        <w:ind w:left="5760" w:hanging="360"/>
-      </w:pPr>
-      <w:rPr>
-        <w:u w:val="none"/>
-      </w:rPr>
-    </w:lvl>
-    <w:lvl w:ilvl="8">
-      <w:start w:val="1"/>
-      <w:numFmt w:val="bullet"/>
-      <w:lvlText w:val="■"/>
-      <w:lvlJc w:val="left"/>
-      <w:pPr>
-        <w:ind w:left="6480" w:hanging="360"/>
-      </w:pPr>
-      <w:rPr>
-        <w:u w:val="none"/>
-      </w:rPr>
-    </w:lvl>
-  </w:abstractNum>
-  <w:abstractNum w:abstractNumId="8">
+  <w:abstractNum w:abstractNumId="25">
     <w:lvl w:ilvl="0">
       <w:start w:val="2"/>
       <w:numFmt w:val="decimal"/>
@@ -7512,1109 +9193,7 @@
       </w:rPr>
     </w:lvl>
   </w:abstractNum>
-  <w:abstractNum w:abstractNumId="9">
-    <w:lvl w:ilvl="0">
-      <w:start w:val="1"/>
-      <w:numFmt w:val="bullet"/>
-      <w:lvlText w:val="●"/>
-      <w:lvlJc w:val="left"/>
-      <w:pPr>
-        <w:ind w:left="720" w:hanging="360"/>
-      </w:pPr>
-      <w:rPr>
-        <w:sz w:val="20"/>
-        <w:szCs w:val="20"/>
-        <w:u w:val="none"/>
-      </w:rPr>
-    </w:lvl>
-    <w:lvl w:ilvl="1">
-      <w:start w:val="1"/>
-      <w:numFmt w:val="bullet"/>
-      <w:lvlText w:val="○"/>
-      <w:lvlJc w:val="left"/>
-      <w:pPr>
-        <w:ind w:left="1440" w:hanging="360"/>
-      </w:pPr>
-      <w:rPr>
-        <w:u w:val="none"/>
-      </w:rPr>
-    </w:lvl>
-    <w:lvl w:ilvl="2">
-      <w:start w:val="1"/>
-      <w:numFmt w:val="bullet"/>
-      <w:lvlText w:val="■"/>
-      <w:lvlJc w:val="left"/>
-      <w:pPr>
-        <w:ind w:left="2160" w:hanging="360"/>
-      </w:pPr>
-      <w:rPr>
-        <w:u w:val="none"/>
-      </w:rPr>
-    </w:lvl>
-    <w:lvl w:ilvl="3">
-      <w:start w:val="1"/>
-      <w:numFmt w:val="bullet"/>
-      <w:lvlText w:val="●"/>
-      <w:lvlJc w:val="left"/>
-      <w:pPr>
-        <w:ind w:left="2880" w:hanging="360"/>
-      </w:pPr>
-      <w:rPr>
-        <w:u w:val="none"/>
-      </w:rPr>
-    </w:lvl>
-    <w:lvl w:ilvl="4">
-      <w:start w:val="1"/>
-      <w:numFmt w:val="bullet"/>
-      <w:lvlText w:val="○"/>
-      <w:lvlJc w:val="left"/>
-      <w:pPr>
-        <w:ind w:left="3600" w:hanging="360"/>
-      </w:pPr>
-      <w:rPr>
-        <w:u w:val="none"/>
-      </w:rPr>
-    </w:lvl>
-    <w:lvl w:ilvl="5">
-      <w:start w:val="1"/>
-      <w:numFmt w:val="bullet"/>
-      <w:lvlText w:val="■"/>
-      <w:lvlJc w:val="left"/>
-      <w:pPr>
-        <w:ind w:left="4320" w:hanging="360"/>
-      </w:pPr>
-      <w:rPr>
-        <w:u w:val="none"/>
-      </w:rPr>
-    </w:lvl>
-    <w:lvl w:ilvl="6">
-      <w:start w:val="1"/>
-      <w:numFmt w:val="bullet"/>
-      <w:lvlText w:val="●"/>
-      <w:lvlJc w:val="left"/>
-      <w:pPr>
-        <w:ind w:left="5040" w:hanging="360"/>
-      </w:pPr>
-      <w:rPr>
-        <w:u w:val="none"/>
-      </w:rPr>
-    </w:lvl>
-    <w:lvl w:ilvl="7">
-      <w:start w:val="1"/>
-      <w:numFmt w:val="bullet"/>
-      <w:lvlText w:val="○"/>
-      <w:lvlJc w:val="left"/>
-      <w:pPr>
-        <w:ind w:left="5760" w:hanging="360"/>
-      </w:pPr>
-      <w:rPr>
-        <w:u w:val="none"/>
-      </w:rPr>
-    </w:lvl>
-    <w:lvl w:ilvl="8">
-      <w:start w:val="1"/>
-      <w:numFmt w:val="bullet"/>
-      <w:lvlText w:val="■"/>
-      <w:lvlJc w:val="left"/>
-      <w:pPr>
-        <w:ind w:left="6480" w:hanging="360"/>
-      </w:pPr>
-      <w:rPr>
-        <w:u w:val="none"/>
-      </w:rPr>
-    </w:lvl>
-  </w:abstractNum>
-  <w:abstractNum w:abstractNumId="10">
-    <w:lvl w:ilvl="0">
-      <w:start w:val="1"/>
-      <w:numFmt w:val="bullet"/>
-      <w:lvlText w:val="●"/>
-      <w:lvlJc w:val="left"/>
-      <w:pPr>
-        <w:ind w:left="720" w:hanging="360"/>
-      </w:pPr>
-      <w:rPr>
-        <w:u w:val="none"/>
-      </w:rPr>
-    </w:lvl>
-    <w:lvl w:ilvl="1">
-      <w:start w:val="1"/>
-      <w:numFmt w:val="bullet"/>
-      <w:lvlText w:val="○"/>
-      <w:lvlJc w:val="left"/>
-      <w:pPr>
-        <w:ind w:left="1440" w:hanging="360"/>
-      </w:pPr>
-      <w:rPr>
-        <w:u w:val="none"/>
-      </w:rPr>
-    </w:lvl>
-    <w:lvl w:ilvl="2">
-      <w:start w:val="1"/>
-      <w:numFmt w:val="bullet"/>
-      <w:lvlText w:val="■"/>
-      <w:lvlJc w:val="left"/>
-      <w:pPr>
-        <w:ind w:left="2160" w:hanging="360"/>
-      </w:pPr>
-      <w:rPr>
-        <w:u w:val="none"/>
-      </w:rPr>
-    </w:lvl>
-    <w:lvl w:ilvl="3">
-      <w:start w:val="1"/>
-      <w:numFmt w:val="bullet"/>
-      <w:lvlText w:val="●"/>
-      <w:lvlJc w:val="left"/>
-      <w:pPr>
-        <w:ind w:left="2880" w:hanging="360"/>
-      </w:pPr>
-      <w:rPr>
-        <w:u w:val="none"/>
-      </w:rPr>
-    </w:lvl>
-    <w:lvl w:ilvl="4">
-      <w:start w:val="1"/>
-      <w:numFmt w:val="bullet"/>
-      <w:lvlText w:val="○"/>
-      <w:lvlJc w:val="left"/>
-      <w:pPr>
-        <w:ind w:left="3600" w:hanging="360"/>
-      </w:pPr>
-      <w:rPr>
-        <w:u w:val="none"/>
-      </w:rPr>
-    </w:lvl>
-    <w:lvl w:ilvl="5">
-      <w:start w:val="1"/>
-      <w:numFmt w:val="bullet"/>
-      <w:lvlText w:val="■"/>
-      <w:lvlJc w:val="left"/>
-      <w:pPr>
-        <w:ind w:left="4320" w:hanging="360"/>
-      </w:pPr>
-      <w:rPr>
-        <w:u w:val="none"/>
-      </w:rPr>
-    </w:lvl>
-    <w:lvl w:ilvl="6">
-      <w:start w:val="1"/>
-      <w:numFmt w:val="bullet"/>
-      <w:lvlText w:val="●"/>
-      <w:lvlJc w:val="left"/>
-      <w:pPr>
-        <w:ind w:left="5040" w:hanging="360"/>
-      </w:pPr>
-      <w:rPr>
-        <w:u w:val="none"/>
-      </w:rPr>
-    </w:lvl>
-    <w:lvl w:ilvl="7">
-      <w:start w:val="1"/>
-      <w:numFmt w:val="bullet"/>
-      <w:lvlText w:val="○"/>
-      <w:lvlJc w:val="left"/>
-      <w:pPr>
-        <w:ind w:left="5760" w:hanging="360"/>
-      </w:pPr>
-      <w:rPr>
-        <w:u w:val="none"/>
-      </w:rPr>
-    </w:lvl>
-    <w:lvl w:ilvl="8">
-      <w:start w:val="1"/>
-      <w:numFmt w:val="bullet"/>
-      <w:lvlText w:val="■"/>
-      <w:lvlJc w:val="left"/>
-      <w:pPr>
-        <w:ind w:left="6480" w:hanging="360"/>
-      </w:pPr>
-      <w:rPr>
-        <w:u w:val="none"/>
-      </w:rPr>
-    </w:lvl>
-  </w:abstractNum>
-  <w:abstractNum w:abstractNumId="11">
-    <w:lvl w:ilvl="0">
-      <w:start w:val="1"/>
-      <w:numFmt w:val="bullet"/>
-      <w:lvlText w:val="●"/>
-      <w:lvlJc w:val="left"/>
-      <w:pPr>
-        <w:ind w:left="720" w:hanging="360"/>
-      </w:pPr>
-      <w:rPr>
-        <w:u w:val="none"/>
-      </w:rPr>
-    </w:lvl>
-    <w:lvl w:ilvl="1">
-      <w:start w:val="1"/>
-      <w:numFmt w:val="bullet"/>
-      <w:lvlText w:val="○"/>
-      <w:lvlJc w:val="left"/>
-      <w:pPr>
-        <w:ind w:left="1440" w:hanging="360"/>
-      </w:pPr>
-      <w:rPr>
-        <w:u w:val="none"/>
-      </w:rPr>
-    </w:lvl>
-    <w:lvl w:ilvl="2">
-      <w:start w:val="1"/>
-      <w:numFmt w:val="bullet"/>
-      <w:lvlText w:val="■"/>
-      <w:lvlJc w:val="left"/>
-      <w:pPr>
-        <w:ind w:left="2160" w:hanging="360"/>
-      </w:pPr>
-      <w:rPr>
-        <w:u w:val="none"/>
-      </w:rPr>
-    </w:lvl>
-    <w:lvl w:ilvl="3">
-      <w:start w:val="1"/>
-      <w:numFmt w:val="bullet"/>
-      <w:lvlText w:val="●"/>
-      <w:lvlJc w:val="left"/>
-      <w:pPr>
-        <w:ind w:left="2880" w:hanging="360"/>
-      </w:pPr>
-      <w:rPr>
-        <w:u w:val="none"/>
-      </w:rPr>
-    </w:lvl>
-    <w:lvl w:ilvl="4">
-      <w:start w:val="1"/>
-      <w:numFmt w:val="bullet"/>
-      <w:lvlText w:val="○"/>
-      <w:lvlJc w:val="left"/>
-      <w:pPr>
-        <w:ind w:left="3600" w:hanging="360"/>
-      </w:pPr>
-      <w:rPr>
-        <w:u w:val="none"/>
-      </w:rPr>
-    </w:lvl>
-    <w:lvl w:ilvl="5">
-      <w:start w:val="1"/>
-      <w:numFmt w:val="bullet"/>
-      <w:lvlText w:val="■"/>
-      <w:lvlJc w:val="left"/>
-      <w:pPr>
-        <w:ind w:left="4320" w:hanging="360"/>
-      </w:pPr>
-      <w:rPr>
-        <w:u w:val="none"/>
-      </w:rPr>
-    </w:lvl>
-    <w:lvl w:ilvl="6">
-      <w:start w:val="1"/>
-      <w:numFmt w:val="bullet"/>
-      <w:lvlText w:val="●"/>
-      <w:lvlJc w:val="left"/>
-      <w:pPr>
-        <w:ind w:left="5040" w:hanging="360"/>
-      </w:pPr>
-      <w:rPr>
-        <w:u w:val="none"/>
-      </w:rPr>
-    </w:lvl>
-    <w:lvl w:ilvl="7">
-      <w:start w:val="1"/>
-      <w:numFmt w:val="bullet"/>
-      <w:lvlText w:val="○"/>
-      <w:lvlJc w:val="left"/>
-      <w:pPr>
-        <w:ind w:left="5760" w:hanging="360"/>
-      </w:pPr>
-      <w:rPr>
-        <w:u w:val="none"/>
-      </w:rPr>
-    </w:lvl>
-    <w:lvl w:ilvl="8">
-      <w:start w:val="1"/>
-      <w:numFmt w:val="bullet"/>
-      <w:lvlText w:val="■"/>
-      <w:lvlJc w:val="left"/>
-      <w:pPr>
-        <w:ind w:left="6480" w:hanging="360"/>
-      </w:pPr>
-      <w:rPr>
-        <w:u w:val="none"/>
-      </w:rPr>
-    </w:lvl>
-  </w:abstractNum>
-  <w:abstractNum w:abstractNumId="12">
-    <w:lvl w:ilvl="0">
-      <w:start w:val="1"/>
-      <w:numFmt w:val="decimal"/>
-      <w:lvlText w:val="%1."/>
-      <w:lvlJc w:val="left"/>
-      <w:pPr>
-        <w:ind w:left="720" w:hanging="360"/>
-      </w:pPr>
-      <w:rPr>
-        <w:u w:val="none"/>
-      </w:rPr>
-    </w:lvl>
-    <w:lvl w:ilvl="1">
-      <w:start w:val="1"/>
-      <w:numFmt w:val="lowerLetter"/>
-      <w:lvlText w:val="%2."/>
-      <w:lvlJc w:val="left"/>
-      <w:pPr>
-        <w:ind w:left="1440" w:hanging="360"/>
-      </w:pPr>
-      <w:rPr>
-        <w:u w:val="none"/>
-      </w:rPr>
-    </w:lvl>
-    <w:lvl w:ilvl="2">
-      <w:start w:val="1"/>
-      <w:numFmt w:val="lowerRoman"/>
-      <w:lvlText w:val="%3."/>
-      <w:lvlJc w:val="left"/>
-      <w:pPr>
-        <w:ind w:left="2160" w:hanging="360"/>
-      </w:pPr>
-      <w:rPr>
-        <w:u w:val="none"/>
-      </w:rPr>
-    </w:lvl>
-    <w:lvl w:ilvl="3">
-      <w:start w:val="1"/>
-      <w:numFmt w:val="decimal"/>
-      <w:lvlText w:val="%4."/>
-      <w:lvlJc w:val="left"/>
-      <w:pPr>
-        <w:ind w:left="2880" w:hanging="360"/>
-      </w:pPr>
-      <w:rPr>
-        <w:u w:val="none"/>
-      </w:rPr>
-    </w:lvl>
-    <w:lvl w:ilvl="4">
-      <w:start w:val="1"/>
-      <w:numFmt w:val="lowerLetter"/>
-      <w:lvlText w:val="%5."/>
-      <w:lvlJc w:val="left"/>
-      <w:pPr>
-        <w:ind w:left="3600" w:hanging="360"/>
-      </w:pPr>
-      <w:rPr>
-        <w:u w:val="none"/>
-      </w:rPr>
-    </w:lvl>
-    <w:lvl w:ilvl="5">
-      <w:start w:val="1"/>
-      <w:numFmt w:val="lowerRoman"/>
-      <w:lvlText w:val="%6."/>
-      <w:lvlJc w:val="left"/>
-      <w:pPr>
-        <w:ind w:left="4320" w:hanging="360"/>
-      </w:pPr>
-      <w:rPr>
-        <w:u w:val="none"/>
-      </w:rPr>
-    </w:lvl>
-    <w:lvl w:ilvl="6">
-      <w:start w:val="1"/>
-      <w:numFmt w:val="decimal"/>
-      <w:lvlText w:val="%7."/>
-      <w:lvlJc w:val="left"/>
-      <w:pPr>
-        <w:ind w:left="5040" w:hanging="360"/>
-      </w:pPr>
-      <w:rPr>
-        <w:u w:val="none"/>
-      </w:rPr>
-    </w:lvl>
-    <w:lvl w:ilvl="7">
-      <w:start w:val="1"/>
-      <w:numFmt w:val="lowerLetter"/>
-      <w:lvlText w:val="%8."/>
-      <w:lvlJc w:val="left"/>
-      <w:pPr>
-        <w:ind w:left="5760" w:hanging="360"/>
-      </w:pPr>
-      <w:rPr>
-        <w:u w:val="none"/>
-      </w:rPr>
-    </w:lvl>
-    <w:lvl w:ilvl="8">
-      <w:start w:val="1"/>
-      <w:numFmt w:val="lowerRoman"/>
-      <w:lvlText w:val="%9."/>
-      <w:lvlJc w:val="left"/>
-      <w:pPr>
-        <w:ind w:left="6480" w:hanging="360"/>
-      </w:pPr>
-      <w:rPr>
-        <w:u w:val="none"/>
-      </w:rPr>
-    </w:lvl>
-  </w:abstractNum>
-  <w:abstractNum w:abstractNumId="13">
-    <w:lvl w:ilvl="0">
-      <w:start w:val="1"/>
-      <w:numFmt w:val="decimal"/>
-      <w:lvlText w:val="%1."/>
-      <w:lvlJc w:val="left"/>
-      <w:pPr>
-        <w:ind w:left="720" w:hanging="360"/>
-      </w:pPr>
-      <w:rPr>
-        <w:u w:val="none"/>
-      </w:rPr>
-    </w:lvl>
-    <w:lvl w:ilvl="1">
-      <w:start w:val="1"/>
-      <w:numFmt w:val="lowerLetter"/>
-      <w:lvlText w:val="%2."/>
-      <w:lvlJc w:val="left"/>
-      <w:pPr>
-        <w:ind w:left="1440" w:hanging="360"/>
-      </w:pPr>
-      <w:rPr>
-        <w:u w:val="none"/>
-      </w:rPr>
-    </w:lvl>
-    <w:lvl w:ilvl="2">
-      <w:start w:val="1"/>
-      <w:numFmt w:val="lowerRoman"/>
-      <w:lvlText w:val="%3."/>
-      <w:lvlJc w:val="left"/>
-      <w:pPr>
-        <w:ind w:left="2160" w:hanging="360"/>
-      </w:pPr>
-      <w:rPr>
-        <w:u w:val="none"/>
-      </w:rPr>
-    </w:lvl>
-    <w:lvl w:ilvl="3">
-      <w:start w:val="1"/>
-      <w:numFmt w:val="decimal"/>
-      <w:lvlText w:val="%4."/>
-      <w:lvlJc w:val="left"/>
-      <w:pPr>
-        <w:ind w:left="2880" w:hanging="360"/>
-      </w:pPr>
-      <w:rPr>
-        <w:u w:val="none"/>
-      </w:rPr>
-    </w:lvl>
-    <w:lvl w:ilvl="4">
-      <w:start w:val="1"/>
-      <w:numFmt w:val="lowerLetter"/>
-      <w:lvlText w:val="%5."/>
-      <w:lvlJc w:val="left"/>
-      <w:pPr>
-        <w:ind w:left="3600" w:hanging="360"/>
-      </w:pPr>
-      <w:rPr>
-        <w:u w:val="none"/>
-      </w:rPr>
-    </w:lvl>
-    <w:lvl w:ilvl="5">
-      <w:start w:val="1"/>
-      <w:numFmt w:val="lowerRoman"/>
-      <w:lvlText w:val="%6."/>
-      <w:lvlJc w:val="left"/>
-      <w:pPr>
-        <w:ind w:left="4320" w:hanging="360"/>
-      </w:pPr>
-      <w:rPr>
-        <w:u w:val="none"/>
-      </w:rPr>
-    </w:lvl>
-    <w:lvl w:ilvl="6">
-      <w:start w:val="1"/>
-      <w:numFmt w:val="decimal"/>
-      <w:lvlText w:val="%7."/>
-      <w:lvlJc w:val="left"/>
-      <w:pPr>
-        <w:ind w:left="5040" w:hanging="360"/>
-      </w:pPr>
-      <w:rPr>
-        <w:u w:val="none"/>
-      </w:rPr>
-    </w:lvl>
-    <w:lvl w:ilvl="7">
-      <w:start w:val="1"/>
-      <w:numFmt w:val="lowerLetter"/>
-      <w:lvlText w:val="%8."/>
-      <w:lvlJc w:val="left"/>
-      <w:pPr>
-        <w:ind w:left="5760" w:hanging="360"/>
-      </w:pPr>
-      <w:rPr>
-        <w:u w:val="none"/>
-      </w:rPr>
-    </w:lvl>
-    <w:lvl w:ilvl="8">
-      <w:start w:val="1"/>
-      <w:numFmt w:val="lowerRoman"/>
-      <w:lvlText w:val="%9."/>
-      <w:lvlJc w:val="left"/>
-      <w:pPr>
-        <w:ind w:left="6480" w:hanging="360"/>
-      </w:pPr>
-      <w:rPr>
-        <w:u w:val="none"/>
-      </w:rPr>
-    </w:lvl>
-  </w:abstractNum>
-  <w:abstractNum w:abstractNumId="14">
-    <w:lvl w:ilvl="0">
-      <w:start w:val="1"/>
-      <w:numFmt w:val="bullet"/>
-      <w:lvlText w:val="●"/>
-      <w:lvlJc w:val="left"/>
-      <w:pPr>
-        <w:ind w:left="720" w:hanging="360"/>
-      </w:pPr>
-      <w:rPr>
-        <w:u w:val="none"/>
-      </w:rPr>
-    </w:lvl>
-    <w:lvl w:ilvl="1">
-      <w:start w:val="1"/>
-      <w:numFmt w:val="bullet"/>
-      <w:lvlText w:val="○"/>
-      <w:lvlJc w:val="left"/>
-      <w:pPr>
-        <w:ind w:left="1440" w:hanging="360"/>
-      </w:pPr>
-      <w:rPr>
-        <w:u w:val="none"/>
-      </w:rPr>
-    </w:lvl>
-    <w:lvl w:ilvl="2">
-      <w:start w:val="1"/>
-      <w:numFmt w:val="bullet"/>
-      <w:lvlText w:val="■"/>
-      <w:lvlJc w:val="left"/>
-      <w:pPr>
-        <w:ind w:left="2160" w:hanging="360"/>
-      </w:pPr>
-      <w:rPr>
-        <w:u w:val="none"/>
-      </w:rPr>
-    </w:lvl>
-    <w:lvl w:ilvl="3">
-      <w:start w:val="1"/>
-      <w:numFmt w:val="bullet"/>
-      <w:lvlText w:val="●"/>
-      <w:lvlJc w:val="left"/>
-      <w:pPr>
-        <w:ind w:left="2880" w:hanging="360"/>
-      </w:pPr>
-      <w:rPr>
-        <w:u w:val="none"/>
-      </w:rPr>
-    </w:lvl>
-    <w:lvl w:ilvl="4">
-      <w:start w:val="1"/>
-      <w:numFmt w:val="bullet"/>
-      <w:lvlText w:val="○"/>
-      <w:lvlJc w:val="left"/>
-      <w:pPr>
-        <w:ind w:left="3600" w:hanging="360"/>
-      </w:pPr>
-      <w:rPr>
-        <w:u w:val="none"/>
-      </w:rPr>
-    </w:lvl>
-    <w:lvl w:ilvl="5">
-      <w:start w:val="1"/>
-      <w:numFmt w:val="bullet"/>
-      <w:lvlText w:val="■"/>
-      <w:lvlJc w:val="left"/>
-      <w:pPr>
-        <w:ind w:left="4320" w:hanging="360"/>
-      </w:pPr>
-      <w:rPr>
-        <w:u w:val="none"/>
-      </w:rPr>
-    </w:lvl>
-    <w:lvl w:ilvl="6">
-      <w:start w:val="1"/>
-      <w:numFmt w:val="bullet"/>
-      <w:lvlText w:val="●"/>
-      <w:lvlJc w:val="left"/>
-      <w:pPr>
-        <w:ind w:left="5040" w:hanging="360"/>
-      </w:pPr>
-      <w:rPr>
-        <w:u w:val="none"/>
-      </w:rPr>
-    </w:lvl>
-    <w:lvl w:ilvl="7">
-      <w:start w:val="1"/>
-      <w:numFmt w:val="bullet"/>
-      <w:lvlText w:val="○"/>
-      <w:lvlJc w:val="left"/>
-      <w:pPr>
-        <w:ind w:left="5760" w:hanging="360"/>
-      </w:pPr>
-      <w:rPr>
-        <w:u w:val="none"/>
-      </w:rPr>
-    </w:lvl>
-    <w:lvl w:ilvl="8">
-      <w:start w:val="1"/>
-      <w:numFmt w:val="bullet"/>
-      <w:lvlText w:val="■"/>
-      <w:lvlJc w:val="left"/>
-      <w:pPr>
-        <w:ind w:left="6480" w:hanging="360"/>
-      </w:pPr>
-      <w:rPr>
-        <w:u w:val="none"/>
-      </w:rPr>
-    </w:lvl>
-  </w:abstractNum>
-  <w:abstractNum w:abstractNumId="15">
-    <w:lvl w:ilvl="0">
-      <w:start w:val="4"/>
-      <w:numFmt w:val="decimal"/>
-      <w:lvlText w:val="%1."/>
-      <w:lvlJc w:val="left"/>
-      <w:pPr>
-        <w:ind w:left="720" w:hanging="360"/>
-      </w:pPr>
-      <w:rPr>
-        <w:u w:val="none"/>
-      </w:rPr>
-    </w:lvl>
-    <w:lvl w:ilvl="1">
-      <w:start w:val="1"/>
-      <w:numFmt w:val="lowerLetter"/>
-      <w:lvlText w:val="%2."/>
-      <w:lvlJc w:val="left"/>
-      <w:pPr>
-        <w:ind w:left="1440" w:hanging="360"/>
-      </w:pPr>
-      <w:rPr>
-        <w:u w:val="none"/>
-      </w:rPr>
-    </w:lvl>
-    <w:lvl w:ilvl="2">
-      <w:start w:val="1"/>
-      <w:numFmt w:val="lowerRoman"/>
-      <w:lvlText w:val="%3."/>
-      <w:lvlJc w:val="left"/>
-      <w:pPr>
-        <w:ind w:left="2160" w:hanging="360"/>
-      </w:pPr>
-      <w:rPr>
-        <w:u w:val="none"/>
-      </w:rPr>
-    </w:lvl>
-    <w:lvl w:ilvl="3">
-      <w:start w:val="1"/>
-      <w:numFmt w:val="decimal"/>
-      <w:lvlText w:val="%4."/>
-      <w:lvlJc w:val="left"/>
-      <w:pPr>
-        <w:ind w:left="2880" w:hanging="360"/>
-      </w:pPr>
-      <w:rPr>
-        <w:u w:val="none"/>
-      </w:rPr>
-    </w:lvl>
-    <w:lvl w:ilvl="4">
-      <w:start w:val="1"/>
-      <w:numFmt w:val="lowerLetter"/>
-      <w:lvlText w:val="%5."/>
-      <w:lvlJc w:val="left"/>
-      <w:pPr>
-        <w:ind w:left="3600" w:hanging="360"/>
-      </w:pPr>
-      <w:rPr>
-        <w:u w:val="none"/>
-      </w:rPr>
-    </w:lvl>
-    <w:lvl w:ilvl="5">
-      <w:start w:val="1"/>
-      <w:numFmt w:val="lowerRoman"/>
-      <w:lvlText w:val="%6."/>
-      <w:lvlJc w:val="left"/>
-      <w:pPr>
-        <w:ind w:left="4320" w:hanging="360"/>
-      </w:pPr>
-      <w:rPr>
-        <w:u w:val="none"/>
-      </w:rPr>
-    </w:lvl>
-    <w:lvl w:ilvl="6">
-      <w:start w:val="1"/>
-      <w:numFmt w:val="decimal"/>
-      <w:lvlText w:val="%7."/>
-      <w:lvlJc w:val="left"/>
-      <w:pPr>
-        <w:ind w:left="5040" w:hanging="360"/>
-      </w:pPr>
-      <w:rPr>
-        <w:u w:val="none"/>
-      </w:rPr>
-    </w:lvl>
-    <w:lvl w:ilvl="7">
-      <w:start w:val="1"/>
-      <w:numFmt w:val="lowerLetter"/>
-      <w:lvlText w:val="%8."/>
-      <w:lvlJc w:val="left"/>
-      <w:pPr>
-        <w:ind w:left="5760" w:hanging="360"/>
-      </w:pPr>
-      <w:rPr>
-        <w:u w:val="none"/>
-      </w:rPr>
-    </w:lvl>
-    <w:lvl w:ilvl="8">
-      <w:start w:val="1"/>
-      <w:numFmt w:val="lowerRoman"/>
-      <w:lvlText w:val="%9."/>
-      <w:lvlJc w:val="left"/>
-      <w:pPr>
-        <w:ind w:left="6480" w:hanging="360"/>
-      </w:pPr>
-      <w:rPr>
-        <w:u w:val="none"/>
-      </w:rPr>
-    </w:lvl>
-  </w:abstractNum>
-  <w:abstractNum w:abstractNumId="16">
-    <w:lvl w:ilvl="0">
-      <w:start w:val="1"/>
-      <w:numFmt w:val="bullet"/>
-      <w:lvlText w:val="●"/>
-      <w:lvlJc w:val="left"/>
-      <w:pPr>
-        <w:ind w:left="720" w:hanging="360"/>
-      </w:pPr>
-      <w:rPr>
-        <w:u w:val="none"/>
-      </w:rPr>
-    </w:lvl>
-    <w:lvl w:ilvl="1">
-      <w:start w:val="1"/>
-      <w:numFmt w:val="bullet"/>
-      <w:lvlText w:val="○"/>
-      <w:lvlJc w:val="left"/>
-      <w:pPr>
-        <w:ind w:left="1440" w:hanging="360"/>
-      </w:pPr>
-      <w:rPr>
-        <w:u w:val="none"/>
-      </w:rPr>
-    </w:lvl>
-    <w:lvl w:ilvl="2">
-      <w:start w:val="1"/>
-      <w:numFmt w:val="bullet"/>
-      <w:lvlText w:val="■"/>
-      <w:lvlJc w:val="left"/>
-      <w:pPr>
-        <w:ind w:left="2160" w:hanging="360"/>
-      </w:pPr>
-      <w:rPr>
-        <w:u w:val="none"/>
-      </w:rPr>
-    </w:lvl>
-    <w:lvl w:ilvl="3">
-      <w:start w:val="1"/>
-      <w:numFmt w:val="bullet"/>
-      <w:lvlText w:val="●"/>
-      <w:lvlJc w:val="left"/>
-      <w:pPr>
-        <w:ind w:left="2880" w:hanging="360"/>
-      </w:pPr>
-      <w:rPr>
-        <w:u w:val="none"/>
-      </w:rPr>
-    </w:lvl>
-    <w:lvl w:ilvl="4">
-      <w:start w:val="1"/>
-      <w:numFmt w:val="bullet"/>
-      <w:lvlText w:val="○"/>
-      <w:lvlJc w:val="left"/>
-      <w:pPr>
-        <w:ind w:left="3600" w:hanging="360"/>
-      </w:pPr>
-      <w:rPr>
-        <w:u w:val="none"/>
-      </w:rPr>
-    </w:lvl>
-    <w:lvl w:ilvl="5">
-      <w:start w:val="1"/>
-      <w:numFmt w:val="bullet"/>
-      <w:lvlText w:val="■"/>
-      <w:lvlJc w:val="left"/>
-      <w:pPr>
-        <w:ind w:left="4320" w:hanging="360"/>
-      </w:pPr>
-      <w:rPr>
-        <w:u w:val="none"/>
-      </w:rPr>
-    </w:lvl>
-    <w:lvl w:ilvl="6">
-      <w:start w:val="1"/>
-      <w:numFmt w:val="bullet"/>
-      <w:lvlText w:val="●"/>
-      <w:lvlJc w:val="left"/>
-      <w:pPr>
-        <w:ind w:left="5040" w:hanging="360"/>
-      </w:pPr>
-      <w:rPr>
-        <w:u w:val="none"/>
-      </w:rPr>
-    </w:lvl>
-    <w:lvl w:ilvl="7">
-      <w:start w:val="1"/>
-      <w:numFmt w:val="bullet"/>
-      <w:lvlText w:val="○"/>
-      <w:lvlJc w:val="left"/>
-      <w:pPr>
-        <w:ind w:left="5760" w:hanging="360"/>
-      </w:pPr>
-      <w:rPr>
-        <w:u w:val="none"/>
-      </w:rPr>
-    </w:lvl>
-    <w:lvl w:ilvl="8">
-      <w:start w:val="1"/>
-      <w:numFmt w:val="bullet"/>
-      <w:lvlText w:val="■"/>
-      <w:lvlJc w:val="left"/>
-      <w:pPr>
-        <w:ind w:left="6480" w:hanging="360"/>
-      </w:pPr>
-      <w:rPr>
-        <w:u w:val="none"/>
-      </w:rPr>
-    </w:lvl>
-  </w:abstractNum>
-  <w:abstractNum w:abstractNumId="17">
-    <w:lvl w:ilvl="0">
-      <w:start w:val="1"/>
-      <w:numFmt w:val="bullet"/>
-      <w:lvlText w:val="●"/>
-      <w:lvlJc w:val="left"/>
-      <w:pPr>
-        <w:ind w:left="720" w:hanging="360"/>
-      </w:pPr>
-      <w:rPr>
-        <w:u w:val="none"/>
-      </w:rPr>
-    </w:lvl>
-    <w:lvl w:ilvl="1">
-      <w:start w:val="1"/>
-      <w:numFmt w:val="bullet"/>
-      <w:lvlText w:val="○"/>
-      <w:lvlJc w:val="left"/>
-      <w:pPr>
-        <w:ind w:left="1440" w:hanging="360"/>
-      </w:pPr>
-      <w:rPr>
-        <w:u w:val="none"/>
-      </w:rPr>
-    </w:lvl>
-    <w:lvl w:ilvl="2">
-      <w:start w:val="1"/>
-      <w:numFmt w:val="bullet"/>
-      <w:lvlText w:val="■"/>
-      <w:lvlJc w:val="left"/>
-      <w:pPr>
-        <w:ind w:left="2160" w:hanging="360"/>
-      </w:pPr>
-      <w:rPr>
-        <w:u w:val="none"/>
-      </w:rPr>
-    </w:lvl>
-    <w:lvl w:ilvl="3">
-      <w:start w:val="1"/>
-      <w:numFmt w:val="bullet"/>
-      <w:lvlText w:val="●"/>
-      <w:lvlJc w:val="left"/>
-      <w:pPr>
-        <w:ind w:left="2880" w:hanging="360"/>
-      </w:pPr>
-      <w:rPr>
-        <w:u w:val="none"/>
-      </w:rPr>
-    </w:lvl>
-    <w:lvl w:ilvl="4">
-      <w:start w:val="1"/>
-      <w:numFmt w:val="bullet"/>
-      <w:lvlText w:val="○"/>
-      <w:lvlJc w:val="left"/>
-      <w:pPr>
-        <w:ind w:left="3600" w:hanging="360"/>
-      </w:pPr>
-      <w:rPr>
-        <w:u w:val="none"/>
-      </w:rPr>
-    </w:lvl>
-    <w:lvl w:ilvl="5">
-      <w:start w:val="1"/>
-      <w:numFmt w:val="bullet"/>
-      <w:lvlText w:val="■"/>
-      <w:lvlJc w:val="left"/>
-      <w:pPr>
-        <w:ind w:left="4320" w:hanging="360"/>
-      </w:pPr>
-      <w:rPr>
-        <w:u w:val="none"/>
-      </w:rPr>
-    </w:lvl>
-    <w:lvl w:ilvl="6">
-      <w:start w:val="1"/>
-      <w:numFmt w:val="bullet"/>
-      <w:lvlText w:val="●"/>
-      <w:lvlJc w:val="left"/>
-      <w:pPr>
-        <w:ind w:left="5040" w:hanging="360"/>
-      </w:pPr>
-      <w:rPr>
-        <w:u w:val="none"/>
-      </w:rPr>
-    </w:lvl>
-    <w:lvl w:ilvl="7">
-      <w:start w:val="1"/>
-      <w:numFmt w:val="bullet"/>
-      <w:lvlText w:val="○"/>
-      <w:lvlJc w:val="left"/>
-      <w:pPr>
-        <w:ind w:left="5760" w:hanging="360"/>
-      </w:pPr>
-      <w:rPr>
-        <w:u w:val="none"/>
-      </w:rPr>
-    </w:lvl>
-    <w:lvl w:ilvl="8">
-      <w:start w:val="1"/>
-      <w:numFmt w:val="bullet"/>
-      <w:lvlText w:val="■"/>
-      <w:lvlJc w:val="left"/>
-      <w:pPr>
-        <w:ind w:left="6480" w:hanging="360"/>
-      </w:pPr>
-      <w:rPr>
-        <w:u w:val="none"/>
-      </w:rPr>
-    </w:lvl>
-  </w:abstractNum>
-  <w:abstractNum w:abstractNumId="18">
-    <w:lvl w:ilvl="0">
-      <w:start w:val="1"/>
-      <w:numFmt w:val="bullet"/>
-      <w:lvlText w:val="●"/>
-      <w:lvlJc w:val="left"/>
-      <w:pPr>
-        <w:ind w:left="720" w:hanging="360"/>
-      </w:pPr>
-      <w:rPr>
-        <w:u w:val="none"/>
-      </w:rPr>
-    </w:lvl>
-    <w:lvl w:ilvl="1">
-      <w:start w:val="1"/>
-      <w:numFmt w:val="bullet"/>
-      <w:lvlText w:val="○"/>
-      <w:lvlJc w:val="left"/>
-      <w:pPr>
-        <w:ind w:left="1440" w:hanging="360"/>
-      </w:pPr>
-      <w:rPr>
-        <w:u w:val="none"/>
-      </w:rPr>
-    </w:lvl>
-    <w:lvl w:ilvl="2">
-      <w:start w:val="1"/>
-      <w:numFmt w:val="bullet"/>
-      <w:lvlText w:val="■"/>
-      <w:lvlJc w:val="left"/>
-      <w:pPr>
-        <w:ind w:left="2160" w:hanging="360"/>
-      </w:pPr>
-      <w:rPr>
-        <w:u w:val="none"/>
-      </w:rPr>
-    </w:lvl>
-    <w:lvl w:ilvl="3">
-      <w:start w:val="1"/>
-      <w:numFmt w:val="bullet"/>
-      <w:lvlText w:val="●"/>
-      <w:lvlJc w:val="left"/>
-      <w:pPr>
-        <w:ind w:left="2880" w:hanging="360"/>
-      </w:pPr>
-      <w:rPr>
-        <w:u w:val="none"/>
-      </w:rPr>
-    </w:lvl>
-    <w:lvl w:ilvl="4">
-      <w:start w:val="1"/>
-      <w:numFmt w:val="bullet"/>
-      <w:lvlText w:val="○"/>
-      <w:lvlJc w:val="left"/>
-      <w:pPr>
-        <w:ind w:left="3600" w:hanging="360"/>
-      </w:pPr>
-      <w:rPr>
-        <w:u w:val="none"/>
-      </w:rPr>
-    </w:lvl>
-    <w:lvl w:ilvl="5">
-      <w:start w:val="1"/>
-      <w:numFmt w:val="bullet"/>
-      <w:lvlText w:val="■"/>
-      <w:lvlJc w:val="left"/>
-      <w:pPr>
-        <w:ind w:left="4320" w:hanging="360"/>
-      </w:pPr>
-      <w:rPr>
-        <w:u w:val="none"/>
-      </w:rPr>
-    </w:lvl>
-    <w:lvl w:ilvl="6">
-      <w:start w:val="1"/>
-      <w:numFmt w:val="bullet"/>
-      <w:lvlText w:val="●"/>
-      <w:lvlJc w:val="left"/>
-      <w:pPr>
-        <w:ind w:left="5040" w:hanging="360"/>
-      </w:pPr>
-      <w:rPr>
-        <w:u w:val="none"/>
-      </w:rPr>
-    </w:lvl>
-    <w:lvl w:ilvl="7">
-      <w:start w:val="1"/>
-      <w:numFmt w:val="bullet"/>
-      <w:lvlText w:val="○"/>
-      <w:lvlJc w:val="left"/>
-      <w:pPr>
-        <w:ind w:left="5760" w:hanging="360"/>
-      </w:pPr>
-      <w:rPr>
-        <w:u w:val="none"/>
-      </w:rPr>
-    </w:lvl>
-    <w:lvl w:ilvl="8">
-      <w:start w:val="1"/>
-      <w:numFmt w:val="bullet"/>
-      <w:lvlText w:val="■"/>
-      <w:lvlJc w:val="left"/>
-      <w:pPr>
-        <w:ind w:left="6480" w:hanging="360"/>
-      </w:pPr>
-      <w:rPr>
-        <w:u w:val="none"/>
-      </w:rPr>
-    </w:lvl>
-  </w:abstractNum>
-  <w:abstractNum w:abstractNumId="19">
+  <w:abstractNum w:abstractNumId="26">
     <w:lvl w:ilvl="0">
       <w:start w:val="2"/>
       <w:numFmt w:val="decimal"/>
@@ -8724,776 +9303,6 @@
       </w:rPr>
     </w:lvl>
   </w:abstractNum>
-  <w:abstractNum w:abstractNumId="20">
-    <w:lvl w:ilvl="0">
-      <w:start w:val="1"/>
-      <w:numFmt w:val="decimal"/>
-      <w:lvlText w:val="%1."/>
-      <w:lvlJc w:val="left"/>
-      <w:pPr>
-        <w:ind w:left="720" w:hanging="360"/>
-      </w:pPr>
-      <w:rPr>
-        <w:u w:val="none"/>
-      </w:rPr>
-    </w:lvl>
-    <w:lvl w:ilvl="1">
-      <w:start w:val="1"/>
-      <w:numFmt w:val="lowerLetter"/>
-      <w:lvlText w:val="%2."/>
-      <w:lvlJc w:val="left"/>
-      <w:pPr>
-        <w:ind w:left="1440" w:hanging="360"/>
-      </w:pPr>
-      <w:rPr>
-        <w:u w:val="none"/>
-      </w:rPr>
-    </w:lvl>
-    <w:lvl w:ilvl="2">
-      <w:start w:val="1"/>
-      <w:numFmt w:val="lowerRoman"/>
-      <w:lvlText w:val="%3."/>
-      <w:lvlJc w:val="left"/>
-      <w:pPr>
-        <w:ind w:left="2160" w:hanging="360"/>
-      </w:pPr>
-      <w:rPr>
-        <w:u w:val="none"/>
-      </w:rPr>
-    </w:lvl>
-    <w:lvl w:ilvl="3">
-      <w:start w:val="1"/>
-      <w:numFmt w:val="decimal"/>
-      <w:lvlText w:val="%4."/>
-      <w:lvlJc w:val="left"/>
-      <w:pPr>
-        <w:ind w:left="2880" w:hanging="360"/>
-      </w:pPr>
-      <w:rPr>
-        <w:u w:val="none"/>
-      </w:rPr>
-    </w:lvl>
-    <w:lvl w:ilvl="4">
-      <w:start w:val="1"/>
-      <w:numFmt w:val="lowerLetter"/>
-      <w:lvlText w:val="%5."/>
-      <w:lvlJc w:val="left"/>
-      <w:pPr>
-        <w:ind w:left="3600" w:hanging="360"/>
-      </w:pPr>
-      <w:rPr>
-        <w:u w:val="none"/>
-      </w:rPr>
-    </w:lvl>
-    <w:lvl w:ilvl="5">
-      <w:start w:val="1"/>
-      <w:numFmt w:val="lowerRoman"/>
-      <w:lvlText w:val="%6."/>
-      <w:lvlJc w:val="left"/>
-      <w:pPr>
-        <w:ind w:left="4320" w:hanging="360"/>
-      </w:pPr>
-      <w:rPr>
-        <w:u w:val="none"/>
-      </w:rPr>
-    </w:lvl>
-    <w:lvl w:ilvl="6">
-      <w:start w:val="1"/>
-      <w:numFmt w:val="decimal"/>
-      <w:lvlText w:val="%7."/>
-      <w:lvlJc w:val="left"/>
-      <w:pPr>
-        <w:ind w:left="5040" w:hanging="360"/>
-      </w:pPr>
-      <w:rPr>
-        <w:u w:val="none"/>
-      </w:rPr>
-    </w:lvl>
-    <w:lvl w:ilvl="7">
-      <w:start w:val="1"/>
-      <w:numFmt w:val="lowerLetter"/>
-      <w:lvlText w:val="%8."/>
-      <w:lvlJc w:val="left"/>
-      <w:pPr>
-        <w:ind w:left="5760" w:hanging="360"/>
-      </w:pPr>
-      <w:rPr>
-        <w:u w:val="none"/>
-      </w:rPr>
-    </w:lvl>
-    <w:lvl w:ilvl="8">
-      <w:start w:val="1"/>
-      <w:numFmt w:val="lowerRoman"/>
-      <w:lvlText w:val="%9."/>
-      <w:lvlJc w:val="left"/>
-      <w:pPr>
-        <w:ind w:left="6480" w:hanging="360"/>
-      </w:pPr>
-      <w:rPr>
-        <w:u w:val="none"/>
-      </w:rPr>
-    </w:lvl>
-  </w:abstractNum>
-  <w:abstractNum w:abstractNumId="21">
-    <w:lvl w:ilvl="0">
-      <w:start w:val="1"/>
-      <w:numFmt w:val="bullet"/>
-      <w:lvlText w:val="●"/>
-      <w:lvlJc w:val="left"/>
-      <w:pPr>
-        <w:ind w:left="720" w:hanging="360"/>
-      </w:pPr>
-      <w:rPr>
-        <w:u w:val="none"/>
-      </w:rPr>
-    </w:lvl>
-    <w:lvl w:ilvl="1">
-      <w:start w:val="1"/>
-      <w:numFmt w:val="bullet"/>
-      <w:lvlText w:val="○"/>
-      <w:lvlJc w:val="left"/>
-      <w:pPr>
-        <w:ind w:left="1440" w:hanging="360"/>
-      </w:pPr>
-      <w:rPr>
-        <w:u w:val="none"/>
-      </w:rPr>
-    </w:lvl>
-    <w:lvl w:ilvl="2">
-      <w:start w:val="1"/>
-      <w:numFmt w:val="bullet"/>
-      <w:lvlText w:val="■"/>
-      <w:lvlJc w:val="left"/>
-      <w:pPr>
-        <w:ind w:left="2160" w:hanging="360"/>
-      </w:pPr>
-      <w:rPr>
-        <w:u w:val="none"/>
-      </w:rPr>
-    </w:lvl>
-    <w:lvl w:ilvl="3">
-      <w:start w:val="1"/>
-      <w:numFmt w:val="bullet"/>
-      <w:lvlText w:val="●"/>
-      <w:lvlJc w:val="left"/>
-      <w:pPr>
-        <w:ind w:left="2880" w:hanging="360"/>
-      </w:pPr>
-      <w:rPr>
-        <w:u w:val="none"/>
-      </w:rPr>
-    </w:lvl>
-    <w:lvl w:ilvl="4">
-      <w:start w:val="1"/>
-      <w:numFmt w:val="bullet"/>
-      <w:lvlText w:val="○"/>
-      <w:lvlJc w:val="left"/>
-      <w:pPr>
-        <w:ind w:left="3600" w:hanging="360"/>
-      </w:pPr>
-      <w:rPr>
-        <w:u w:val="none"/>
-      </w:rPr>
-    </w:lvl>
-    <w:lvl w:ilvl="5">
-      <w:start w:val="1"/>
-      <w:numFmt w:val="bullet"/>
-      <w:lvlText w:val="■"/>
-      <w:lvlJc w:val="left"/>
-      <w:pPr>
-        <w:ind w:left="4320" w:hanging="360"/>
-      </w:pPr>
-      <w:rPr>
-        <w:u w:val="none"/>
-      </w:rPr>
-    </w:lvl>
-    <w:lvl w:ilvl="6">
-      <w:start w:val="1"/>
-      <w:numFmt w:val="bullet"/>
-      <w:lvlText w:val="●"/>
-      <w:lvlJc w:val="left"/>
-      <w:pPr>
-        <w:ind w:left="5040" w:hanging="360"/>
-      </w:pPr>
-      <w:rPr>
-        <w:u w:val="none"/>
-      </w:rPr>
-    </w:lvl>
-    <w:lvl w:ilvl="7">
-      <w:start w:val="1"/>
-      <w:numFmt w:val="bullet"/>
-      <w:lvlText w:val="○"/>
-      <w:lvlJc w:val="left"/>
-      <w:pPr>
-        <w:ind w:left="5760" w:hanging="360"/>
-      </w:pPr>
-      <w:rPr>
-        <w:u w:val="none"/>
-      </w:rPr>
-    </w:lvl>
-    <w:lvl w:ilvl="8">
-      <w:start w:val="1"/>
-      <w:numFmt w:val="bullet"/>
-      <w:lvlText w:val="■"/>
-      <w:lvlJc w:val="left"/>
-      <w:pPr>
-        <w:ind w:left="6480" w:hanging="360"/>
-      </w:pPr>
-      <w:rPr>
-        <w:u w:val="none"/>
-      </w:rPr>
-    </w:lvl>
-  </w:abstractNum>
-  <w:abstractNum w:abstractNumId="22">
-    <w:lvl w:ilvl="0">
-      <w:start w:val="1"/>
-      <w:numFmt w:val="decimal"/>
-      <w:lvlText w:val="%1."/>
-      <w:lvlJc w:val="left"/>
-      <w:pPr>
-        <w:ind w:left="720" w:hanging="360"/>
-      </w:pPr>
-      <w:rPr>
-        <w:u w:val="none"/>
-      </w:rPr>
-    </w:lvl>
-    <w:lvl w:ilvl="1">
-      <w:start w:val="1"/>
-      <w:numFmt w:val="lowerLetter"/>
-      <w:lvlText w:val="%2."/>
-      <w:lvlJc w:val="left"/>
-      <w:pPr>
-        <w:ind w:left="1440" w:hanging="360"/>
-      </w:pPr>
-      <w:rPr>
-        <w:u w:val="none"/>
-      </w:rPr>
-    </w:lvl>
-    <w:lvl w:ilvl="2">
-      <w:start w:val="1"/>
-      <w:numFmt w:val="lowerRoman"/>
-      <w:lvlText w:val="%3."/>
-      <w:lvlJc w:val="left"/>
-      <w:pPr>
-        <w:ind w:left="2160" w:hanging="360"/>
-      </w:pPr>
-      <w:rPr>
-        <w:u w:val="none"/>
-      </w:rPr>
-    </w:lvl>
-    <w:lvl w:ilvl="3">
-      <w:start w:val="1"/>
-      <w:numFmt w:val="decimal"/>
-      <w:lvlText w:val="%4."/>
-      <w:lvlJc w:val="left"/>
-      <w:pPr>
-        <w:ind w:left="2880" w:hanging="360"/>
-      </w:pPr>
-      <w:rPr>
-        <w:u w:val="none"/>
-      </w:rPr>
-    </w:lvl>
-    <w:lvl w:ilvl="4">
-      <w:start w:val="1"/>
-      <w:numFmt w:val="lowerLetter"/>
-      <w:lvlText w:val="%5."/>
-      <w:lvlJc w:val="left"/>
-      <w:pPr>
-        <w:ind w:left="3600" w:hanging="360"/>
-      </w:pPr>
-      <w:rPr>
-        <w:u w:val="none"/>
-      </w:rPr>
-    </w:lvl>
-    <w:lvl w:ilvl="5">
-      <w:start w:val="1"/>
-      <w:numFmt w:val="lowerRoman"/>
-      <w:lvlText w:val="%6."/>
-      <w:lvlJc w:val="left"/>
-      <w:pPr>
-        <w:ind w:left="4320" w:hanging="360"/>
-      </w:pPr>
-      <w:rPr>
-        <w:u w:val="none"/>
-      </w:rPr>
-    </w:lvl>
-    <w:lvl w:ilvl="6">
-      <w:start w:val="1"/>
-      <w:numFmt w:val="decimal"/>
-      <w:lvlText w:val="%7."/>
-      <w:lvlJc w:val="left"/>
-      <w:pPr>
-        <w:ind w:left="5040" w:hanging="360"/>
-      </w:pPr>
-      <w:rPr>
-        <w:u w:val="none"/>
-      </w:rPr>
-    </w:lvl>
-    <w:lvl w:ilvl="7">
-      <w:start w:val="1"/>
-      <w:numFmt w:val="lowerLetter"/>
-      <w:lvlText w:val="%8."/>
-      <w:lvlJc w:val="left"/>
-      <w:pPr>
-        <w:ind w:left="5760" w:hanging="360"/>
-      </w:pPr>
-      <w:rPr>
-        <w:u w:val="none"/>
-      </w:rPr>
-    </w:lvl>
-    <w:lvl w:ilvl="8">
-      <w:start w:val="1"/>
-      <w:numFmt w:val="lowerRoman"/>
-      <w:lvlText w:val="%9."/>
-      <w:lvlJc w:val="left"/>
-      <w:pPr>
-        <w:ind w:left="6480" w:hanging="360"/>
-      </w:pPr>
-      <w:rPr>
-        <w:u w:val="none"/>
-      </w:rPr>
-    </w:lvl>
-  </w:abstractNum>
-  <w:abstractNum w:abstractNumId="23">
-    <w:lvl w:ilvl="0">
-      <w:start w:val="6"/>
-      <w:numFmt w:val="decimal"/>
-      <w:lvlText w:val="%1."/>
-      <w:lvlJc w:val="left"/>
-      <w:pPr>
-        <w:ind w:left="720" w:hanging="360"/>
-      </w:pPr>
-      <w:rPr>
-        <w:u w:val="none"/>
-      </w:rPr>
-    </w:lvl>
-    <w:lvl w:ilvl="1">
-      <w:start w:val="1"/>
-      <w:numFmt w:val="lowerLetter"/>
-      <w:lvlText w:val="%2."/>
-      <w:lvlJc w:val="left"/>
-      <w:pPr>
-        <w:ind w:left="1440" w:hanging="360"/>
-      </w:pPr>
-      <w:rPr>
-        <w:u w:val="none"/>
-      </w:rPr>
-    </w:lvl>
-    <w:lvl w:ilvl="2">
-      <w:start w:val="1"/>
-      <w:numFmt w:val="lowerRoman"/>
-      <w:lvlText w:val="%3."/>
-      <w:lvlJc w:val="left"/>
-      <w:pPr>
-        <w:ind w:left="2160" w:hanging="360"/>
-      </w:pPr>
-      <w:rPr>
-        <w:u w:val="none"/>
-      </w:rPr>
-    </w:lvl>
-    <w:lvl w:ilvl="3">
-      <w:start w:val="1"/>
-      <w:numFmt w:val="decimal"/>
-      <w:lvlText w:val="%4."/>
-      <w:lvlJc w:val="left"/>
-      <w:pPr>
-        <w:ind w:left="2880" w:hanging="360"/>
-      </w:pPr>
-      <w:rPr>
-        <w:u w:val="none"/>
-      </w:rPr>
-    </w:lvl>
-    <w:lvl w:ilvl="4">
-      <w:start w:val="1"/>
-      <w:numFmt w:val="lowerLetter"/>
-      <w:lvlText w:val="%5."/>
-      <w:lvlJc w:val="left"/>
-      <w:pPr>
-        <w:ind w:left="3600" w:hanging="360"/>
-      </w:pPr>
-      <w:rPr>
-        <w:u w:val="none"/>
-      </w:rPr>
-    </w:lvl>
-    <w:lvl w:ilvl="5">
-      <w:start w:val="1"/>
-      <w:numFmt w:val="lowerRoman"/>
-      <w:lvlText w:val="%6."/>
-      <w:lvlJc w:val="left"/>
-      <w:pPr>
-        <w:ind w:left="4320" w:hanging="360"/>
-      </w:pPr>
-      <w:rPr>
-        <w:u w:val="none"/>
-      </w:rPr>
-    </w:lvl>
-    <w:lvl w:ilvl="6">
-      <w:start w:val="1"/>
-      <w:numFmt w:val="decimal"/>
-      <w:lvlText w:val="%7."/>
-      <w:lvlJc w:val="left"/>
-      <w:pPr>
-        <w:ind w:left="5040" w:hanging="360"/>
-      </w:pPr>
-      <w:rPr>
-        <w:u w:val="none"/>
-      </w:rPr>
-    </w:lvl>
-    <w:lvl w:ilvl="7">
-      <w:start w:val="1"/>
-      <w:numFmt w:val="lowerLetter"/>
-      <w:lvlText w:val="%8."/>
-      <w:lvlJc w:val="left"/>
-      <w:pPr>
-        <w:ind w:left="5760" w:hanging="360"/>
-      </w:pPr>
-      <w:rPr>
-        <w:u w:val="none"/>
-      </w:rPr>
-    </w:lvl>
-    <w:lvl w:ilvl="8">
-      <w:start w:val="1"/>
-      <w:numFmt w:val="lowerRoman"/>
-      <w:lvlText w:val="%9."/>
-      <w:lvlJc w:val="left"/>
-      <w:pPr>
-        <w:ind w:left="6480" w:hanging="360"/>
-      </w:pPr>
-      <w:rPr>
-        <w:u w:val="none"/>
-      </w:rPr>
-    </w:lvl>
-  </w:abstractNum>
-  <w:abstractNum w:abstractNumId="24">
-    <w:lvl w:ilvl="0">
-      <w:start w:val="1"/>
-      <w:numFmt w:val="decimal"/>
-      <w:lvlText w:val="%1."/>
-      <w:lvlJc w:val="left"/>
-      <w:pPr>
-        <w:ind w:left="720" w:hanging="360"/>
-      </w:pPr>
-      <w:rPr>
-        <w:u w:val="none"/>
-      </w:rPr>
-    </w:lvl>
-    <w:lvl w:ilvl="1">
-      <w:start w:val="1"/>
-      <w:numFmt w:val="lowerLetter"/>
-      <w:lvlText w:val="%2."/>
-      <w:lvlJc w:val="left"/>
-      <w:pPr>
-        <w:ind w:left="1440" w:hanging="360"/>
-      </w:pPr>
-      <w:rPr>
-        <w:u w:val="none"/>
-      </w:rPr>
-    </w:lvl>
-    <w:lvl w:ilvl="2">
-      <w:start w:val="1"/>
-      <w:numFmt w:val="lowerRoman"/>
-      <w:lvlText w:val="%3."/>
-      <w:lvlJc w:val="left"/>
-      <w:pPr>
-        <w:ind w:left="2160" w:hanging="360"/>
-      </w:pPr>
-      <w:rPr>
-        <w:u w:val="none"/>
-      </w:rPr>
-    </w:lvl>
-    <w:lvl w:ilvl="3">
-      <w:start w:val="1"/>
-      <w:numFmt w:val="decimal"/>
-      <w:lvlText w:val="%4."/>
-      <w:lvlJc w:val="left"/>
-      <w:pPr>
-        <w:ind w:left="2880" w:hanging="360"/>
-      </w:pPr>
-      <w:rPr>
-        <w:u w:val="none"/>
-      </w:rPr>
-    </w:lvl>
-    <w:lvl w:ilvl="4">
-      <w:start w:val="1"/>
-      <w:numFmt w:val="lowerLetter"/>
-      <w:lvlText w:val="%5."/>
-      <w:lvlJc w:val="left"/>
-      <w:pPr>
-        <w:ind w:left="3600" w:hanging="360"/>
-      </w:pPr>
-      <w:rPr>
-        <w:u w:val="none"/>
-      </w:rPr>
-    </w:lvl>
-    <w:lvl w:ilvl="5">
-      <w:start w:val="1"/>
-      <w:numFmt w:val="lowerRoman"/>
-      <w:lvlText w:val="%6."/>
-      <w:lvlJc w:val="left"/>
-      <w:pPr>
-        <w:ind w:left="4320" w:hanging="360"/>
-      </w:pPr>
-      <w:rPr>
-        <w:u w:val="none"/>
-      </w:rPr>
-    </w:lvl>
-    <w:lvl w:ilvl="6">
-      <w:start w:val="1"/>
-      <w:numFmt w:val="decimal"/>
-      <w:lvlText w:val="%7."/>
-      <w:lvlJc w:val="left"/>
-      <w:pPr>
-        <w:ind w:left="5040" w:hanging="360"/>
-      </w:pPr>
-      <w:rPr>
-        <w:u w:val="none"/>
-      </w:rPr>
-    </w:lvl>
-    <w:lvl w:ilvl="7">
-      <w:start w:val="1"/>
-      <w:numFmt w:val="lowerLetter"/>
-      <w:lvlText w:val="%8."/>
-      <w:lvlJc w:val="left"/>
-      <w:pPr>
-        <w:ind w:left="5760" w:hanging="360"/>
-      </w:pPr>
-      <w:rPr>
-        <w:u w:val="none"/>
-      </w:rPr>
-    </w:lvl>
-    <w:lvl w:ilvl="8">
-      <w:start w:val="1"/>
-      <w:numFmt w:val="lowerRoman"/>
-      <w:lvlText w:val="%9."/>
-      <w:lvlJc w:val="left"/>
-      <w:pPr>
-        <w:ind w:left="6480" w:hanging="360"/>
-      </w:pPr>
-      <w:rPr>
-        <w:u w:val="none"/>
-      </w:rPr>
-    </w:lvl>
-  </w:abstractNum>
-  <w:abstractNum w:abstractNumId="25">
-    <w:lvl w:ilvl="0">
-      <w:start w:val="7"/>
-      <w:numFmt w:val="decimal"/>
-      <w:lvlText w:val="%1."/>
-      <w:lvlJc w:val="left"/>
-      <w:pPr>
-        <w:ind w:left="720" w:hanging="360"/>
-      </w:pPr>
-      <w:rPr>
-        <w:u w:val="none"/>
-      </w:rPr>
-    </w:lvl>
-    <w:lvl w:ilvl="1">
-      <w:start w:val="1"/>
-      <w:numFmt w:val="lowerLetter"/>
-      <w:lvlText w:val="%2."/>
-      <w:lvlJc w:val="left"/>
-      <w:pPr>
-        <w:ind w:left="1440" w:hanging="360"/>
-      </w:pPr>
-      <w:rPr>
-        <w:u w:val="none"/>
-      </w:rPr>
-    </w:lvl>
-    <w:lvl w:ilvl="2">
-      <w:start w:val="1"/>
-      <w:numFmt w:val="lowerRoman"/>
-      <w:lvlText w:val="%3."/>
-      <w:lvlJc w:val="left"/>
-      <w:pPr>
-        <w:ind w:left="2160" w:hanging="360"/>
-      </w:pPr>
-      <w:rPr>
-        <w:u w:val="none"/>
-      </w:rPr>
-    </w:lvl>
-    <w:lvl w:ilvl="3">
-      <w:start w:val="1"/>
-      <w:numFmt w:val="decimal"/>
-      <w:lvlText w:val="%4."/>
-      <w:lvlJc w:val="left"/>
-      <w:pPr>
-        <w:ind w:left="2880" w:hanging="360"/>
-      </w:pPr>
-      <w:rPr>
-        <w:u w:val="none"/>
-      </w:rPr>
-    </w:lvl>
-    <w:lvl w:ilvl="4">
-      <w:start w:val="1"/>
-      <w:numFmt w:val="lowerLetter"/>
-      <w:lvlText w:val="%5."/>
-      <w:lvlJc w:val="left"/>
-      <w:pPr>
-        <w:ind w:left="3600" w:hanging="360"/>
-      </w:pPr>
-      <w:rPr>
-        <w:u w:val="none"/>
-      </w:rPr>
-    </w:lvl>
-    <w:lvl w:ilvl="5">
-      <w:start w:val="1"/>
-      <w:numFmt w:val="lowerRoman"/>
-      <w:lvlText w:val="%6."/>
-      <w:lvlJc w:val="left"/>
-      <w:pPr>
-        <w:ind w:left="4320" w:hanging="360"/>
-      </w:pPr>
-      <w:rPr>
-        <w:u w:val="none"/>
-      </w:rPr>
-    </w:lvl>
-    <w:lvl w:ilvl="6">
-      <w:start w:val="1"/>
-      <w:numFmt w:val="decimal"/>
-      <w:lvlText w:val="%7."/>
-      <w:lvlJc w:val="left"/>
-      <w:pPr>
-        <w:ind w:left="5040" w:hanging="360"/>
-      </w:pPr>
-      <w:rPr>
-        <w:u w:val="none"/>
-      </w:rPr>
-    </w:lvl>
-    <w:lvl w:ilvl="7">
-      <w:start w:val="1"/>
-      <w:numFmt w:val="lowerLetter"/>
-      <w:lvlText w:val="%8."/>
-      <w:lvlJc w:val="left"/>
-      <w:pPr>
-        <w:ind w:left="5760" w:hanging="360"/>
-      </w:pPr>
-      <w:rPr>
-        <w:u w:val="none"/>
-      </w:rPr>
-    </w:lvl>
-    <w:lvl w:ilvl="8">
-      <w:start w:val="1"/>
-      <w:numFmt w:val="lowerRoman"/>
-      <w:lvlText w:val="%9."/>
-      <w:lvlJc w:val="left"/>
-      <w:pPr>
-        <w:ind w:left="6480" w:hanging="360"/>
-      </w:pPr>
-      <w:rPr>
-        <w:u w:val="none"/>
-      </w:rPr>
-    </w:lvl>
-  </w:abstractNum>
-  <w:abstractNum w:abstractNumId="26">
-    <w:lvl w:ilvl="0">
-      <w:start w:val="1"/>
-      <w:numFmt w:val="bullet"/>
-      <w:lvlText w:val="●"/>
-      <w:lvlJc w:val="left"/>
-      <w:pPr>
-        <w:ind w:left="720" w:hanging="360"/>
-      </w:pPr>
-      <w:rPr>
-        <w:u w:val="none"/>
-      </w:rPr>
-    </w:lvl>
-    <w:lvl w:ilvl="1">
-      <w:start w:val="1"/>
-      <w:numFmt w:val="bullet"/>
-      <w:lvlText w:val="○"/>
-      <w:lvlJc w:val="left"/>
-      <w:pPr>
-        <w:ind w:left="1440" w:hanging="360"/>
-      </w:pPr>
-      <w:rPr>
-        <w:u w:val="none"/>
-      </w:rPr>
-    </w:lvl>
-    <w:lvl w:ilvl="2">
-      <w:start w:val="1"/>
-      <w:numFmt w:val="bullet"/>
-      <w:lvlText w:val="■"/>
-      <w:lvlJc w:val="left"/>
-      <w:pPr>
-        <w:ind w:left="2160" w:hanging="360"/>
-      </w:pPr>
-      <w:rPr>
-        <w:u w:val="none"/>
-      </w:rPr>
-    </w:lvl>
-    <w:lvl w:ilvl="3">
-      <w:start w:val="1"/>
-      <w:numFmt w:val="bullet"/>
-      <w:lvlText w:val="●"/>
-      <w:lvlJc w:val="left"/>
-      <w:pPr>
-        <w:ind w:left="2880" w:hanging="360"/>
-      </w:pPr>
-      <w:rPr>
-        <w:u w:val="none"/>
-      </w:rPr>
-    </w:lvl>
-    <w:lvl w:ilvl="4">
-      <w:start w:val="1"/>
-      <w:numFmt w:val="bullet"/>
-      <w:lvlText w:val="○"/>
-      <w:lvlJc w:val="left"/>
-      <w:pPr>
-        <w:ind w:left="3600" w:hanging="360"/>
-      </w:pPr>
-      <w:rPr>
-        <w:u w:val="none"/>
-      </w:rPr>
-    </w:lvl>
-    <w:lvl w:ilvl="5">
-      <w:start w:val="1"/>
-      <w:numFmt w:val="bullet"/>
-      <w:lvlText w:val="■"/>
-      <w:lvlJc w:val="left"/>
-      <w:pPr>
-        <w:ind w:left="4320" w:hanging="360"/>
-      </w:pPr>
-      <w:rPr>
-        <w:u w:val="none"/>
-      </w:rPr>
-    </w:lvl>
-    <w:lvl w:ilvl="6">
-      <w:start w:val="1"/>
-      <w:numFmt w:val="bullet"/>
-      <w:lvlText w:val="●"/>
-      <w:lvlJc w:val="left"/>
-      <w:pPr>
-        <w:ind w:left="5040" w:hanging="360"/>
-      </w:pPr>
-      <w:rPr>
-        <w:u w:val="none"/>
-      </w:rPr>
-    </w:lvl>
-    <w:lvl w:ilvl="7">
-      <w:start w:val="1"/>
-      <w:numFmt w:val="bullet"/>
-      <w:lvlText w:val="○"/>
-      <w:lvlJc w:val="left"/>
-      <w:pPr>
-        <w:ind w:left="5760" w:hanging="360"/>
-      </w:pPr>
-      <w:rPr>
-        <w:u w:val="none"/>
-      </w:rPr>
-    </w:lvl>
-    <w:lvl w:ilvl="8">
-      <w:start w:val="1"/>
-      <w:numFmt w:val="bullet"/>
-      <w:lvlText w:val="■"/>
-      <w:lvlJc w:val="left"/>
-      <w:pPr>
-        <w:ind w:left="6480" w:hanging="360"/>
-      </w:pPr>
-      <w:rPr>
-        <w:u w:val="none"/>
-      </w:rPr>
-    </w:lvl>
-  </w:abstractNum>
   <w:abstractNum w:abstractNumId="27">
     <w:lvl w:ilvl="0">
       <w:start w:val="1"/>
@@ -9606,7 +9415,7 @@
   </w:abstractNum>
   <w:abstractNum w:abstractNumId="28">
     <w:lvl w:ilvl="0">
-      <w:start w:val="8"/>
+      <w:start w:val="1"/>
       <w:numFmt w:val="decimal"/>
       <w:lvlText w:val="%1."/>
       <w:lvlJc w:val="left"/>
@@ -9715,6 +9524,116 @@
     </w:lvl>
   </w:abstractNum>
   <w:abstractNum w:abstractNumId="29">
+    <w:lvl w:ilvl="0">
+      <w:start w:val="1"/>
+      <w:numFmt w:val="bullet"/>
+      <w:lvlText w:val="●"/>
+      <w:lvlJc w:val="left"/>
+      <w:pPr>
+        <w:ind w:left="720" w:hanging="360"/>
+      </w:pPr>
+      <w:rPr>
+        <w:u w:val="none"/>
+      </w:rPr>
+    </w:lvl>
+    <w:lvl w:ilvl="1">
+      <w:start w:val="1"/>
+      <w:numFmt w:val="bullet"/>
+      <w:lvlText w:val="○"/>
+      <w:lvlJc w:val="left"/>
+      <w:pPr>
+        <w:ind w:left="1440" w:hanging="360"/>
+      </w:pPr>
+      <w:rPr>
+        <w:u w:val="none"/>
+      </w:rPr>
+    </w:lvl>
+    <w:lvl w:ilvl="2">
+      <w:start w:val="1"/>
+      <w:numFmt w:val="bullet"/>
+      <w:lvlText w:val="■"/>
+      <w:lvlJc w:val="left"/>
+      <w:pPr>
+        <w:ind w:left="2160" w:hanging="360"/>
+      </w:pPr>
+      <w:rPr>
+        <w:u w:val="none"/>
+      </w:rPr>
+    </w:lvl>
+    <w:lvl w:ilvl="3">
+      <w:start w:val="1"/>
+      <w:numFmt w:val="bullet"/>
+      <w:lvlText w:val="●"/>
+      <w:lvlJc w:val="left"/>
+      <w:pPr>
+        <w:ind w:left="2880" w:hanging="360"/>
+      </w:pPr>
+      <w:rPr>
+        <w:u w:val="none"/>
+      </w:rPr>
+    </w:lvl>
+    <w:lvl w:ilvl="4">
+      <w:start w:val="1"/>
+      <w:numFmt w:val="bullet"/>
+      <w:lvlText w:val="○"/>
+      <w:lvlJc w:val="left"/>
+      <w:pPr>
+        <w:ind w:left="3600" w:hanging="360"/>
+      </w:pPr>
+      <w:rPr>
+        <w:u w:val="none"/>
+      </w:rPr>
+    </w:lvl>
+    <w:lvl w:ilvl="5">
+      <w:start w:val="1"/>
+      <w:numFmt w:val="bullet"/>
+      <w:lvlText w:val="■"/>
+      <w:lvlJc w:val="left"/>
+      <w:pPr>
+        <w:ind w:left="4320" w:hanging="360"/>
+      </w:pPr>
+      <w:rPr>
+        <w:u w:val="none"/>
+      </w:rPr>
+    </w:lvl>
+    <w:lvl w:ilvl="6">
+      <w:start w:val="1"/>
+      <w:numFmt w:val="bullet"/>
+      <w:lvlText w:val="●"/>
+      <w:lvlJc w:val="left"/>
+      <w:pPr>
+        <w:ind w:left="5040" w:hanging="360"/>
+      </w:pPr>
+      <w:rPr>
+        <w:u w:val="none"/>
+      </w:rPr>
+    </w:lvl>
+    <w:lvl w:ilvl="7">
+      <w:start w:val="1"/>
+      <w:numFmt w:val="bullet"/>
+      <w:lvlText w:val="○"/>
+      <w:lvlJc w:val="left"/>
+      <w:pPr>
+        <w:ind w:left="5760" w:hanging="360"/>
+      </w:pPr>
+      <w:rPr>
+        <w:u w:val="none"/>
+      </w:rPr>
+    </w:lvl>
+    <w:lvl w:ilvl="8">
+      <w:start w:val="1"/>
+      <w:numFmt w:val="bullet"/>
+      <w:lvlText w:val="■"/>
+      <w:lvlJc w:val="left"/>
+      <w:pPr>
+        <w:ind w:left="6480" w:hanging="360"/>
+      </w:pPr>
+      <w:rPr>
+        <w:u w:val="none"/>
+      </w:rPr>
+    </w:lvl>
+  </w:abstractNum>
+  <w:abstractNum w:abstractNumId="30">
     <w:lvl w:ilvl="0">
       <w:start w:val="3"/>
       <w:numFmt w:val="decimal"/>
@@ -9824,121 +9743,11 @@
       </w:rPr>
     </w:lvl>
   </w:abstractNum>
-  <w:abstractNum w:abstractNumId="30">
-    <w:lvl w:ilvl="0">
-      <w:start w:val="1"/>
-      <w:numFmt w:val="bullet"/>
-      <w:lvlText w:val="●"/>
-      <w:lvlJc w:val="left"/>
-      <w:pPr>
-        <w:ind w:left="720" w:hanging="360"/>
-      </w:pPr>
-      <w:rPr>
-        <w:u w:val="none"/>
-      </w:rPr>
-    </w:lvl>
-    <w:lvl w:ilvl="1">
-      <w:start w:val="1"/>
-      <w:numFmt w:val="bullet"/>
-      <w:lvlText w:val="○"/>
-      <w:lvlJc w:val="left"/>
-      <w:pPr>
-        <w:ind w:left="1440" w:hanging="360"/>
-      </w:pPr>
-      <w:rPr>
-        <w:u w:val="none"/>
-      </w:rPr>
-    </w:lvl>
-    <w:lvl w:ilvl="2">
-      <w:start w:val="1"/>
-      <w:numFmt w:val="bullet"/>
-      <w:lvlText w:val="■"/>
-      <w:lvlJc w:val="left"/>
-      <w:pPr>
-        <w:ind w:left="2160" w:hanging="360"/>
-      </w:pPr>
-      <w:rPr>
-        <w:u w:val="none"/>
-      </w:rPr>
-    </w:lvl>
-    <w:lvl w:ilvl="3">
-      <w:start w:val="1"/>
-      <w:numFmt w:val="bullet"/>
-      <w:lvlText w:val="●"/>
-      <w:lvlJc w:val="left"/>
-      <w:pPr>
-        <w:ind w:left="2880" w:hanging="360"/>
-      </w:pPr>
-      <w:rPr>
-        <w:u w:val="none"/>
-      </w:rPr>
-    </w:lvl>
-    <w:lvl w:ilvl="4">
-      <w:start w:val="1"/>
-      <w:numFmt w:val="bullet"/>
-      <w:lvlText w:val="○"/>
-      <w:lvlJc w:val="left"/>
-      <w:pPr>
-        <w:ind w:left="3600" w:hanging="360"/>
-      </w:pPr>
-      <w:rPr>
-        <w:u w:val="none"/>
-      </w:rPr>
-    </w:lvl>
-    <w:lvl w:ilvl="5">
-      <w:start w:val="1"/>
-      <w:numFmt w:val="bullet"/>
-      <w:lvlText w:val="■"/>
-      <w:lvlJc w:val="left"/>
-      <w:pPr>
-        <w:ind w:left="4320" w:hanging="360"/>
-      </w:pPr>
-      <w:rPr>
-        <w:u w:val="none"/>
-      </w:rPr>
-    </w:lvl>
-    <w:lvl w:ilvl="6">
-      <w:start w:val="1"/>
-      <w:numFmt w:val="bullet"/>
-      <w:lvlText w:val="●"/>
-      <w:lvlJc w:val="left"/>
-      <w:pPr>
-        <w:ind w:left="5040" w:hanging="360"/>
-      </w:pPr>
-      <w:rPr>
-        <w:u w:val="none"/>
-      </w:rPr>
-    </w:lvl>
-    <w:lvl w:ilvl="7">
-      <w:start w:val="1"/>
-      <w:numFmt w:val="bullet"/>
-      <w:lvlText w:val="○"/>
-      <w:lvlJc w:val="left"/>
-      <w:pPr>
-        <w:ind w:left="5760" w:hanging="360"/>
-      </w:pPr>
-      <w:rPr>
-        <w:u w:val="none"/>
-      </w:rPr>
-    </w:lvl>
-    <w:lvl w:ilvl="8">
-      <w:start w:val="1"/>
-      <w:numFmt w:val="bullet"/>
-      <w:lvlText w:val="■"/>
-      <w:lvlJc w:val="left"/>
-      <w:pPr>
-        <w:ind w:left="6480" w:hanging="360"/>
-      </w:pPr>
-      <w:rPr>
-        <w:u w:val="none"/>
-      </w:rPr>
-    </w:lvl>
-  </w:abstractNum>
   <w:abstractNum w:abstractNumId="31">
     <w:lvl w:ilvl="0">
       <w:start w:val="1"/>
-      <w:numFmt w:val="bullet"/>
-      <w:lvlText w:val="●"/>
+      <w:numFmt w:val="decimal"/>
+      <w:lvlText w:val="%1."/>
       <w:lvlJc w:val="left"/>
       <w:pPr>
         <w:ind w:left="720" w:hanging="360"/>
@@ -9949,8 +9758,8 @@
     </w:lvl>
     <w:lvl w:ilvl="1">
       <w:start w:val="1"/>
-      <w:numFmt w:val="bullet"/>
-      <w:lvlText w:val="○"/>
+      <w:numFmt w:val="lowerLetter"/>
+      <w:lvlText w:val="%2."/>
       <w:lvlJc w:val="left"/>
       <w:pPr>
         <w:ind w:left="1440" w:hanging="360"/>
@@ -9961,8 +9770,8 @@
     </w:lvl>
     <w:lvl w:ilvl="2">
       <w:start w:val="1"/>
-      <w:numFmt w:val="bullet"/>
-      <w:lvlText w:val="■"/>
+      <w:numFmt w:val="lowerRoman"/>
+      <w:lvlText w:val="%3."/>
       <w:lvlJc w:val="left"/>
       <w:pPr>
         <w:ind w:left="2160" w:hanging="360"/>
@@ -9973,8 +9782,8 @@
     </w:lvl>
     <w:lvl w:ilvl="3">
       <w:start w:val="1"/>
-      <w:numFmt w:val="bullet"/>
-      <w:lvlText w:val="●"/>
+      <w:numFmt w:val="decimal"/>
+      <w:lvlText w:val="%4."/>
       <w:lvlJc w:val="left"/>
       <w:pPr>
         <w:ind w:left="2880" w:hanging="360"/>
@@ -9985,8 +9794,8 @@
     </w:lvl>
     <w:lvl w:ilvl="4">
       <w:start w:val="1"/>
-      <w:numFmt w:val="bullet"/>
-      <w:lvlText w:val="○"/>
+      <w:numFmt w:val="lowerLetter"/>
+      <w:lvlText w:val="%5."/>
       <w:lvlJc w:val="left"/>
       <w:pPr>
         <w:ind w:left="3600" w:hanging="360"/>
@@ -9997,8 +9806,8 @@
     </w:lvl>
     <w:lvl w:ilvl="5">
       <w:start w:val="1"/>
-      <w:numFmt w:val="bullet"/>
-      <w:lvlText w:val="■"/>
+      <w:numFmt w:val="lowerRoman"/>
+      <w:lvlText w:val="%6."/>
       <w:lvlJc w:val="left"/>
       <w:pPr>
         <w:ind w:left="4320" w:hanging="360"/>
@@ -10009,8 +9818,8 @@
     </w:lvl>
     <w:lvl w:ilvl="6">
       <w:start w:val="1"/>
-      <w:numFmt w:val="bullet"/>
-      <w:lvlText w:val="●"/>
+      <w:numFmt w:val="decimal"/>
+      <w:lvlText w:val="%7."/>
       <w:lvlJc w:val="left"/>
       <w:pPr>
         <w:ind w:left="5040" w:hanging="360"/>
@@ -10021,8 +9830,8 @@
     </w:lvl>
     <w:lvl w:ilvl="7">
       <w:start w:val="1"/>
-      <w:numFmt w:val="bullet"/>
-      <w:lvlText w:val="○"/>
+      <w:numFmt w:val="lowerLetter"/>
+      <w:lvlText w:val="%8."/>
       <w:lvlJc w:val="left"/>
       <w:pPr>
         <w:ind w:left="5760" w:hanging="360"/>
@@ -10033,8 +9842,8 @@
     </w:lvl>
     <w:lvl w:ilvl="8">
       <w:start w:val="1"/>
-      <w:numFmt w:val="bullet"/>
-      <w:lvlText w:val="■"/>
+      <w:numFmt w:val="lowerRoman"/>
+      <w:lvlText w:val="%9."/>
       <w:lvlJc w:val="left"/>
       <w:pPr>
         <w:ind w:left="6480" w:hanging="360"/>
@@ -10157,8 +9966,8 @@
   <w:abstractNum w:abstractNumId="33">
     <w:lvl w:ilvl="0">
       <w:start w:val="1"/>
-      <w:numFmt w:val="bullet"/>
-      <w:lvlText w:val="●"/>
+      <w:numFmt w:val="decimal"/>
+      <w:lvlText w:val="%1."/>
       <w:lvlJc w:val="left"/>
       <w:pPr>
         <w:ind w:left="720" w:hanging="360"/>
@@ -10169,8 +9978,8 @@
     </w:lvl>
     <w:lvl w:ilvl="1">
       <w:start w:val="1"/>
-      <w:numFmt w:val="bullet"/>
-      <w:lvlText w:val="○"/>
+      <w:numFmt w:val="lowerLetter"/>
+      <w:lvlText w:val="%2."/>
       <w:lvlJc w:val="left"/>
       <w:pPr>
         <w:ind w:left="1440" w:hanging="360"/>
@@ -10181,8 +9990,8 @@
     </w:lvl>
     <w:lvl w:ilvl="2">
       <w:start w:val="1"/>
-      <w:numFmt w:val="bullet"/>
-      <w:lvlText w:val="■"/>
+      <w:numFmt w:val="lowerRoman"/>
+      <w:lvlText w:val="%3."/>
       <w:lvlJc w:val="left"/>
       <w:pPr>
         <w:ind w:left="2160" w:hanging="360"/>
@@ -10193,8 +10002,8 @@
     </w:lvl>
     <w:lvl w:ilvl="3">
       <w:start w:val="1"/>
-      <w:numFmt w:val="bullet"/>
-      <w:lvlText w:val="●"/>
+      <w:numFmt w:val="decimal"/>
+      <w:lvlText w:val="%4."/>
       <w:lvlJc w:val="left"/>
       <w:pPr>
         <w:ind w:left="2880" w:hanging="360"/>
@@ -10205,8 +10014,8 @@
     </w:lvl>
     <w:lvl w:ilvl="4">
       <w:start w:val="1"/>
-      <w:numFmt w:val="bullet"/>
-      <w:lvlText w:val="○"/>
+      <w:numFmt w:val="lowerLetter"/>
+      <w:lvlText w:val="%5."/>
       <w:lvlJc w:val="left"/>
       <w:pPr>
         <w:ind w:left="3600" w:hanging="360"/>
@@ -10217,8 +10026,8 @@
     </w:lvl>
     <w:lvl w:ilvl="5">
       <w:start w:val="1"/>
-      <w:numFmt w:val="bullet"/>
-      <w:lvlText w:val="■"/>
+      <w:numFmt w:val="lowerRoman"/>
+      <w:lvlText w:val="%6."/>
       <w:lvlJc w:val="left"/>
       <w:pPr>
         <w:ind w:left="4320" w:hanging="360"/>
@@ -10229,8 +10038,8 @@
     </w:lvl>
     <w:lvl w:ilvl="6">
       <w:start w:val="1"/>
-      <w:numFmt w:val="bullet"/>
-      <w:lvlText w:val="●"/>
+      <w:numFmt w:val="decimal"/>
+      <w:lvlText w:val="%7."/>
       <w:lvlJc w:val="left"/>
       <w:pPr>
         <w:ind w:left="5040" w:hanging="360"/>
@@ -10241,8 +10050,8 @@
     </w:lvl>
     <w:lvl w:ilvl="7">
       <w:start w:val="1"/>
-      <w:numFmt w:val="bullet"/>
-      <w:lvlText w:val="○"/>
+      <w:numFmt w:val="lowerLetter"/>
+      <w:lvlText w:val="%8."/>
       <w:lvlJc w:val="left"/>
       <w:pPr>
         <w:ind w:left="5760" w:hanging="360"/>
@@ -10253,8 +10062,8 @@
     </w:lvl>
     <w:lvl w:ilvl="8">
       <w:start w:val="1"/>
-      <w:numFmt w:val="bullet"/>
-      <w:lvlText w:val="■"/>
+      <w:numFmt w:val="lowerRoman"/>
+      <w:lvlText w:val="%9."/>
       <w:lvlJc w:val="left"/>
       <w:pPr>
         <w:ind w:left="6480" w:hanging="360"/>
@@ -10266,7 +10075,7 @@
   </w:abstractNum>
   <w:abstractNum w:abstractNumId="34">
     <w:lvl w:ilvl="0">
-      <w:start w:val="1"/>
+      <w:start w:val="8"/>
       <w:numFmt w:val="decimal"/>
       <w:lvlText w:val="%1."/>
       <w:lvlJc w:val="left"/>
